--- a/assets/forms/travel_consent_standard.docx
+++ b/assets/forms/travel_consent_standard.docx
@@ -2,6 +2,40 @@
 <file path=word/document.xml><?xml version="1.0" encoding="utf-8"?>
 <w:document xmlns:wpc="http://schemas.microsoft.com/office/word/2010/wordprocessingCanvas" xmlns:mc="http://schemas.openxmlformats.org/markup-compatibility/2006" xmlns:o="urn:schemas-microsoft-com:office:office" xmlns:r="http://schemas.openxmlformats.org/officeDocument/2006/relationships" xmlns:m="http://schemas.openxmlformats.org/officeDocument/2006/math" xmlns:v="urn:schemas-microsoft-com:vml" xmlns:wp14="http://schemas.microsoft.com/office/word/2010/wordprocessingDrawing" xmlns:wp="http://schemas.openxmlformats.org/drawingml/2006/wordprocessingDrawing" xmlns:w10="urn:schemas-microsoft-com:office:word" xmlns:w="http://schemas.openxmlformats.org/wordprocessingml/2006/main" xmlns:w14="http://schemas.microsoft.com/office/word/2010/wordml" xmlns:w15="http://schemas.microsoft.com/office/word/2012/wordml" xmlns:wpg="http://schemas.microsoft.com/office/word/2010/wordprocessingGroup" xmlns:wpi="http://schemas.microsoft.com/office/word/2010/wordprocessingInk" xmlns:wne="http://schemas.microsoft.com/office/word/2006/wordml" xmlns:wps="http://schemas.microsoft.com/office/word/2010/wordprocessingShape" xmlns:cx="http://schemas.microsoft.com/office/drawing/2014/chartex" xmlns:cx1="http://schemas.microsoft.com/office/drawing/2015/9/8/chartex" xmlns:cx2="http://schemas.microsoft.com/office/drawing/2015/10/21/chartex" xmlns:cx3="http://schemas.microsoft.com/office/drawing/2016/5/9/chartex" xmlns:cx4="http://schemas.microsoft.com/office/drawing/2016/5/10/chartex" xmlns:cx5="http://schemas.microsoft.com/office/drawing/2016/5/11/chartex" xmlns:cx6="http://schemas.microsoft.com/office/drawing/2016/5/12/chartex" xmlns:cx7="http://schemas.microsoft.com/office/drawing/2016/5/13/chartex" xmlns:cx8="http://schemas.microsoft.com/office/drawing/2016/5/14/chartex" xmlns:aink="http://schemas.microsoft.com/office/drawing/2016/ink" xmlns:am3d="http://schemas.microsoft.com/office/drawing/2017/model3d" xmlns:w16cex="http://schemas.microsoft.com/office/word/2018/wordml/cex" xmlns:w16cid="http://schemas.microsoft.com/office/word/2016/wordml/cid" xmlns:w16="http://schemas.microsoft.com/office/word/2018/wordml" xmlns:w16sdtdh="http://schemas.microsoft.com/office/word/2020/wordml/sdtdatahash" xmlns:w16se="http://schemas.microsoft.com/office/word/2015/wordml/symex" mc:Ignorable="w14 w15 wp14">
   <w:body>
+    <w:p>
+      <w:pPr>
+        <w:spacing w:after="240" w:before="120"/>
+        <w:jc w:val="center"/>
+      </w:pPr>
+      <w:r>
+        <w:rPr>
+          <w:rFonts w:ascii="Calibri" w:cs="Calibri" w:eastAsia="Calibri" w:hAnsi="Calibri"/>
+          <w:b/>
+          <w:bCs/>
+          <w:color w:val="01696F"/>
+          <w:sz w:val="32"/>
+          <w:szCs w:val="32"/>
+        </w:rPr>
+        <w:t xml:space="preserve">TRAVEL CONSENT LETTER FOR MINOR</w:t>
+      </w:r>
+    </w:p>
+    <w:p>
+      <w:pPr>
+        <w:spacing w:after="400"/>
+        <w:jc w:val="center"/>
+      </w:pPr>
+      <w:r>
+        <w:rPr>
+          <w:rFonts w:ascii="Calibri" w:cs="Calibri" w:eastAsia="Calibri" w:hAnsi="Calibri"/>
+          <w:i/>
+          <w:iCs/>
+          <w:color w:val="7A7974"/>
+          <w:sz w:val="22"/>
+          <w:szCs w:val="22"/>
+        </w:rPr>
+        <w:t xml:space="preserve">Standard Round-Trip — Instructions</w:t>
+      </w:r>
+    </w:p>
     <w:p>
       <w:pPr>
         <w:shd w:fill="F7F6F2" w:val="clear"/>
@@ -17,13 +51,13 @@
           <w:sz w:val="20"/>
           <w:szCs w:val="20"/>
         </w:rPr>
-        <w:t xml:space="preserve">IMPORTANT — READ BEFORE USING THIS TEMPLATE</w:t>
+        <w:t xml:space="preserve">READ BEFORE USING THIS TEMPLATE</w:t>
       </w:r>
     </w:p>
     <w:p>
       <w:pPr>
         <w:shd w:fill="F7F6F2" w:val="clear"/>
-        <w:spacing w:after="60"/>
+        <w:spacing w:after="240"/>
         <w:ind w:left="120" w:right="120"/>
       </w:pPr>
       <w:r>
@@ -32,23 +66,10 @@
           <w:i/>
           <w:iCs/>
           <w:color w:val="7A7974"/>
-          <w:sz w:val="18"/>
-          <w:szCs w:val="18"/>
-        </w:rPr>
-        <w:t xml:space="preserve">This is a self-help template Mobile American Notary provides as a courtesy. We are a notary public service — we notarize signatures only. We do not provide legal advice, do not select which template applies to your situation, and do not fill in substantive content on your behalf. If your situation involves a custody dispute, sole custody, a deceased parent, unusual travel arrangements, or competing court orders, consult a family-law attorney before signing.</w:t>
-      </w:r>
-    </w:p>
-    <w:p>
-      <w:pPr>
-        <w:spacing w:after="120"/>
-      </w:pPr>
-      <w:r>
-        <w:rPr>
-          <w:rFonts w:ascii="Calibri" w:cs="Calibri" w:eastAsia="Calibri" w:hAnsi="Calibri"/>
           <w:sz w:val="20"/>
           <w:szCs w:val="20"/>
         </w:rPr>
-        <w:t xml:space="preserve"/>
+        <w:t xml:space="preserve">This is a generic self-help template. It is not legal advice. It is not guaranteed to be accepted by any specific border officer, airline, embassy, consulate, or foreign authority. Whether this template fits your situation is a legal question. If the minor's situation involves a custody dispute, sole custody, a deceased parent, unusual travel arrangements, or competing court orders, consult a licensed family-law attorney before signing.</w:t>
       </w:r>
     </w:p>
     <w:p>
@@ -86,7 +107,7 @@
           <w:sz w:val="20"/>
           <w:szCs w:val="20"/>
         </w:rPr>
-        <w:t xml:space="preserve">NOTARY INSTRUCTION: </w:t>
+        <w:t xml:space="preserve">SCOPE: </w:t>
       </w:r>
       <w:r>
         <w:rPr>
@@ -97,7 +118,7 @@
           <w:sz w:val="20"/>
           <w:szCs w:val="20"/>
         </w:rPr>
-        <w:t xml:space="preserve">This is Mobile American Notary's "Standard Round-Trip" consent template — one accompanying adult, one destination, one return-by date. If travel involves multiple countries, multiple accompanying adults on different legs, or split custody arrangements, use the "Complex Multi-Leg" template instead.</w:t>
+        <w:t xml:space="preserve">This is the "Standard Round-Trip" version — one minor, one accompanying adult, one destination country, one return-by date. If travel involves multiple countries, multiple accompanying adults on different legs, or split custody arrangements, use the "Complex Multi-Leg" version instead.</w:t>
       </w:r>
     </w:p>
     <w:p>
@@ -118,7 +139,7 @@
           <w:sz w:val="20"/>
           <w:szCs w:val="20"/>
         </w:rPr>
-        <w:t xml:space="preserve">NOTARY INSTRUCTION: </w:t>
+        <w:t xml:space="preserve">CLIENT: </w:t>
       </w:r>
       <w:r>
         <w:rPr>
@@ -129,7 +150,7 @@
           <w:sz w:val="20"/>
           <w:szCs w:val="20"/>
         </w:rPr>
-        <w:t xml:space="preserve">Client instruction: Open in Word, "Save As" with your family name + travel date (e.g. "Smith_TravelConsent_2026-07-15.docx"), then fill in the blanks. Print single-sided.</w:t>
+        <w:t xml:space="preserve">Open in Word, "Save As" with the family name and travel date (for example "Smith_TravelConsent_2026-07-15.docx"), then fill in the blanks. Print single-sided. Do not sign until you are in front of a Notary Public.</w:t>
       </w:r>
     </w:p>
     <w:p>
@@ -150,7 +171,7 @@
           <w:sz w:val="20"/>
           <w:szCs w:val="20"/>
         </w:rPr>
-        <w:t xml:space="preserve">NOTARY INSTRUCTION: </w:t>
+        <w:t xml:space="preserve">NOTARY: </w:t>
       </w:r>
       <w:r>
         <w:rPr>
@@ -161,7 +182,7 @@
           <w:sz w:val="20"/>
           <w:szCs w:val="20"/>
         </w:rPr>
-        <w:t xml:space="preserve">Notary instruction: Identify each signer per California ID requirements, have them sign in your presence, then attach the California All-Purpose Acknowledgment on the last page. Journal each signer. If both parents sign at different times or locations, use a separate acknowledgment for each.</w:t>
+        <w:t xml:space="preserve">Identify each signer per California ID requirements, have them sign in your presence, then attach the California All-Purpose Acknowledgment on the last page. Journal each signer. If both parents sign at different times or locations, use a separate acknowledgment for each signature.</w:t>
       </w:r>
     </w:p>
     <w:p>
@@ -182,7 +203,7 @@
           <w:sz w:val="20"/>
           <w:szCs w:val="20"/>
         </w:rPr>
-        <w:t xml:space="preserve">NOTARY INSTRUCTION: </w:t>
+        <w:t xml:space="preserve">APOSTILLE: </w:t>
       </w:r>
       <w:r>
         <w:rPr>
@@ -193,12 +214,17 @@
           <w:sz w:val="20"/>
           <w:szCs w:val="20"/>
         </w:rPr>
-        <w:t xml:space="preserve">For Hague Convention destinations needing an Apostille: acknowledge the signature(s), then the document goes to the California Secretary of State. Do not staple the acknowledgment to the letter — keep it as a separate page that can be apostilled.</w:t>
-      </w:r>
-    </w:p>
-    <w:p>
-      <w:pPr>
-        <w:spacing w:after="240"/>
+        <w:t xml:space="preserve">For Hague Convention destinations requiring an Apostille: acknowledge the signature(s), then the document goes to the California Secretary of State. Do not staple the acknowledgment to the letter — keep it as a separate page that can be apostilled.</w:t>
+      </w:r>
+    </w:p>
+    <w:p>
+      <w:r>
+        <w:br w:type="page"/>
+      </w:r>
+    </w:p>
+    <w:p>
+      <w:pPr>
+        <w:spacing w:after="240" w:before="120"/>
         <w:jc w:val="center"/>
       </w:pPr>
       <w:r>
@@ -211,23 +237,6 @@
           <w:szCs w:val="32"/>
         </w:rPr>
         <w:t xml:space="preserve">TRAVEL CONSENT LETTER FOR MINOR</w:t>
-      </w:r>
-    </w:p>
-    <w:p>
-      <w:pPr>
-        <w:spacing w:after="300"/>
-        <w:jc w:val="center"/>
-      </w:pPr>
-      <w:r>
-        <w:rPr>
-          <w:rFonts w:ascii="Calibri" w:cs="Calibri" w:eastAsia="Calibri" w:hAnsi="Calibri"/>
-          <w:i/>
-          <w:iCs/>
-          <w:color w:val="7A7974"/>
-          <w:sz w:val="22"/>
-          <w:szCs w:val="22"/>
-        </w:rPr>
-        <w:t xml:space="preserve">Standard Round-Trip — Mobile American Notary</w:t>
       </w:r>
     </w:p>
     <w:p>
@@ -303,7 +312,7 @@
           <w:sz w:val="20"/>
           <w:szCs w:val="20"/>
         </w:rPr>
-        <w:t xml:space="preserve">NOTARY INSTRUCTION: </w:t>
+        <w:t xml:space="preserve">NOTE: </w:t>
       </w:r>
       <w:r>
         <w:rPr>
@@ -761,7 +770,7 @@
           <w:sz w:val="20"/>
           <w:szCs w:val="20"/>
         </w:rPr>
-        <w:t xml:space="preserve">NOTARY INSTRUCTION: </w:t>
+        <w:t xml:space="preserve">NOTE: </w:t>
       </w:r>
       <w:r>
         <w:rPr>
@@ -1017,7 +1026,7 @@
           <w:sz w:val="20"/>
           <w:szCs w:val="20"/>
         </w:rPr>
-        <w:t xml:space="preserve">NOTARY INSTRUCTION: </w:t>
+        <w:t xml:space="preserve">IMPORTANT: </w:t>
       </w:r>
       <w:r>
         <w:rPr>
@@ -1028,7 +1037,7 @@
           <w:sz w:val="20"/>
           <w:szCs w:val="20"/>
         </w:rPr>
-        <w:t xml:space="preserve">The "no later than" return date is important. Many border officers treat consent as expiring on that date. If travel plans slip, the consenting parent(s) should sign an updated letter — do not rely on the accompanying adult's verbal explanation at the border.</w:t>
+        <w:t xml:space="preserve">The "no later than" return date matters. Many border officers treat consent as expiring on that date. If travel plans slip, the consenting parent(s) should sign an updated letter — do not rely on the accompanying adult's verbal explanation at the border.</w:t>
       </w:r>
     </w:p>
     <w:p>
@@ -1234,7 +1243,7 @@
           <w:sz w:val="20"/>
           <w:szCs w:val="20"/>
         </w:rPr>
-        <w:t xml:space="preserve">NOTARY INSTRUCTION: </w:t>
+        <w:t xml:space="preserve">NOTARY: </w:t>
       </w:r>
       <w:r>
         <w:rPr>
@@ -1453,7 +1462,14 @@
     </w:p>
     <w:p>
       <w:pPr>
-        <w:spacing w:after="120"/>
+        <w:pBdr>
+          <w:top w:val="single" w:color="28251D" w:sz="8" w:space="6"/>
+          <w:bottom w:val="single" w:color="28251D" w:sz="8" w:space="6"/>
+          <w:left w:val="single" w:color="28251D" w:sz="8" w:space="6"/>
+          <w:right w:val="single" w:color="28251D" w:sz="8" w:space="6"/>
+        </w:pBdr>
+        <w:spacing w:after="200" w:before="60"/>
+        <w:ind w:left="120" w:right="120"/>
       </w:pPr>
       <w:r>
         <w:rPr>
@@ -1687,8 +1703,7 @@
       </w:r>
     </w:p>
     <w:sectPr>
-      <w:headerReference w:type="default" r:id="rId7"/>
-      <w:footerReference w:type="default" r:id="rId8"/>
+      <w:footerReference w:type="default" r:id="rId7"/>
       <w:pgSz w:w="11906" w:h="16838" w:orient="portrait"/>
       <w:pgMar w:top="720" w:right="720" w:bottom="720" w:left="720" w:header="708" w:footer="708" w:gutter="0"/>
       <w:pgNumType/>
@@ -1754,7 +1769,7 @@
         <w:sz w:val="16"/>
         <w:szCs w:val="16"/>
       </w:rPr>
-      <w:t xml:space="preserve">Travel Consent — Standard Round-Trip  ·  Client self-help template  ·  Not legal advice</w:t>
+      <w:t xml:space="preserve">Travel Consent — Standard Round-Trip  ·  Self-help template  ·  Not legal advice</w:t>
     </w:r>
   </w:p>
 </w:ftr>
@@ -1795,25 +1810,6 @@
     </w:p>
   </w:footnote>
 </w:footnotes>
-</file>
-
-<file path=word/header1.xml><?xml version="1.0" encoding="utf-8"?>
-<w:hdr xmlns:wpc="http://schemas.microsoft.com/office/word/2010/wordprocessingCanvas" xmlns:mc="http://schemas.openxmlformats.org/markup-compatibility/2006" xmlns:o="urn:schemas-microsoft-com:office:office" xmlns:r="http://schemas.openxmlformats.org/officeDocument/2006/relationships" xmlns:m="http://schemas.openxmlformats.org/officeDocument/2006/math" xmlns:v="urn:schemas-microsoft-com:vml" xmlns:wp14="http://schemas.microsoft.com/office/word/2010/wordprocessingDrawing" xmlns:wp="http://schemas.openxmlformats.org/drawingml/2006/wordprocessingDrawing" xmlns:w10="urn:schemas-microsoft-com:office:word" xmlns:w="http://schemas.openxmlformats.org/wordprocessingml/2006/main" xmlns:w14="http://schemas.microsoft.com/office/word/2010/wordml" xmlns:w15="http://schemas.microsoft.com/office/word/2012/wordml" xmlns:wpg="http://schemas.microsoft.com/office/word/2010/wordprocessingGroup" xmlns:wpi="http://schemas.microsoft.com/office/word/2010/wordprocessingInk" xmlns:wne="http://schemas.microsoft.com/office/word/2006/wordml" xmlns:wps="http://schemas.microsoft.com/office/word/2010/wordprocessingShape" xmlns:cx="http://schemas.microsoft.com/office/drawing/2014/chartex" xmlns:cx1="http://schemas.microsoft.com/office/drawing/2015/9/8/chartex" xmlns:cx2="http://schemas.microsoft.com/office/drawing/2015/10/21/chartex" xmlns:cx3="http://schemas.microsoft.com/office/drawing/2016/5/9/chartex" xmlns:cx4="http://schemas.microsoft.com/office/drawing/2016/5/10/chartex" xmlns:cx5="http://schemas.microsoft.com/office/drawing/2016/5/11/chartex" xmlns:cx6="http://schemas.microsoft.com/office/drawing/2016/5/12/chartex" xmlns:cx7="http://schemas.microsoft.com/office/drawing/2016/5/13/chartex" xmlns:cx8="http://schemas.microsoft.com/office/drawing/2016/5/14/chartex" xmlns:w16cid="http://schemas.microsoft.com/office/word/2016/wordml/cid" xmlns:w16se="http://schemas.microsoft.com/office/word/2015/wordml/symex">
-  <w:p>
-    <w:pPr>
-      <w:jc w:val="right"/>
-    </w:pPr>
-    <w:r>
-      <w:rPr>
-        <w:rFonts w:ascii="Calibri" w:cs="Calibri" w:eastAsia="Calibri" w:hAnsi="Calibri"/>
-        <w:color w:val="7A7974"/>
-        <w:sz w:val="16"/>
-        <w:szCs w:val="16"/>
-      </w:rPr>
-      <w:t xml:space="preserve">Mobile American Notary  ·  (213) 933‑2507  ·  mobileamericannotary.com</w:t>
-    </w:r>
-  </w:p>
-</w:hdr>
 </file>
 
 <file path=word/numbering.xml><?xml version="1.0" encoding="utf-8"?>

--- a/assets/forms/travel_consent_standard.docx
+++ b/assets/forms/travel_consent_standard.docx
@@ -1769,7 +1769,46 @@
         <w:sz w:val="16"/>
         <w:szCs w:val="16"/>
       </w:rPr>
-      <w:t xml:space="preserve">Travel Consent — Standard Round-Trip  ·  Self-help template  ·  Not legal advice</w:t>
+      <w:t xml:space="preserve">Travel Consent — Standard Round-Trip     Page </w:t>
+    </w:r>
+    <w:r>
+      <w:rPr>
+        <w:rFonts w:ascii="Calibri" w:cs="Calibri" w:eastAsia="Calibri" w:hAnsi="Calibri"/>
+        <w:i/>
+        <w:iCs/>
+        <w:color w:val="7A7974"/>
+        <w:sz w:val="16"/>
+        <w:szCs w:val="16"/>
+      </w:rPr>
+      <w:fldChar w:fldCharType="begin"/>
+      <w:instrText xml:space="preserve">PAGE</w:instrText>
+      <w:fldChar w:fldCharType="separate"/>
+      <w:fldChar w:fldCharType="end"/>
+    </w:r>
+    <w:r>
+      <w:rPr>
+        <w:rFonts w:ascii="Calibri" w:cs="Calibri" w:eastAsia="Calibri" w:hAnsi="Calibri"/>
+        <w:i/>
+        <w:iCs/>
+        <w:color w:val="7A7974"/>
+        <w:sz w:val="16"/>
+        <w:szCs w:val="16"/>
+      </w:rPr>
+      <w:t xml:space="preserve"> of </w:t>
+    </w:r>
+    <w:r>
+      <w:rPr>
+        <w:rFonts w:ascii="Calibri" w:cs="Calibri" w:eastAsia="Calibri" w:hAnsi="Calibri"/>
+        <w:i/>
+        <w:iCs/>
+        <w:color w:val="7A7974"/>
+        <w:sz w:val="16"/>
+        <w:szCs w:val="16"/>
+      </w:rPr>
+      <w:fldChar w:fldCharType="begin"/>
+      <w:instrText xml:space="preserve">NUMPAGES</w:instrText>
+      <w:fldChar w:fldCharType="separate"/>
+      <w:fldChar w:fldCharType="end"/>
     </w:r>
   </w:p>
 </w:ftr>

--- a/assets/forms/travel_consent_standard.docx
+++ b/assets/forms/travel_consent_standard.docx
@@ -1649,59 +1649,103 @@
         <w:t xml:space="preserve"/>
       </w:r>
     </w:p>
-    <w:p>
-      <w:pPr>
-        <w:spacing w:after="160"/>
-      </w:pPr>
-      <w:r>
-        <w:rPr>
-          <w:rFonts w:ascii="Calibri" w:cs="Calibri" w:eastAsia="Calibri" w:hAnsi="Calibri"/>
-          <w:color w:val="28251D"/>
-          <w:sz w:val="22"/>
-          <w:szCs w:val="22"/>
-        </w:rPr>
-        <w:t xml:space="preserve">Signature of Notary Public: </w:t>
-      </w:r>
-      <w:r>
-        <w:rPr>
-          <w:rFonts w:ascii="Calibri" w:cs="Calibri" w:eastAsia="Calibri" w:hAnsi="Calibri"/>
-          <w:sz w:val="22"/>
-          <w:szCs w:val="22"/>
-          <w:u w:val="single" w:color="28251D"/>
-        </w:rPr>
-        <w:t xml:space="preserve">                                             </w:t>
-      </w:r>
-    </w:p>
-    <w:p>
-      <w:pPr>
-        <w:spacing w:after="240"/>
-      </w:pPr>
-      <w:r>
-        <w:rPr>
-          <w:rFonts w:ascii="Calibri" w:cs="Calibri" w:eastAsia="Calibri" w:hAnsi="Calibri"/>
-          <w:sz w:val="22"/>
-          <w:szCs w:val="22"/>
-        </w:rPr>
-        <w:t xml:space="preserve"/>
-      </w:r>
-    </w:p>
-    <w:p>
-      <w:pPr>
-        <w:spacing w:after="120"/>
-        <w:jc w:val="center"/>
-      </w:pPr>
-      <w:r>
-        <w:rPr>
-          <w:rFonts w:ascii="Calibri" w:cs="Calibri" w:eastAsia="Calibri" w:hAnsi="Calibri"/>
-          <w:i/>
-          <w:iCs/>
-          <w:color w:val="7A7974"/>
-          <w:sz w:val="20"/>
-          <w:szCs w:val="20"/>
-        </w:rPr>
-        <w:t xml:space="preserve">(Notary Seal)</w:t>
-      </w:r>
-    </w:p>
+    <w:tbl>
+      <w:tblPr>
+        <w:tblW w:type="dxa" w:w="9360"/>
+        <w:tblBorders>
+          <w:top w:val="none" w:color="FFFFFF" w:sz="0"/>
+          <w:left w:val="none" w:color="FFFFFF" w:sz="0"/>
+          <w:bottom w:val="none" w:color="FFFFFF" w:sz="0"/>
+          <w:right w:val="none" w:color="FFFFFF" w:sz="0"/>
+          <w:insideH w:val="none" w:color="FFFFFF" w:sz="0"/>
+          <w:insideV w:val="none" w:color="FFFFFF" w:sz="0"/>
+        </w:tblBorders>
+      </w:tblPr>
+      <w:tblGrid>
+        <w:gridCol w:w="100"/>
+        <w:gridCol w:w="100"/>
+      </w:tblGrid>
+      <w:tr>
+        <w:trPr>
+          <w:cantSplit/>
+          <w:trHeight w:val="1800" w:hRule="atLeast"/>
+        </w:trPr>
+        <w:tc>
+          <w:tcPr>
+            <w:tcW w:type="dxa" w:w="5900"/>
+            <w:tcMar>
+              <w:top w:type="dxa" w:w="40"/>
+              <w:left w:type="dxa" w:w="40"/>
+              <w:bottom w:type="dxa" w:w="40"/>
+              <w:right w:type="dxa" w:w="200"/>
+            </w:tcMar>
+            <w:vAlign w:val="bottom"/>
+          </w:tcPr>
+          <w:p>
+            <w:pPr>
+              <w:spacing w:after="40"/>
+            </w:pPr>
+            <w:r>
+              <w:rPr>
+                <w:rFonts w:ascii="Calibri" w:cs="Calibri" w:eastAsia="Calibri" w:hAnsi="Calibri"/>
+                <w:sz w:val="22"/>
+                <w:szCs w:val="22"/>
+                <w:u w:val="single" w:color="28251D"/>
+              </w:rPr>
+              <w:t xml:space="preserve">                                                            </w:t>
+            </w:r>
+          </w:p>
+          <w:p>
+            <w:r>
+              <w:rPr>
+                <w:rFonts w:ascii="Calibri" w:cs="Calibri" w:eastAsia="Calibri" w:hAnsi="Calibri"/>
+                <w:i/>
+                <w:iCs/>
+                <w:color w:val="7A7974"/>
+                <w:sz w:val="20"/>
+                <w:szCs w:val="20"/>
+              </w:rPr>
+              <w:t xml:space="preserve">Signature of Notary Public</w:t>
+            </w:r>
+          </w:p>
+        </w:tc>
+        <w:tc>
+          <w:tcPr>
+            <w:tcW w:type="dxa" w:w="3460"/>
+            <w:tcBorders>
+              <w:top w:val="single" w:color="7A7974" w:sz="4" w:space="4"/>
+              <w:left w:val="single" w:color="7A7974" w:sz="4" w:space="4"/>
+              <w:bottom w:val="single" w:color="7A7974" w:sz="4" w:space="4"/>
+              <w:right w:val="single" w:color="7A7974" w:sz="4" w:space="4"/>
+            </w:tcBorders>
+            <w:tcMar>
+              <w:top w:type="dxa" w:w="40"/>
+              <w:left w:type="dxa" w:w="40"/>
+              <w:bottom w:type="dxa" w:w="40"/>
+              <w:right w:type="dxa" w:w="40"/>
+            </w:tcMar>
+            <w:vAlign w:val="center"/>
+          </w:tcPr>
+          <w:p>
+            <w:pPr>
+              <w:spacing w:after="200" w:before="200"/>
+              <w:jc w:val="center"/>
+            </w:pPr>
+            <w:r>
+              <w:rPr>
+                <w:rFonts w:ascii="Calibri" w:cs="Calibri" w:eastAsia="Calibri" w:hAnsi="Calibri"/>
+                <w:i/>
+                <w:iCs/>
+                <w:color w:val="7A7974"/>
+                <w:sz w:val="20"/>
+                <w:szCs w:val="20"/>
+              </w:rPr>
+              <w:t xml:space="preserve">Place Notary Seal Here</w:t>
+            </w:r>
+          </w:p>
+        </w:tc>
+      </w:tr>
+    </w:tbl>
     <w:sectPr>
       <w:footerReference w:type="default" r:id="rId7"/>
       <w:pgSz w:w="11906" w:h="16838" w:orient="portrait"/>

--- a/assets/forms/travel_consent_standard.docx
+++ b/assets/forms/travel_consent_standard.docx
@@ -342,39 +342,104 @@
     </w:p>
     <w:p>
       <w:pPr>
-        <w:spacing w:after="160"/>
-      </w:pPr>
-      <w:r>
-        <w:rPr>
-          <w:rFonts w:ascii="Calibri" w:cs="Calibri" w:eastAsia="Calibri" w:hAnsi="Calibri"/>
-          <w:color w:val="28251D"/>
-          <w:sz w:val="22"/>
-          <w:szCs w:val="22"/>
-        </w:rPr>
-        <w:t xml:space="preserve">Full legal name: </w:t>
-      </w:r>
-      <w:r>
-        <w:rPr>
-          <w:rFonts w:ascii="Calibri" w:cs="Calibri" w:eastAsia="Calibri" w:hAnsi="Calibri"/>
-          <w:sz w:val="22"/>
-          <w:szCs w:val="22"/>
-          <w:u w:val="single" w:color="28251D"/>
-        </w:rPr>
-        <w:t xml:space="preserve">                                                            </w:t>
-      </w:r>
-    </w:p>
-    <w:p>
-      <w:pPr>
-        <w:spacing w:after="160"/>
-      </w:pPr>
-      <w:r>
-        <w:rPr>
-          <w:rFonts w:ascii="Calibri" w:cs="Calibri" w:eastAsia="Calibri" w:hAnsi="Calibri"/>
-          <w:color w:val="28251D"/>
-          <w:sz w:val="22"/>
-          <w:szCs w:val="22"/>
-        </w:rPr>
-        <w:t xml:space="preserve">Residence address: </w:t>
+        <w:spacing w:after="20"/>
+      </w:pPr>
+      <w:r>
+        <w:rPr>
+          <w:rFonts w:ascii="Calibri" w:cs="Calibri" w:eastAsia="Calibri" w:hAnsi="Calibri"/>
+          <w:color w:val="28251D"/>
+          <w:sz w:val="22"/>
+          <w:szCs w:val="22"/>
+        </w:rPr>
+        <w:t xml:space="preserve">Full legal name:</w:t>
+      </w:r>
+    </w:p>
+    <w:p>
+      <w:pPr>
+        <w:spacing w:after="160"/>
+      </w:pPr>
+      <w:r>
+        <w:rPr>
+          <w:rFonts w:ascii="Calibri" w:cs="Calibri" w:eastAsia="Calibri" w:hAnsi="Calibri"/>
+          <w:sz w:val="22"/>
+          <w:szCs w:val="22"/>
+          <w:u w:val="single" w:color="28251D"/>
+        </w:rPr>
+        <w:t xml:space="preserve">                                                                                                    </w:t>
+      </w:r>
+    </w:p>
+    <w:p>
+      <w:pPr>
+        <w:spacing w:after="20"/>
+      </w:pPr>
+      <w:r>
+        <w:rPr>
+          <w:rFonts w:ascii="Calibri" w:cs="Calibri" w:eastAsia="Calibri" w:hAnsi="Calibri"/>
+          <w:color w:val="28251D"/>
+          <w:sz w:val="22"/>
+          <w:szCs w:val="22"/>
+        </w:rPr>
+        <w:t xml:space="preserve">Residence address:</w:t>
+      </w:r>
+    </w:p>
+    <w:p>
+      <w:pPr>
+        <w:spacing w:after="40"/>
+      </w:pPr>
+      <w:r>
+        <w:rPr>
+          <w:rFonts w:ascii="Calibri" w:cs="Calibri" w:eastAsia="Calibri" w:hAnsi="Calibri"/>
+          <w:color w:val="7A7974"/>
+          <w:sz w:val="20"/>
+          <w:szCs w:val="20"/>
+        </w:rPr>
+        <w:t xml:space="preserve">Street: </w:t>
+      </w:r>
+      <w:r>
+        <w:rPr>
+          <w:rFonts w:ascii="Calibri" w:cs="Calibri" w:eastAsia="Calibri" w:hAnsi="Calibri"/>
+          <w:sz w:val="22"/>
+          <w:szCs w:val="22"/>
+          <w:u w:val="single" w:color="28251D"/>
+        </w:rPr>
+        <w:t xml:space="preserve">                                                                                          </w:t>
+      </w:r>
+    </w:p>
+    <w:p>
+      <w:pPr>
+        <w:spacing w:after="40"/>
+      </w:pPr>
+      <w:r>
+        <w:rPr>
+          <w:rFonts w:ascii="Calibri" w:cs="Calibri" w:eastAsia="Calibri" w:hAnsi="Calibri"/>
+          <w:color w:val="7A7974"/>
+          <w:sz w:val="20"/>
+          <w:szCs w:val="20"/>
+        </w:rPr>
+        <w:t xml:space="preserve">City, State, Zip: </w:t>
+      </w:r>
+      <w:r>
+        <w:rPr>
+          <w:rFonts w:ascii="Calibri" w:cs="Calibri" w:eastAsia="Calibri" w:hAnsi="Calibri"/>
+          <w:sz w:val="22"/>
+          <w:szCs w:val="22"/>
+          <w:u w:val="single" w:color="28251D"/>
+        </w:rPr>
+        <w:t xml:space="preserve">                                                                                </w:t>
+      </w:r>
+    </w:p>
+    <w:p>
+      <w:pPr>
+        <w:spacing w:after="180"/>
+      </w:pPr>
+      <w:r>
+        <w:rPr>
+          <w:rFonts w:ascii="Calibri" w:cs="Calibri" w:eastAsia="Calibri" w:hAnsi="Calibri"/>
+          <w:color w:val="7A7974"/>
+          <w:sz w:val="20"/>
+          <w:szCs w:val="20"/>
+        </w:rPr>
+        <w:t xml:space="preserve">Country (if outside US): </w:t>
       </w:r>
       <w:r>
         <w:rPr>
@@ -461,39 +526,104 @@
     </w:p>
     <w:p>
       <w:pPr>
-        <w:spacing w:after="160"/>
-      </w:pPr>
-      <w:r>
-        <w:rPr>
-          <w:rFonts w:ascii="Calibri" w:cs="Calibri" w:eastAsia="Calibri" w:hAnsi="Calibri"/>
-          <w:color w:val="28251D"/>
-          <w:sz w:val="22"/>
-          <w:szCs w:val="22"/>
-        </w:rPr>
-        <w:t xml:space="preserve">Full legal name: </w:t>
-      </w:r>
-      <w:r>
-        <w:rPr>
-          <w:rFonts w:ascii="Calibri" w:cs="Calibri" w:eastAsia="Calibri" w:hAnsi="Calibri"/>
-          <w:sz w:val="22"/>
-          <w:szCs w:val="22"/>
-          <w:u w:val="single" w:color="28251D"/>
-        </w:rPr>
-        <w:t xml:space="preserve">                                                            </w:t>
-      </w:r>
-    </w:p>
-    <w:p>
-      <w:pPr>
-        <w:spacing w:after="160"/>
-      </w:pPr>
-      <w:r>
-        <w:rPr>
-          <w:rFonts w:ascii="Calibri" w:cs="Calibri" w:eastAsia="Calibri" w:hAnsi="Calibri"/>
-          <w:color w:val="28251D"/>
-          <w:sz w:val="22"/>
-          <w:szCs w:val="22"/>
-        </w:rPr>
-        <w:t xml:space="preserve">Residence address: </w:t>
+        <w:spacing w:after="20"/>
+      </w:pPr>
+      <w:r>
+        <w:rPr>
+          <w:rFonts w:ascii="Calibri" w:cs="Calibri" w:eastAsia="Calibri" w:hAnsi="Calibri"/>
+          <w:color w:val="28251D"/>
+          <w:sz w:val="22"/>
+          <w:szCs w:val="22"/>
+        </w:rPr>
+        <w:t xml:space="preserve">Full legal name:</w:t>
+      </w:r>
+    </w:p>
+    <w:p>
+      <w:pPr>
+        <w:spacing w:after="160"/>
+      </w:pPr>
+      <w:r>
+        <w:rPr>
+          <w:rFonts w:ascii="Calibri" w:cs="Calibri" w:eastAsia="Calibri" w:hAnsi="Calibri"/>
+          <w:sz w:val="22"/>
+          <w:szCs w:val="22"/>
+          <w:u w:val="single" w:color="28251D"/>
+        </w:rPr>
+        <w:t xml:space="preserve">                                                                                                    </w:t>
+      </w:r>
+    </w:p>
+    <w:p>
+      <w:pPr>
+        <w:spacing w:after="20"/>
+      </w:pPr>
+      <w:r>
+        <w:rPr>
+          <w:rFonts w:ascii="Calibri" w:cs="Calibri" w:eastAsia="Calibri" w:hAnsi="Calibri"/>
+          <w:color w:val="28251D"/>
+          <w:sz w:val="22"/>
+          <w:szCs w:val="22"/>
+        </w:rPr>
+        <w:t xml:space="preserve">Residence address:</w:t>
+      </w:r>
+    </w:p>
+    <w:p>
+      <w:pPr>
+        <w:spacing w:after="40"/>
+      </w:pPr>
+      <w:r>
+        <w:rPr>
+          <w:rFonts w:ascii="Calibri" w:cs="Calibri" w:eastAsia="Calibri" w:hAnsi="Calibri"/>
+          <w:color w:val="7A7974"/>
+          <w:sz w:val="20"/>
+          <w:szCs w:val="20"/>
+        </w:rPr>
+        <w:t xml:space="preserve">Street: </w:t>
+      </w:r>
+      <w:r>
+        <w:rPr>
+          <w:rFonts w:ascii="Calibri" w:cs="Calibri" w:eastAsia="Calibri" w:hAnsi="Calibri"/>
+          <w:sz w:val="22"/>
+          <w:szCs w:val="22"/>
+          <w:u w:val="single" w:color="28251D"/>
+        </w:rPr>
+        <w:t xml:space="preserve">                                                                                          </w:t>
+      </w:r>
+    </w:p>
+    <w:p>
+      <w:pPr>
+        <w:spacing w:after="40"/>
+      </w:pPr>
+      <w:r>
+        <w:rPr>
+          <w:rFonts w:ascii="Calibri" w:cs="Calibri" w:eastAsia="Calibri" w:hAnsi="Calibri"/>
+          <w:color w:val="7A7974"/>
+          <w:sz w:val="20"/>
+          <w:szCs w:val="20"/>
+        </w:rPr>
+        <w:t xml:space="preserve">City, State, Zip: </w:t>
+      </w:r>
+      <w:r>
+        <w:rPr>
+          <w:rFonts w:ascii="Calibri" w:cs="Calibri" w:eastAsia="Calibri" w:hAnsi="Calibri"/>
+          <w:sz w:val="22"/>
+          <w:szCs w:val="22"/>
+          <w:u w:val="single" w:color="28251D"/>
+        </w:rPr>
+        <w:t xml:space="preserve">                                                                                </w:t>
+      </w:r>
+    </w:p>
+    <w:p>
+      <w:pPr>
+        <w:spacing w:after="180"/>
+      </w:pPr>
+      <w:r>
+        <w:rPr>
+          <w:rFonts w:ascii="Calibri" w:cs="Calibri" w:eastAsia="Calibri" w:hAnsi="Calibri"/>
+          <w:color w:val="7A7974"/>
+          <w:sz w:val="20"/>
+          <w:szCs w:val="20"/>
+        </w:rPr>
+        <w:t xml:space="preserve">Country (if outside US): </w:t>
       </w:r>
       <w:r>
         <w:rPr>
@@ -599,25 +729,30 @@
     </w:p>
     <w:p>
       <w:pPr>
-        <w:spacing w:after="160"/>
-      </w:pPr>
-      <w:r>
-        <w:rPr>
-          <w:rFonts w:ascii="Calibri" w:cs="Calibri" w:eastAsia="Calibri" w:hAnsi="Calibri"/>
-          <w:color w:val="28251D"/>
-          <w:sz w:val="22"/>
-          <w:szCs w:val="22"/>
-        </w:rPr>
-        <w:t xml:space="preserve">Full legal name: </w:t>
-      </w:r>
-      <w:r>
-        <w:rPr>
-          <w:rFonts w:ascii="Calibri" w:cs="Calibri" w:eastAsia="Calibri" w:hAnsi="Calibri"/>
-          <w:sz w:val="22"/>
-          <w:szCs w:val="22"/>
-          <w:u w:val="single" w:color="28251D"/>
-        </w:rPr>
-        <w:t xml:space="preserve">                                                            </w:t>
+        <w:spacing w:after="20"/>
+      </w:pPr>
+      <w:r>
+        <w:rPr>
+          <w:rFonts w:ascii="Calibri" w:cs="Calibri" w:eastAsia="Calibri" w:hAnsi="Calibri"/>
+          <w:color w:val="28251D"/>
+          <w:sz w:val="22"/>
+          <w:szCs w:val="22"/>
+        </w:rPr>
+        <w:t xml:space="preserve">Full legal name:</w:t>
+      </w:r>
+    </w:p>
+    <w:p>
+      <w:pPr>
+        <w:spacing w:after="160"/>
+      </w:pPr>
+      <w:r>
+        <w:rPr>
+          <w:rFonts w:ascii="Calibri" w:cs="Calibri" w:eastAsia="Calibri" w:hAnsi="Calibri"/>
+          <w:sz w:val="22"/>
+          <w:szCs w:val="22"/>
+          <w:u w:val="single" w:color="28251D"/>
+        </w:rPr>
+        <w:t xml:space="preserve">                                                                                                    </w:t>
       </w:r>
     </w:p>
     <w:p>
@@ -645,16 +780,17 @@
     </w:p>
     <w:p>
       <w:pPr>
-        <w:spacing w:after="160"/>
-      </w:pPr>
-      <w:r>
-        <w:rPr>
-          <w:rFonts w:ascii="Calibri" w:cs="Calibri" w:eastAsia="Calibri" w:hAnsi="Calibri"/>
-          <w:color w:val="28251D"/>
-          <w:sz w:val="22"/>
-          <w:szCs w:val="22"/>
-        </w:rPr>
-        <w:t xml:space="preserve">Place of birth (city, state, country): </w:t>
+        <w:keepNext/>
+        <w:spacing w:after="20"/>
+      </w:pPr>
+      <w:r>
+        <w:rPr>
+          <w:rFonts w:ascii="Calibri" w:cs="Calibri" w:eastAsia="Calibri" w:hAnsi="Calibri"/>
+          <w:color w:val="28251D"/>
+          <w:sz w:val="22"/>
+          <w:szCs w:val="22"/>
+        </w:rPr>
+        <w:t xml:space="preserve">Place of birth: </w:t>
       </w:r>
       <w:r>
         <w:rPr>
@@ -673,6 +809,22 @@
       <w:r>
         <w:rPr>
           <w:rFonts w:ascii="Calibri" w:cs="Calibri" w:eastAsia="Calibri" w:hAnsi="Calibri"/>
+          <w:i/>
+          <w:iCs/>
+          <w:color w:val="7A7974"/>
+          <w:sz w:val="16"/>
+          <w:szCs w:val="16"/>
+        </w:rPr>
+        <w:t xml:space="preserve">City, State, Country</w:t>
+      </w:r>
+    </w:p>
+    <w:p>
+      <w:pPr>
+        <w:spacing w:after="160"/>
+      </w:pPr>
+      <w:r>
+        <w:rPr>
+          <w:rFonts w:ascii="Calibri" w:cs="Calibri" w:eastAsia="Calibri" w:hAnsi="Calibri"/>
           <w:color w:val="28251D"/>
           <w:sz w:val="22"/>
           <w:szCs w:val="22"/>
@@ -714,25 +866,42 @@
     </w:p>
     <w:p>
       <w:pPr>
-        <w:spacing w:after="160"/>
-      </w:pPr>
-      <w:r>
-        <w:rPr>
-          <w:rFonts w:ascii="Calibri" w:cs="Calibri" w:eastAsia="Calibri" w:hAnsi="Calibri"/>
-          <w:color w:val="28251D"/>
-          <w:sz w:val="22"/>
-          <w:szCs w:val="22"/>
-        </w:rPr>
-        <w:t xml:space="preserve">Relationship to consenting party (son / daughter / ward): </w:t>
-      </w:r>
-      <w:r>
-        <w:rPr>
-          <w:rFonts w:ascii="Calibri" w:cs="Calibri" w:eastAsia="Calibri" w:hAnsi="Calibri"/>
-          <w:sz w:val="22"/>
-          <w:szCs w:val="22"/>
-          <w:u w:val="single" w:color="28251D"/>
-        </w:rPr>
-        <w:t xml:space="preserve">                    </w:t>
+        <w:keepNext/>
+        <w:spacing w:after="20"/>
+      </w:pPr>
+      <w:r>
+        <w:rPr>
+          <w:rFonts w:ascii="Calibri" w:cs="Calibri" w:eastAsia="Calibri" w:hAnsi="Calibri"/>
+          <w:color w:val="28251D"/>
+          <w:sz w:val="22"/>
+          <w:szCs w:val="22"/>
+        </w:rPr>
+        <w:t xml:space="preserve">Relationship to consenting party: </w:t>
+      </w:r>
+      <w:r>
+        <w:rPr>
+          <w:rFonts w:ascii="Calibri" w:cs="Calibri" w:eastAsia="Calibri" w:hAnsi="Calibri"/>
+          <w:sz w:val="22"/>
+          <w:szCs w:val="22"/>
+          <w:u w:val="single" w:color="28251D"/>
+        </w:rPr>
+        <w:t xml:space="preserve">                                        </w:t>
+      </w:r>
+    </w:p>
+    <w:p>
+      <w:pPr>
+        <w:spacing w:after="160"/>
+      </w:pPr>
+      <w:r>
+        <w:rPr>
+          <w:rFonts w:ascii="Calibri" w:cs="Calibri" w:eastAsia="Calibri" w:hAnsi="Calibri"/>
+          <w:i/>
+          <w:iCs/>
+          <w:color w:val="7A7974"/>
+          <w:sz w:val="16"/>
+          <w:szCs w:val="16"/>
+        </w:rPr>
+        <w:t xml:space="preserve">son / daughter / ward</w:t>
       </w:r>
     </w:p>
     <w:p>
@@ -786,25 +955,30 @@
     </w:p>
     <w:p>
       <w:pPr>
-        <w:spacing w:after="160"/>
-      </w:pPr>
-      <w:r>
-        <w:rPr>
-          <w:rFonts w:ascii="Calibri" w:cs="Calibri" w:eastAsia="Calibri" w:hAnsi="Calibri"/>
-          <w:color w:val="28251D"/>
-          <w:sz w:val="22"/>
-          <w:szCs w:val="22"/>
-        </w:rPr>
-        <w:t xml:space="preserve">Full legal name: </w:t>
-      </w:r>
-      <w:r>
-        <w:rPr>
-          <w:rFonts w:ascii="Calibri" w:cs="Calibri" w:eastAsia="Calibri" w:hAnsi="Calibri"/>
-          <w:sz w:val="22"/>
-          <w:szCs w:val="22"/>
-          <w:u w:val="single" w:color="28251D"/>
-        </w:rPr>
-        <w:t xml:space="preserve">                                                            </w:t>
+        <w:spacing w:after="20"/>
+      </w:pPr>
+      <w:r>
+        <w:rPr>
+          <w:rFonts w:ascii="Calibri" w:cs="Calibri" w:eastAsia="Calibri" w:hAnsi="Calibri"/>
+          <w:color w:val="28251D"/>
+          <w:sz w:val="22"/>
+          <w:szCs w:val="22"/>
+        </w:rPr>
+        <w:t xml:space="preserve">Full legal name:</w:t>
+      </w:r>
+    </w:p>
+    <w:p>
+      <w:pPr>
+        <w:spacing w:after="160"/>
+      </w:pPr>
+      <w:r>
+        <w:rPr>
+          <w:rFonts w:ascii="Calibri" w:cs="Calibri" w:eastAsia="Calibri" w:hAnsi="Calibri"/>
+          <w:sz w:val="22"/>
+          <w:szCs w:val="22"/>
+          <w:u w:val="single" w:color="28251D"/>
+        </w:rPr>
+        <w:t xml:space="preserve">                                                                                                    </w:t>
       </w:r>
     </w:p>
     <w:p>
@@ -987,16 +1161,17 @@
     </w:p>
     <w:p>
       <w:pPr>
-        <w:spacing w:after="160"/>
-      </w:pPr>
-      <w:r>
-        <w:rPr>
-          <w:rFonts w:ascii="Calibri" w:cs="Calibri" w:eastAsia="Calibri" w:hAnsi="Calibri"/>
-          <w:color w:val="28251D"/>
-          <w:sz w:val="22"/>
-          <w:szCs w:val="22"/>
-        </w:rPr>
-        <w:t xml:space="preserve">Date of return to the United States (no later than): </w:t>
+        <w:keepNext/>
+        <w:spacing w:after="20"/>
+      </w:pPr>
+      <w:r>
+        <w:rPr>
+          <w:rFonts w:ascii="Calibri" w:cs="Calibri" w:eastAsia="Calibri" w:hAnsi="Calibri"/>
+          <w:color w:val="28251D"/>
+          <w:sz w:val="22"/>
+          <w:szCs w:val="22"/>
+        </w:rPr>
+        <w:t xml:space="preserve">Date of return to the United States: </w:t>
       </w:r>
       <w:r>
         <w:rPr>
@@ -1006,6 +1181,22 @@
           <w:u w:val="single" w:color="28251D"/>
         </w:rPr>
         <w:t xml:space="preserve">                              </w:t>
+      </w:r>
+    </w:p>
+    <w:p>
+      <w:pPr>
+        <w:spacing w:after="160"/>
+      </w:pPr>
+      <w:r>
+        <w:rPr>
+          <w:rFonts w:ascii="Calibri" w:cs="Calibri" w:eastAsia="Calibri" w:hAnsi="Calibri"/>
+          <w:i/>
+          <w:iCs/>
+          <w:color w:val="7A7974"/>
+          <w:sz w:val="16"/>
+          <w:szCs w:val="16"/>
+        </w:rPr>
+        <w:t xml:space="preserve">no later than — many border officers treat consent as expiring on this date</w:t>
       </w:r>
     </w:p>
     <w:p>
@@ -1042,25 +1233,42 @@
     </w:p>
     <w:p>
       <w:pPr>
-        <w:spacing w:after="160"/>
-      </w:pPr>
-      <w:r>
-        <w:rPr>
-          <w:rFonts w:ascii="Calibri" w:cs="Calibri" w:eastAsia="Calibri" w:hAnsi="Calibri"/>
-          <w:color w:val="28251D"/>
-          <w:sz w:val="22"/>
-          <w:szCs w:val="22"/>
-        </w:rPr>
-        <w:t xml:space="preserve">Purpose of trip (vacation / visiting family / school / other): </w:t>
-      </w:r>
-      <w:r>
-        <w:rPr>
-          <w:rFonts w:ascii="Calibri" w:cs="Calibri" w:eastAsia="Calibri" w:hAnsi="Calibri"/>
-          <w:sz w:val="22"/>
-          <w:szCs w:val="22"/>
-          <w:u w:val="single" w:color="28251D"/>
-        </w:rPr>
-        <w:t xml:space="preserve">                                                  </w:t>
+        <w:keepNext/>
+        <w:spacing w:after="20"/>
+      </w:pPr>
+      <w:r>
+        <w:rPr>
+          <w:rFonts w:ascii="Calibri" w:cs="Calibri" w:eastAsia="Calibri" w:hAnsi="Calibri"/>
+          <w:color w:val="28251D"/>
+          <w:sz w:val="22"/>
+          <w:szCs w:val="22"/>
+        </w:rPr>
+        <w:t xml:space="preserve">Purpose of trip: </w:t>
+      </w:r>
+      <w:r>
+        <w:rPr>
+          <w:rFonts w:ascii="Calibri" w:cs="Calibri" w:eastAsia="Calibri" w:hAnsi="Calibri"/>
+          <w:sz w:val="22"/>
+          <w:szCs w:val="22"/>
+          <w:u w:val="single" w:color="28251D"/>
+        </w:rPr>
+        <w:t xml:space="preserve">                                                            </w:t>
+      </w:r>
+    </w:p>
+    <w:p>
+      <w:pPr>
+        <w:spacing w:after="160"/>
+      </w:pPr>
+      <w:r>
+        <w:rPr>
+          <w:rFonts w:ascii="Calibri" w:cs="Calibri" w:eastAsia="Calibri" w:hAnsi="Calibri"/>
+          <w:i/>
+          <w:iCs/>
+          <w:color w:val="7A7974"/>
+          <w:sz w:val="16"/>
+          <w:szCs w:val="16"/>
+        </w:rPr>
+        <w:t xml:space="preserve">vacation / visiting family / school / other</w:t>
       </w:r>
     </w:p>
     <w:p>
@@ -1295,16 +1503,81 @@
     </w:p>
     <w:p>
       <w:pPr>
-        <w:spacing w:after="160"/>
-      </w:pPr>
-      <w:r>
-        <w:rPr>
-          <w:rFonts w:ascii="Calibri" w:cs="Calibri" w:eastAsia="Calibri" w:hAnsi="Calibri"/>
-          <w:color w:val="28251D"/>
-          <w:sz w:val="22"/>
-          <w:szCs w:val="22"/>
-        </w:rPr>
-        <w:t xml:space="preserve">Printed name: </w:t>
+        <w:spacing w:after="20"/>
+      </w:pPr>
+      <w:r>
+        <w:rPr>
+          <w:rFonts w:ascii="Calibri" w:cs="Calibri" w:eastAsia="Calibri" w:hAnsi="Calibri"/>
+          <w:color w:val="28251D"/>
+          <w:sz w:val="22"/>
+          <w:szCs w:val="22"/>
+        </w:rPr>
+        <w:t xml:space="preserve">Printed name:</w:t>
+      </w:r>
+    </w:p>
+    <w:p>
+      <w:pPr>
+        <w:spacing w:after="160"/>
+      </w:pPr>
+      <w:r>
+        <w:rPr>
+          <w:rFonts w:ascii="Calibri" w:cs="Calibri" w:eastAsia="Calibri" w:hAnsi="Calibri"/>
+          <w:sz w:val="22"/>
+          <w:szCs w:val="22"/>
+          <w:u w:val="single" w:color="28251D"/>
+        </w:rPr>
+        <w:t xml:space="preserve">                                                                                                    </w:t>
+      </w:r>
+    </w:p>
+    <w:p>
+      <w:pPr>
+        <w:spacing w:after="160"/>
+      </w:pPr>
+      <w:r>
+        <w:rPr>
+          <w:rFonts w:ascii="Calibri" w:cs="Calibri" w:eastAsia="Calibri" w:hAnsi="Calibri"/>
+          <w:color w:val="28251D"/>
+          <w:sz w:val="22"/>
+          <w:szCs w:val="22"/>
+        </w:rPr>
+        <w:t xml:space="preserve">Date: </w:t>
+      </w:r>
+      <w:r>
+        <w:rPr>
+          <w:rFonts w:ascii="Calibri" w:cs="Calibri" w:eastAsia="Calibri" w:hAnsi="Calibri"/>
+          <w:sz w:val="22"/>
+          <w:szCs w:val="22"/>
+          <w:u w:val="single" w:color="28251D"/>
+        </w:rPr>
+        <w:t xml:space="preserve">                         </w:t>
+      </w:r>
+    </w:p>
+    <w:p>
+      <w:pPr>
+        <w:spacing w:after="240"/>
+      </w:pPr>
+      <w:r>
+        <w:rPr>
+          <w:rFonts w:ascii="Calibri" w:cs="Calibri" w:eastAsia="Calibri" w:hAnsi="Calibri"/>
+          <w:sz w:val="22"/>
+          <w:szCs w:val="22"/>
+        </w:rPr>
+        <w:t xml:space="preserve"/>
+      </w:r>
+    </w:p>
+    <w:p>
+      <w:pPr>
+        <w:keepNext/>
+        <w:spacing w:after="20"/>
+      </w:pPr>
+      <w:r>
+        <w:rPr>
+          <w:rFonts w:ascii="Calibri" w:cs="Calibri" w:eastAsia="Calibri" w:hAnsi="Calibri"/>
+          <w:color w:val="28251D"/>
+          <w:sz w:val="22"/>
+          <w:szCs w:val="22"/>
+        </w:rPr>
+        <w:t xml:space="preserve">Parent 2 signature: </w:t>
       </w:r>
       <w:r>
         <w:rPr>
@@ -1323,79 +1596,41 @@
       <w:r>
         <w:rPr>
           <w:rFonts w:ascii="Calibri" w:cs="Calibri" w:eastAsia="Calibri" w:hAnsi="Calibri"/>
-          <w:color w:val="28251D"/>
-          <w:sz w:val="22"/>
-          <w:szCs w:val="22"/>
-        </w:rPr>
-        <w:t xml:space="preserve">Date: </w:t>
-      </w:r>
-      <w:r>
-        <w:rPr>
-          <w:rFonts w:ascii="Calibri" w:cs="Calibri" w:eastAsia="Calibri" w:hAnsi="Calibri"/>
-          <w:sz w:val="22"/>
-          <w:szCs w:val="22"/>
-          <w:u w:val="single" w:color="28251D"/>
-        </w:rPr>
-        <w:t xml:space="preserve">                         </w:t>
-      </w:r>
-    </w:p>
-    <w:p>
-      <w:pPr>
-        <w:spacing w:after="240"/>
-      </w:pPr>
-      <w:r>
-        <w:rPr>
-          <w:rFonts w:ascii="Calibri" w:cs="Calibri" w:eastAsia="Calibri" w:hAnsi="Calibri"/>
-          <w:sz w:val="22"/>
-          <w:szCs w:val="22"/>
-        </w:rPr>
-        <w:t xml:space="preserve"/>
-      </w:r>
-    </w:p>
-    <w:p>
-      <w:pPr>
-        <w:spacing w:after="160"/>
-      </w:pPr>
-      <w:r>
-        <w:rPr>
-          <w:rFonts w:ascii="Calibri" w:cs="Calibri" w:eastAsia="Calibri" w:hAnsi="Calibri"/>
-          <w:color w:val="28251D"/>
-          <w:sz w:val="22"/>
-          <w:szCs w:val="22"/>
-        </w:rPr>
-        <w:t xml:space="preserve">Parent 2 signature (if applicable): </w:t>
-      </w:r>
-      <w:r>
-        <w:rPr>
-          <w:rFonts w:ascii="Calibri" w:cs="Calibri" w:eastAsia="Calibri" w:hAnsi="Calibri"/>
-          <w:sz w:val="22"/>
-          <w:szCs w:val="22"/>
-          <w:u w:val="single" w:color="28251D"/>
-        </w:rPr>
-        <w:t xml:space="preserve">                                                  </w:t>
-      </w:r>
-    </w:p>
-    <w:p>
-      <w:pPr>
-        <w:spacing w:after="160"/>
-      </w:pPr>
-      <w:r>
-        <w:rPr>
-          <w:rFonts w:ascii="Calibri" w:cs="Calibri" w:eastAsia="Calibri" w:hAnsi="Calibri"/>
-          <w:color w:val="28251D"/>
-          <w:sz w:val="22"/>
-          <w:szCs w:val="22"/>
-        </w:rPr>
-        <w:t xml:space="preserve">Printed name: </w:t>
-      </w:r>
-      <w:r>
-        <w:rPr>
-          <w:rFonts w:ascii="Calibri" w:cs="Calibri" w:eastAsia="Calibri" w:hAnsi="Calibri"/>
-          <w:sz w:val="22"/>
-          <w:szCs w:val="22"/>
-          <w:u w:val="single" w:color="28251D"/>
-        </w:rPr>
-        <w:t xml:space="preserve">                                                  </w:t>
+          <w:i/>
+          <w:iCs/>
+          <w:color w:val="7A7974"/>
+          <w:sz w:val="16"/>
+          <w:szCs w:val="16"/>
+        </w:rPr>
+        <w:t xml:space="preserve">if applicable — leave blank if only one parent is consenting</w:t>
+      </w:r>
+    </w:p>
+    <w:p>
+      <w:pPr>
+        <w:spacing w:after="20"/>
+      </w:pPr>
+      <w:r>
+        <w:rPr>
+          <w:rFonts w:ascii="Calibri" w:cs="Calibri" w:eastAsia="Calibri" w:hAnsi="Calibri"/>
+          <w:color w:val="28251D"/>
+          <w:sz w:val="22"/>
+          <w:szCs w:val="22"/>
+        </w:rPr>
+        <w:t xml:space="preserve">Printed name:</w:t>
+      </w:r>
+    </w:p>
+    <w:p>
+      <w:pPr>
+        <w:spacing w:after="160"/>
+      </w:pPr>
+      <w:r>
+        <w:rPr>
+          <w:rFonts w:ascii="Calibri" w:cs="Calibri" w:eastAsia="Calibri" w:hAnsi="Calibri"/>
+          <w:sz w:val="22"/>
+          <w:szCs w:val="22"/>
+          <w:u w:val="single" w:color="28251D"/>
+        </w:rPr>
+        <w:t xml:space="preserve">                                                                                                    </w:t>
       </w:r>
     </w:p>
     <w:p>
@@ -1533,6 +1768,105 @@
     </w:p>
     <w:p>
       <w:pPr>
+        <w:keepNext/>
+        <w:spacing w:after="20"/>
+      </w:pPr>
+      <w:r>
+        <w:rPr>
+          <w:rFonts w:ascii="Calibri" w:cs="Calibri" w:eastAsia="Calibri" w:hAnsi="Calibri"/>
+          <w:sz w:val="22"/>
+          <w:szCs w:val="22"/>
+        </w:rPr>
+        <w:t xml:space="preserve">On </w:t>
+      </w:r>
+      <w:r>
+        <w:rPr>
+          <w:rFonts w:ascii="Calibri" w:cs="Calibri" w:eastAsia="Calibri" w:hAnsi="Calibri"/>
+          <w:sz w:val="22"/>
+          <w:szCs w:val="22"/>
+          <w:u w:val="single" w:color="28251D"/>
+        </w:rPr>
+        <w:t xml:space="preserve">                    </w:t>
+      </w:r>
+      <w:r>
+        <w:rPr>
+          <w:rFonts w:ascii="Calibri" w:cs="Calibri" w:eastAsia="Calibri" w:hAnsi="Calibri"/>
+          <w:sz w:val="22"/>
+          <w:szCs w:val="22"/>
+        </w:rPr>
+        <w:t xml:space="preserve"> before me,</w:t>
+      </w:r>
+    </w:p>
+    <w:p>
+      <w:pPr>
+        <w:keepNext/>
+        <w:spacing w:after="20"/>
+      </w:pPr>
+      <w:r>
+        <w:rPr>
+          <w:rFonts w:ascii="Calibri" w:cs="Calibri" w:eastAsia="Calibri" w:hAnsi="Calibri"/>
+          <w:sz w:val="22"/>
+          <w:szCs w:val="22"/>
+          <w:u w:val="single" w:color="28251D"/>
+        </w:rPr>
+        <w:t xml:space="preserve">                                                                                                    </w:t>
+      </w:r>
+      <w:r>
+        <w:rPr>
+          <w:rFonts w:ascii="Calibri" w:cs="Calibri" w:eastAsia="Calibri" w:hAnsi="Calibri"/>
+          <w:sz w:val="22"/>
+          <w:szCs w:val="22"/>
+        </w:rPr>
+        <w:t xml:space="preserve">,</w:t>
+      </w:r>
+    </w:p>
+    <w:p>
+      <w:pPr>
+        <w:spacing w:after="200"/>
+      </w:pPr>
+      <w:r>
+        <w:rPr>
+          <w:rFonts w:ascii="Calibri" w:cs="Calibri" w:eastAsia="Calibri" w:hAnsi="Calibri"/>
+          <w:i/>
+          <w:iCs/>
+          <w:color w:val="7A7974"/>
+          <w:sz w:val="16"/>
+          <w:szCs w:val="16"/>
+        </w:rPr>
+        <w:t xml:space="preserve">(here insert name and title of the officer)</w:t>
+      </w:r>
+    </w:p>
+    <w:p>
+      <w:pPr>
+        <w:keepNext/>
+        <w:spacing w:after="40"/>
+      </w:pPr>
+      <w:r>
+        <w:rPr>
+          <w:rFonts w:ascii="Calibri" w:cs="Calibri" w:eastAsia="Calibri" w:hAnsi="Calibri"/>
+          <w:sz w:val="22"/>
+          <w:szCs w:val="22"/>
+        </w:rPr>
+        <w:t xml:space="preserve">personally appeared</w:t>
+      </w:r>
+    </w:p>
+    <w:p>
+      <w:pPr>
+        <w:keepNext/>
+        <w:spacing w:after="40"/>
+      </w:pPr>
+      <w:r>
+        <w:rPr>
+          <w:rFonts w:ascii="Calibri" w:cs="Calibri" w:eastAsia="Calibri" w:hAnsi="Calibri"/>
+          <w:sz w:val="22"/>
+          <w:szCs w:val="22"/>
+          <w:u w:val="single" w:color="28251D"/>
+        </w:rPr>
+        <w:t xml:space="preserve">                                                                                                    </w:t>
+      </w:r>
+    </w:p>
+    <w:p>
+      <w:pPr>
         <w:spacing w:after="240"/>
       </w:pPr>
       <w:r>
@@ -1540,59 +1874,22 @@
           <w:rFonts w:ascii="Calibri" w:cs="Calibri" w:eastAsia="Calibri" w:hAnsi="Calibri"/>
           <w:sz w:val="22"/>
           <w:szCs w:val="22"/>
-        </w:rPr>
-        <w:t xml:space="preserve">On </w:t>
-      </w:r>
-      <w:r>
-        <w:rPr>
-          <w:rFonts w:ascii="Calibri" w:cs="Calibri" w:eastAsia="Calibri" w:hAnsi="Calibri"/>
-          <w:sz w:val="22"/>
-          <w:szCs w:val="22"/>
-          <w:u w:val="single" w:color="28251D"/>
-        </w:rPr>
-        <w:t xml:space="preserve">                    </w:t>
-      </w:r>
-      <w:r>
-        <w:rPr>
-          <w:rFonts w:ascii="Calibri" w:cs="Calibri" w:eastAsia="Calibri" w:hAnsi="Calibri"/>
-          <w:sz w:val="22"/>
-          <w:szCs w:val="22"/>
-        </w:rPr>
-        <w:t xml:space="preserve"> before me, </w:t>
-      </w:r>
-      <w:r>
-        <w:rPr>
-          <w:rFonts w:ascii="Calibri" w:cs="Calibri" w:eastAsia="Calibri" w:hAnsi="Calibri"/>
-          <w:sz w:val="22"/>
-          <w:szCs w:val="22"/>
-          <w:u w:val="single" w:color="28251D"/>
-        </w:rPr>
-        <w:t xml:space="preserve">                                        </w:t>
-      </w:r>
-      <w:r>
-        <w:rPr>
-          <w:rFonts w:ascii="Calibri" w:cs="Calibri" w:eastAsia="Calibri" w:hAnsi="Calibri"/>
-          <w:sz w:val="22"/>
-          <w:szCs w:val="22"/>
-        </w:rPr>
-        <w:t xml:space="preserve"> (insert name and title of the officer), personally appeared </w:t>
-      </w:r>
-      <w:r>
-        <w:rPr>
-          <w:rFonts w:ascii="Calibri" w:cs="Calibri" w:eastAsia="Calibri" w:hAnsi="Calibri"/>
-          <w:sz w:val="22"/>
-          <w:szCs w:val="22"/>
-          <w:u w:val="single" w:color="28251D"/>
-        </w:rPr>
-        <w:t xml:space="preserve">                                                  </w:t>
-      </w:r>
-      <w:r>
-        <w:rPr>
-          <w:rFonts w:ascii="Calibri" w:cs="Calibri" w:eastAsia="Calibri" w:hAnsi="Calibri"/>
-          <w:sz w:val="22"/>
-          <w:szCs w:val="22"/>
-        </w:rPr>
-        <w:t xml:space="preserve">, who proved to me on the basis of satisfactory evidence to be the person(s) whose name(s) is/are subscribed to the within instrument, and acknowledged to me that he/she/they executed the same in his/her/their authorized capacity(ies), and that by his/her/their signature(s) on the instrument the person(s), or the entity upon behalf of which the person(s) acted, executed the instrument.</w:t>
+          <w:u w:val="single" w:color="28251D"/>
+        </w:rPr>
+        <w:t xml:space="preserve">                                                                                                    </w:t>
+      </w:r>
+    </w:p>
+    <w:p>
+      <w:pPr>
+        <w:spacing w:after="240"/>
+      </w:pPr>
+      <w:r>
+        <w:rPr>
+          <w:rFonts w:ascii="Calibri" w:cs="Calibri" w:eastAsia="Calibri" w:hAnsi="Calibri"/>
+          <w:sz w:val="22"/>
+          <w:szCs w:val="22"/>
+        </w:rPr>
+        <w:t xml:space="preserve">who proved to me on the basis of satisfactory evidence to be the person(s) whose name(s) is/are subscribed to the within instrument, and acknowledged to me that he/she/they executed the same in his/her/their authorized capacity(ies), and that by his/her/their signature(s) on the instrument the person(s), or the entity upon behalf of which the person(s) acted, executed the instrument.</w:t>
       </w:r>
     </w:p>
     <w:p>

--- a/assets/forms/travel_consent_standard.docx
+++ b/assets/forms/travel_consent_standard.docx
@@ -1659,291 +1659,6 @@
     <w:p>
       <w:r>
         <w:br w:type="page"/>
-      </w:r>
-    </w:p>
-    <w:p>
-      <w:pPr>
-        <w:spacing w:after="240"/>
-        <w:jc w:val="center"/>
-      </w:pPr>
-      <w:r>
-        <w:rPr>
-          <w:rFonts w:ascii="Calibri" w:cs="Calibri" w:eastAsia="Calibri" w:hAnsi="Calibri"/>
-          <w:b/>
-          <w:bCs/>
-          <w:color w:val="01696F"/>
-          <w:sz w:val="28"/>
-          <w:szCs w:val="28"/>
-        </w:rPr>
-        <w:t xml:space="preserve">CALIFORNIA ALL-PURPOSE ACKNOWLEDGMENT</w:t>
-      </w:r>
-    </w:p>
-    <w:p>
-      <w:pPr>
-        <w:spacing w:after="200"/>
-        <w:jc w:val="center"/>
-      </w:pPr>
-      <w:r>
-        <w:rPr>
-          <w:rFonts w:ascii="Calibri" w:cs="Calibri" w:eastAsia="Calibri" w:hAnsi="Calibri"/>
-          <w:i/>
-          <w:iCs/>
-          <w:color w:val="7A7974"/>
-          <w:sz w:val="20"/>
-          <w:szCs w:val="20"/>
-        </w:rPr>
-        <w:t xml:space="preserve">Civil Code § 1189</w:t>
-      </w:r>
-    </w:p>
-    <w:p>
-      <w:pPr>
-        <w:pBdr>
-          <w:top w:val="single" w:color="28251D" w:sz="8" w:space="6"/>
-          <w:bottom w:val="single" w:color="28251D" w:sz="8" w:space="6"/>
-          <w:left w:val="single" w:color="28251D" w:sz="8" w:space="6"/>
-          <w:right w:val="single" w:color="28251D" w:sz="8" w:space="6"/>
-        </w:pBdr>
-        <w:spacing w:after="200" w:before="60"/>
-        <w:ind w:left="120" w:right="120"/>
-      </w:pPr>
-      <w:r>
-        <w:rPr>
-          <w:rFonts w:ascii="Calibri" w:cs="Calibri" w:eastAsia="Calibri" w:hAnsi="Calibri"/>
-          <w:i/>
-          <w:iCs/>
-          <w:color w:val="28251D"/>
-          <w:sz w:val="20"/>
-          <w:szCs w:val="20"/>
-        </w:rPr>
-        <w:t xml:space="preserve">A notary public or other officer completing this certificate verifies only the identity of the individual who signed the document to which this certificate is attached, and not the truthfulness, accuracy, or validity of that document.</w:t>
-      </w:r>
-    </w:p>
-    <w:p>
-      <w:pPr>
-        <w:spacing w:after="200"/>
-      </w:pPr>
-      <w:r>
-        <w:rPr>
-          <w:rFonts w:ascii="Calibri" w:cs="Calibri" w:eastAsia="Calibri" w:hAnsi="Calibri"/>
-          <w:sz w:val="22"/>
-          <w:szCs w:val="22"/>
-        </w:rPr>
-        <w:t xml:space="preserve"/>
-      </w:r>
-    </w:p>
-    <w:p>
-      <w:pPr>
-        <w:spacing w:after="200"/>
-      </w:pPr>
-      <w:r>
-        <w:rPr>
-          <w:rFonts w:ascii="Calibri" w:cs="Calibri" w:eastAsia="Calibri" w:hAnsi="Calibri"/>
-          <w:sz w:val="22"/>
-          <w:szCs w:val="22"/>
-        </w:rPr>
-        <w:t xml:space="preserve">State of California</w:t>
-      </w:r>
-    </w:p>
-    <w:p>
-      <w:pPr>
-        <w:spacing w:after="300"/>
-      </w:pPr>
-      <w:r>
-        <w:rPr>
-          <w:rFonts w:ascii="Calibri" w:cs="Calibri" w:eastAsia="Calibri" w:hAnsi="Calibri"/>
-          <w:sz w:val="22"/>
-          <w:szCs w:val="22"/>
-        </w:rPr>
-        <w:t xml:space="preserve">County of </w:t>
-      </w:r>
-      <w:r>
-        <w:rPr>
-          <w:rFonts w:ascii="Calibri" w:cs="Calibri" w:eastAsia="Calibri" w:hAnsi="Calibri"/>
-          <w:sz w:val="22"/>
-          <w:szCs w:val="22"/>
-          <w:u w:val="single" w:color="28251D"/>
-        </w:rPr>
-        <w:t xml:space="preserve">                                        </w:t>
-      </w:r>
-    </w:p>
-    <w:p>
-      <w:pPr>
-        <w:keepNext/>
-        <w:spacing w:after="20"/>
-      </w:pPr>
-      <w:r>
-        <w:rPr>
-          <w:rFonts w:ascii="Calibri" w:cs="Calibri" w:eastAsia="Calibri" w:hAnsi="Calibri"/>
-          <w:sz w:val="22"/>
-          <w:szCs w:val="22"/>
-        </w:rPr>
-        <w:t xml:space="preserve">On </w:t>
-      </w:r>
-      <w:r>
-        <w:rPr>
-          <w:rFonts w:ascii="Calibri" w:cs="Calibri" w:eastAsia="Calibri" w:hAnsi="Calibri"/>
-          <w:sz w:val="22"/>
-          <w:szCs w:val="22"/>
-          <w:u w:val="single" w:color="28251D"/>
-        </w:rPr>
-        <w:t xml:space="preserve">                    </w:t>
-      </w:r>
-      <w:r>
-        <w:rPr>
-          <w:rFonts w:ascii="Calibri" w:cs="Calibri" w:eastAsia="Calibri" w:hAnsi="Calibri"/>
-          <w:sz w:val="22"/>
-          <w:szCs w:val="22"/>
-        </w:rPr>
-        <w:t xml:space="preserve"> before me,</w:t>
-      </w:r>
-    </w:p>
-    <w:p>
-      <w:pPr>
-        <w:keepNext/>
-        <w:spacing w:after="20"/>
-      </w:pPr>
-      <w:r>
-        <w:rPr>
-          <w:rFonts w:ascii="Calibri" w:cs="Calibri" w:eastAsia="Calibri" w:hAnsi="Calibri"/>
-          <w:sz w:val="22"/>
-          <w:szCs w:val="22"/>
-          <w:u w:val="single" w:color="28251D"/>
-        </w:rPr>
-        <w:t xml:space="preserve">                                                                                                    </w:t>
-      </w:r>
-      <w:r>
-        <w:rPr>
-          <w:rFonts w:ascii="Calibri" w:cs="Calibri" w:eastAsia="Calibri" w:hAnsi="Calibri"/>
-          <w:sz w:val="22"/>
-          <w:szCs w:val="22"/>
-        </w:rPr>
-        <w:t xml:space="preserve">,</w:t>
-      </w:r>
-    </w:p>
-    <w:p>
-      <w:pPr>
-        <w:spacing w:after="200"/>
-      </w:pPr>
-      <w:r>
-        <w:rPr>
-          <w:rFonts w:ascii="Calibri" w:cs="Calibri" w:eastAsia="Calibri" w:hAnsi="Calibri"/>
-          <w:i/>
-          <w:iCs/>
-          <w:color w:val="7A7974"/>
-          <w:sz w:val="16"/>
-          <w:szCs w:val="16"/>
-        </w:rPr>
-        <w:t xml:space="preserve">(here insert name and title of the officer)</w:t>
-      </w:r>
-    </w:p>
-    <w:p>
-      <w:pPr>
-        <w:keepNext/>
-        <w:spacing w:after="40"/>
-      </w:pPr>
-      <w:r>
-        <w:rPr>
-          <w:rFonts w:ascii="Calibri" w:cs="Calibri" w:eastAsia="Calibri" w:hAnsi="Calibri"/>
-          <w:sz w:val="22"/>
-          <w:szCs w:val="22"/>
-        </w:rPr>
-        <w:t xml:space="preserve">personally appeared</w:t>
-      </w:r>
-    </w:p>
-    <w:p>
-      <w:pPr>
-        <w:keepNext/>
-        <w:spacing w:after="40"/>
-      </w:pPr>
-      <w:r>
-        <w:rPr>
-          <w:rFonts w:ascii="Calibri" w:cs="Calibri" w:eastAsia="Calibri" w:hAnsi="Calibri"/>
-          <w:sz w:val="22"/>
-          <w:szCs w:val="22"/>
-          <w:u w:val="single" w:color="28251D"/>
-        </w:rPr>
-        <w:t xml:space="preserve">                                                                                                    </w:t>
-      </w:r>
-    </w:p>
-    <w:p>
-      <w:pPr>
-        <w:spacing w:after="240"/>
-      </w:pPr>
-      <w:r>
-        <w:rPr>
-          <w:rFonts w:ascii="Calibri" w:cs="Calibri" w:eastAsia="Calibri" w:hAnsi="Calibri"/>
-          <w:sz w:val="22"/>
-          <w:szCs w:val="22"/>
-          <w:u w:val="single" w:color="28251D"/>
-        </w:rPr>
-        <w:t xml:space="preserve">                                                                                                    </w:t>
-      </w:r>
-    </w:p>
-    <w:p>
-      <w:pPr>
-        <w:spacing w:after="240"/>
-      </w:pPr>
-      <w:r>
-        <w:rPr>
-          <w:rFonts w:ascii="Calibri" w:cs="Calibri" w:eastAsia="Calibri" w:hAnsi="Calibri"/>
-          <w:sz w:val="22"/>
-          <w:szCs w:val="22"/>
-        </w:rPr>
-        <w:t xml:space="preserve">who proved to me on the basis of satisfactory evidence to be the person(s) whose name(s) is/are subscribed to the within instrument, and acknowledged to me that he/she/they executed the same in his/her/their authorized capacity(ies), and that by his/her/their signature(s) on the instrument the person(s), or the entity upon behalf of which the person(s) acted, executed the instrument.</w:t>
-      </w:r>
-    </w:p>
-    <w:p>
-      <w:pPr>
-        <w:spacing w:after="120"/>
-      </w:pPr>
-      <w:r>
-        <w:rPr>
-          <w:rFonts w:ascii="Calibri" w:cs="Calibri" w:eastAsia="Calibri" w:hAnsi="Calibri"/>
-          <w:color w:val="28251D"/>
-          <w:sz w:val="22"/>
-          <w:szCs w:val="22"/>
-        </w:rPr>
-        <w:t xml:space="preserve">I certify under PENALTY OF PERJURY under the laws of the State of California that the foregoing paragraph is true and correct.</w:t>
-      </w:r>
-    </w:p>
-    <w:p>
-      <w:pPr>
-        <w:spacing w:after="300"/>
-      </w:pPr>
-      <w:r>
-        <w:rPr>
-          <w:rFonts w:ascii="Calibri" w:cs="Calibri" w:eastAsia="Calibri" w:hAnsi="Calibri"/>
-          <w:sz w:val="22"/>
-          <w:szCs w:val="22"/>
-        </w:rPr>
-        <w:t xml:space="preserve"/>
-      </w:r>
-    </w:p>
-    <w:p>
-      <w:pPr>
-        <w:spacing w:after="120"/>
-      </w:pPr>
-      <w:r>
-        <w:rPr>
-          <w:rFonts w:ascii="Calibri" w:cs="Calibri" w:eastAsia="Calibri" w:hAnsi="Calibri"/>
-          <w:color w:val="28251D"/>
-          <w:sz w:val="22"/>
-          <w:szCs w:val="22"/>
-        </w:rPr>
-        <w:t xml:space="preserve">WITNESS my hand and official seal.</w:t>
-      </w:r>
-    </w:p>
-    <w:p>
-      <w:pPr>
-        <w:spacing w:after="400"/>
-      </w:pPr>
-      <w:r>
-        <w:rPr>
-          <w:rFonts w:ascii="Calibri" w:cs="Calibri" w:eastAsia="Calibri" w:hAnsi="Calibri"/>
-          <w:sz w:val="22"/>
-          <w:szCs w:val="22"/>
-        </w:rPr>
-        <w:t xml:space="preserve"/>
       </w:r>
     </w:p>
     <w:tbl>
@@ -1965,22 +1680,353 @@
       <w:tr>
         <w:trPr>
           <w:cantSplit/>
-          <w:trHeight w:val="1800" w:hRule="atLeast"/>
         </w:trPr>
         <w:tc>
           <w:tcPr>
-            <w:tcW w:type="dxa" w:w="5900"/>
+            <w:tcW w:type="dxa" w:w="7000"/>
+            <w:tcBorders>
+              <w:top w:val="none" w:color="FFFFFF" w:sz="0"/>
+              <w:left w:val="none" w:color="FFFFFF" w:sz="0"/>
+              <w:bottom w:val="none" w:color="FFFFFF" w:sz="0"/>
+              <w:right w:val="none" w:color="FFFFFF" w:sz="0"/>
+            </w:tcBorders>
             <w:tcMar>
-              <w:top w:type="dxa" w:w="40"/>
-              <w:left w:type="dxa" w:w="40"/>
-              <w:bottom w:type="dxa" w:w="40"/>
-              <w:right w:type="dxa" w:w="200"/>
+              <w:top w:type="dxa" w:w="0"/>
+              <w:left w:type="dxa" w:w="0"/>
+              <w:bottom w:type="dxa" w:w="0"/>
+              <w:right w:type="dxa" w:w="0"/>
             </w:tcMar>
-            <w:vAlign w:val="bottom"/>
           </w:tcPr>
           <w:p>
             <w:pPr>
+              <w:spacing w:after="0"/>
+            </w:pPr>
+            <w:r>
+              <w:rPr>
+                <w:rFonts w:ascii="Calibri" w:cs="Calibri" w:eastAsia="Calibri" w:hAnsi="Calibri"/>
+                <w:b/>
+                <w:bCs/>
+                <w:color w:val="01696F"/>
+                <w:sz w:val="22"/>
+                <w:szCs w:val="22"/>
+              </w:rPr>
+              <w:t xml:space="preserve">CALIFORNIA ALL-PURPOSE ACKNOWLEDGMENT</w:t>
+            </w:r>
+          </w:p>
+        </w:tc>
+        <w:tc>
+          <w:tcPr>
+            <w:tcW w:type="dxa" w:w="2360"/>
+            <w:tcBorders>
+              <w:top w:val="none" w:color="FFFFFF" w:sz="0"/>
+              <w:left w:val="none" w:color="FFFFFF" w:sz="0"/>
+              <w:bottom w:val="none" w:color="FFFFFF" w:sz="0"/>
+              <w:right w:val="none" w:color="FFFFFF" w:sz="0"/>
+            </w:tcBorders>
+            <w:tcMar>
+              <w:top w:type="dxa" w:w="0"/>
+              <w:left w:type="dxa" w:w="0"/>
+              <w:bottom w:type="dxa" w:w="0"/>
+              <w:right w:type="dxa" w:w="0"/>
+            </w:tcMar>
+          </w:tcPr>
+          <w:p>
+            <w:pPr>
+              <w:spacing w:after="0"/>
+              <w:jc w:val="right"/>
+            </w:pPr>
+            <w:r>
+              <w:rPr>
+                <w:rFonts w:ascii="Calibri" w:cs="Calibri" w:eastAsia="Calibri" w:hAnsi="Calibri"/>
+                <w:b/>
+                <w:bCs/>
+                <w:color w:val="28251D"/>
+                <w:sz w:val="22"/>
+                <w:szCs w:val="22"/>
+              </w:rPr>
+              <w:t xml:space="preserve">CIVIL CODE § 1189</w:t>
+            </w:r>
+          </w:p>
+        </w:tc>
+      </w:tr>
+    </w:tbl>
+    <w:p>
+      <w:pPr>
+        <w:spacing w:after="240" w:before="60"/>
+      </w:pPr>
+      <w:r>
+        <w:rPr>
+          <w:rFonts w:ascii="Calibri" w:cs="Calibri" w:eastAsia="Calibri" w:hAnsi="Calibri"/>
+          <w:i/>
+          <w:iCs/>
+          <w:color w:val="28251D"/>
+          <w:sz w:val="20"/>
+          <w:szCs w:val="20"/>
+        </w:rPr>
+        <w:t xml:space="preserve">A notary public or other officer completing this certificate verifies only the identity of the individual who signed the document to which this certificate is attached, and not the truthfulness, accuracy, or validity of that document.</w:t>
+      </w:r>
+    </w:p>
+    <w:tbl>
+      <w:tblPr>
+        <w:tblW w:type="dxa" w:w="9360"/>
+        <w:tblBorders>
+          <w:top w:val="none" w:color="FFFFFF" w:sz="0"/>
+          <w:left w:val="none" w:color="FFFFFF" w:sz="0"/>
+          <w:bottom w:val="none" w:color="FFFFFF" w:sz="0"/>
+          <w:right w:val="none" w:color="FFFFFF" w:sz="0"/>
+          <w:insideH w:val="none" w:color="FFFFFF" w:sz="0"/>
+          <w:insideV w:val="none" w:color="FFFFFF" w:sz="0"/>
+        </w:tblBorders>
+      </w:tblPr>
+      <w:tblGrid>
+        <w:gridCol w:w="100"/>
+        <w:gridCol w:w="100"/>
+      </w:tblGrid>
+      <w:tr>
+        <w:trPr>
+          <w:cantSplit/>
+        </w:trPr>
+        <w:tc>
+          <w:tcPr>
+            <w:tcW w:type="dxa" w:w="4680"/>
+            <w:tcBorders>
+              <w:top w:val="none" w:color="FFFFFF" w:sz="0"/>
+              <w:left w:val="none" w:color="FFFFFF" w:sz="0"/>
+              <w:bottom w:val="none" w:color="FFFFFF" w:sz="0"/>
+              <w:right w:val="none" w:color="FFFFFF" w:sz="0"/>
+            </w:tcBorders>
+            <w:tcMar>
+              <w:top w:type="dxa" w:w="0"/>
+              <w:left w:type="dxa" w:w="0"/>
+              <w:bottom w:type="dxa" w:w="0"/>
+              <w:right w:type="dxa" w:w="0"/>
+            </w:tcMar>
+          </w:tcPr>
+          <w:p>
+            <w:pPr>
+              <w:spacing w:after="160"/>
+            </w:pPr>
+            <w:r>
+              <w:rPr>
+                <w:rFonts w:ascii="Calibri" w:cs="Calibri" w:eastAsia="Calibri" w:hAnsi="Calibri"/>
+                <w:sz w:val="22"/>
+                <w:szCs w:val="22"/>
+              </w:rPr>
+              <w:t xml:space="preserve">State of California</w:t>
+            </w:r>
+          </w:p>
+        </w:tc>
+        <w:tc>
+          <w:tcPr>
+            <w:tcW w:type="dxa" w:w="4680"/>
+            <w:tcBorders>
+              <w:top w:val="none" w:color="FFFFFF" w:sz="0"/>
+              <w:left w:val="none" w:color="FFFFFF" w:sz="0"/>
+              <w:bottom w:val="none" w:color="FFFFFF" w:sz="0"/>
+              <w:right w:val="none" w:color="FFFFFF" w:sz="0"/>
+            </w:tcBorders>
+            <w:tcMar>
+              <w:top w:type="dxa" w:w="0"/>
+              <w:left w:type="dxa" w:w="0"/>
+              <w:bottom w:type="dxa" w:w="0"/>
+              <w:right w:type="dxa" w:w="0"/>
+            </w:tcMar>
+          </w:tcPr>
+          <w:p>
+            <w:pPr>
+              <w:spacing w:after="160"/>
+            </w:pPr>
+            <w:r>
+              <w:rPr>
+                <w:rFonts w:ascii="Calibri" w:cs="Calibri" w:eastAsia="Calibri" w:hAnsi="Calibri"/>
+                <w:sz w:val="22"/>
+                <w:szCs w:val="22"/>
+              </w:rPr>
+              <w:t xml:space="preserve">)</w:t>
+            </w:r>
+          </w:p>
+        </w:tc>
+      </w:tr>
+      <w:tr>
+        <w:trPr>
+          <w:cantSplit/>
+        </w:trPr>
+        <w:tc>
+          <w:tcPr>
+            <w:tcW w:type="dxa" w:w="4680"/>
+            <w:tcBorders>
+              <w:top w:val="none" w:color="FFFFFF" w:sz="0"/>
+              <w:left w:val="none" w:color="FFFFFF" w:sz="0"/>
+              <w:bottom w:val="none" w:color="FFFFFF" w:sz="0"/>
+              <w:right w:val="none" w:color="FFFFFF" w:sz="0"/>
+            </w:tcBorders>
+            <w:tcMar>
+              <w:top w:type="dxa" w:w="0"/>
+              <w:left w:type="dxa" w:w="0"/>
+              <w:bottom w:type="dxa" w:w="0"/>
+              <w:right w:type="dxa" w:w="0"/>
+            </w:tcMar>
+          </w:tcPr>
+          <w:p>
+            <w:pPr>
+              <w:spacing w:after="200"/>
+            </w:pPr>
+            <w:r>
+              <w:rPr>
+                <w:rFonts w:ascii="Calibri" w:cs="Calibri" w:eastAsia="Calibri" w:hAnsi="Calibri"/>
+                <w:sz w:val="22"/>
+                <w:szCs w:val="22"/>
+              </w:rPr>
+              <w:t xml:space="preserve">County of </w:t>
+            </w:r>
+            <w:r>
+              <w:rPr>
+                <w:rFonts w:ascii="Calibri" w:cs="Calibri" w:eastAsia="Calibri" w:hAnsi="Calibri"/>
+                <w:sz w:val="22"/>
+                <w:szCs w:val="22"/>
+                <w:u w:val="single" w:color="28251D"/>
+              </w:rPr>
+              <w:t xml:space="preserve">                                        </w:t>
+            </w:r>
+          </w:p>
+        </w:tc>
+        <w:tc>
+          <w:tcPr>
+            <w:tcW w:type="dxa" w:w="4680"/>
+            <w:tcBorders>
+              <w:top w:val="none" w:color="FFFFFF" w:sz="0"/>
+              <w:left w:val="none" w:color="FFFFFF" w:sz="0"/>
+              <w:bottom w:val="none" w:color="FFFFFF" w:sz="0"/>
+              <w:right w:val="none" w:color="FFFFFF" w:sz="0"/>
+            </w:tcBorders>
+            <w:tcMar>
+              <w:top w:type="dxa" w:w="0"/>
+              <w:left w:type="dxa" w:w="0"/>
+              <w:bottom w:type="dxa" w:w="0"/>
+              <w:right w:type="dxa" w:w="0"/>
+            </w:tcMar>
+          </w:tcPr>
+          <w:p>
+            <w:pPr>
+              <w:spacing w:after="200"/>
+            </w:pPr>
+            <w:r>
+              <w:rPr>
+                <w:rFonts w:ascii="Calibri" w:cs="Calibri" w:eastAsia="Calibri" w:hAnsi="Calibri"/>
+                <w:sz w:val="22"/>
+                <w:szCs w:val="22"/>
+              </w:rPr>
+              <w:t xml:space="preserve">)</w:t>
+            </w:r>
+          </w:p>
+        </w:tc>
+      </w:tr>
+    </w:tbl>
+    <w:tbl>
+      <w:tblPr>
+        <w:tblW w:type="dxa" w:w="9360"/>
+        <w:tblBorders>
+          <w:top w:val="none" w:color="FFFFFF" w:sz="0"/>
+          <w:left w:val="none" w:color="FFFFFF" w:sz="0"/>
+          <w:bottom w:val="none" w:color="FFFFFF" w:sz="0"/>
+          <w:right w:val="none" w:color="FFFFFF" w:sz="0"/>
+          <w:insideH w:val="none" w:color="FFFFFF" w:sz="0"/>
+          <w:insideV w:val="none" w:color="FFFFFF" w:sz="0"/>
+        </w:tblBorders>
+      </w:tblPr>
+      <w:tblGrid>
+        <w:gridCol w:w="100"/>
+        <w:gridCol w:w="100"/>
+      </w:tblGrid>
+      <w:tr>
+        <w:trPr>
+          <w:cantSplit/>
+        </w:trPr>
+        <w:tc>
+          <w:tcPr>
+            <w:tcW w:type="dxa" w:w="3200"/>
+            <w:tcBorders>
+              <w:top w:val="none" w:color="FFFFFF" w:sz="0"/>
+              <w:left w:val="none" w:color="FFFFFF" w:sz="0"/>
+              <w:bottom w:val="none" w:color="FFFFFF" w:sz="0"/>
+              <w:right w:val="none" w:color="FFFFFF" w:sz="0"/>
+            </w:tcBorders>
+            <w:tcMar>
+              <w:top w:type="dxa" w:w="0"/>
+              <w:left w:type="dxa" w:w="0"/>
+              <w:bottom w:type="dxa" w:w="0"/>
+              <w:right w:type="dxa" w:w="120"/>
+            </w:tcMar>
+          </w:tcPr>
+          <w:p>
+            <w:pPr>
+              <w:keepNext/>
+              <w:spacing w:after="20"/>
+            </w:pPr>
+            <w:r>
+              <w:rPr>
+                <w:rFonts w:ascii="Calibri" w:cs="Calibri" w:eastAsia="Calibri" w:hAnsi="Calibri"/>
+                <w:sz w:val="22"/>
+                <w:szCs w:val="22"/>
+              </w:rPr>
+              <w:t xml:space="preserve">On </w:t>
+            </w:r>
+            <w:r>
+              <w:rPr>
+                <w:rFonts w:ascii="Calibri" w:cs="Calibri" w:eastAsia="Calibri" w:hAnsi="Calibri"/>
+                <w:sz w:val="22"/>
+                <w:szCs w:val="22"/>
+                <w:u w:val="single" w:color="28251D"/>
+              </w:rPr>
+              <w:t xml:space="preserve">                      </w:t>
+            </w:r>
+            <w:r>
+              <w:rPr>
+                <w:rFonts w:ascii="Calibri" w:cs="Calibri" w:eastAsia="Calibri" w:hAnsi="Calibri"/>
+                <w:sz w:val="22"/>
+                <w:szCs w:val="22"/>
+              </w:rPr>
+              <w:t xml:space="preserve"> before me,</w:t>
+            </w:r>
+          </w:p>
+          <w:p>
+            <w:pPr>
               <w:spacing w:after="40"/>
+              <w:ind w:left="240"/>
+            </w:pPr>
+            <w:r>
+              <w:rPr>
+                <w:rFonts w:ascii="Calibri" w:cs="Calibri" w:eastAsia="Calibri" w:hAnsi="Calibri"/>
+                <w:i/>
+                <w:iCs/>
+                <w:color w:val="7A7974"/>
+                <w:sz w:val="18"/>
+                <w:szCs w:val="18"/>
+              </w:rPr>
+              <w:t xml:space="preserve">Date</w:t>
+            </w:r>
+          </w:p>
+        </w:tc>
+        <w:tc>
+          <w:tcPr>
+            <w:tcW w:type="dxa" w:w="6160"/>
+            <w:tcBorders>
+              <w:top w:val="none" w:color="FFFFFF" w:sz="0"/>
+              <w:left w:val="none" w:color="FFFFFF" w:sz="0"/>
+              <w:bottom w:val="none" w:color="FFFFFF" w:sz="0"/>
+              <w:right w:val="none" w:color="FFFFFF" w:sz="0"/>
+            </w:tcBorders>
+            <w:tcMar>
+              <w:top w:type="dxa" w:w="0"/>
+              <w:left w:type="dxa" w:w="120"/>
+              <w:bottom w:type="dxa" w:w="0"/>
+              <w:right w:type="dxa" w:w="0"/>
+            </w:tcMar>
+          </w:tcPr>
+          <w:p>
+            <w:pPr>
+              <w:keepNext/>
+              <w:spacing w:after="20"/>
             </w:pPr>
             <w:r>
               <w:rPr>
@@ -1989,44 +2035,208 @@
                 <w:szCs w:val="22"/>
                 <w:u w:val="single" w:color="28251D"/>
               </w:rPr>
-              <w:t xml:space="preserve">                                                            </w:t>
+              <w:t xml:space="preserve">                                                          </w:t>
+            </w:r>
+            <w:r>
+              <w:rPr>
+                <w:rFonts w:ascii="Calibri" w:cs="Calibri" w:eastAsia="Calibri" w:hAnsi="Calibri"/>
+                <w:sz w:val="22"/>
+                <w:szCs w:val="22"/>
+              </w:rPr>
+              <w:t xml:space="preserve">,</w:t>
             </w:r>
           </w:p>
           <w:p>
+            <w:pPr>
+              <w:spacing w:after="40"/>
+              <w:jc w:val="center"/>
+            </w:pPr>
             <w:r>
               <w:rPr>
                 <w:rFonts w:ascii="Calibri" w:cs="Calibri" w:eastAsia="Calibri" w:hAnsi="Calibri"/>
                 <w:i/>
                 <w:iCs/>
                 <w:color w:val="7A7974"/>
-                <w:sz w:val="20"/>
-                <w:szCs w:val="20"/>
+                <w:sz w:val="18"/>
+                <w:szCs w:val="18"/>
               </w:rPr>
-              <w:t xml:space="preserve">Signature of Notary Public</w:t>
+              <w:t xml:space="preserve">Here Insert Name and Title of the Officer</w:t>
+            </w:r>
+          </w:p>
+        </w:tc>
+      </w:tr>
+    </w:tbl>
+    <w:tbl>
+      <w:tblPr>
+        <w:tblW w:type="dxa" w:w="9360"/>
+        <w:tblBorders>
+          <w:top w:val="none" w:color="FFFFFF" w:sz="0"/>
+          <w:left w:val="none" w:color="FFFFFF" w:sz="0"/>
+          <w:bottom w:val="none" w:color="FFFFFF" w:sz="0"/>
+          <w:right w:val="none" w:color="FFFFFF" w:sz="0"/>
+          <w:insideH w:val="none" w:color="FFFFFF" w:sz="0"/>
+          <w:insideV w:val="none" w:color="FFFFFF" w:sz="0"/>
+        </w:tblBorders>
+      </w:tblPr>
+      <w:tblGrid>
+        <w:gridCol w:w="100"/>
+        <w:gridCol w:w="100"/>
+      </w:tblGrid>
+      <w:tr>
+        <w:trPr>
+          <w:cantSplit/>
+        </w:trPr>
+        <w:tc>
+          <w:tcPr>
+            <w:tcW w:type="dxa" w:w="2400"/>
+            <w:tcBorders>
+              <w:top w:val="none" w:color="FFFFFF" w:sz="0"/>
+              <w:left w:val="none" w:color="FFFFFF" w:sz="0"/>
+              <w:bottom w:val="none" w:color="FFFFFF" w:sz="0"/>
+              <w:right w:val="none" w:color="FFFFFF" w:sz="0"/>
+            </w:tcBorders>
+            <w:tcMar>
+              <w:top w:type="dxa" w:w="0"/>
+              <w:left w:type="dxa" w:w="0"/>
+              <w:bottom w:type="dxa" w:w="0"/>
+              <w:right w:type="dxa" w:w="120"/>
+            </w:tcMar>
+            <w:vAlign w:val="bottom"/>
+          </w:tcPr>
+          <w:p>
+            <w:pPr>
+              <w:keepNext/>
+              <w:spacing w:after="20"/>
+            </w:pPr>
+            <w:r>
+              <w:rPr>
+                <w:rFonts w:ascii="Calibri" w:cs="Calibri" w:eastAsia="Calibri" w:hAnsi="Calibri"/>
+                <w:sz w:val="22"/>
+                <w:szCs w:val="22"/>
+              </w:rPr>
+              <w:t xml:space="preserve">Personally appeared</w:t>
             </w:r>
           </w:p>
         </w:tc>
         <w:tc>
           <w:tcPr>
-            <w:tcW w:type="dxa" w:w="3460"/>
+            <w:tcW w:type="dxa" w:w="6960"/>
             <w:tcBorders>
-              <w:top w:val="single" w:color="7A7974" w:sz="4" w:space="4"/>
-              <w:left w:val="single" w:color="7A7974" w:sz="4" w:space="4"/>
-              <w:bottom w:val="single" w:color="7A7974" w:sz="4" w:space="4"/>
-              <w:right w:val="single" w:color="7A7974" w:sz="4" w:space="4"/>
+              <w:top w:val="none" w:color="FFFFFF" w:sz="0"/>
+              <w:left w:val="none" w:color="FFFFFF" w:sz="0"/>
+              <w:bottom w:val="none" w:color="FFFFFF" w:sz="0"/>
+              <w:right w:val="none" w:color="FFFFFF" w:sz="0"/>
+            </w:tcBorders>
+            <w:tcMar>
+              <w:top w:type="dxa" w:w="0"/>
+              <w:left w:type="dxa" w:w="120"/>
+              <w:bottom w:type="dxa" w:w="0"/>
+              <w:right w:type="dxa" w:w="0"/>
+            </w:tcMar>
+          </w:tcPr>
+          <w:p>
+            <w:pPr>
+              <w:keepNext/>
+              <w:spacing w:after="20"/>
+            </w:pPr>
+            <w:r>
+              <w:rPr>
+                <w:rFonts w:ascii="Calibri" w:cs="Calibri" w:eastAsia="Calibri" w:hAnsi="Calibri"/>
+                <w:sz w:val="22"/>
+                <w:szCs w:val="22"/>
+                <w:u w:val="single" w:color="28251D"/>
+              </w:rPr>
+              <w:t xml:space="preserve">                                                                </w:t>
+            </w:r>
+          </w:p>
+          <w:p>
+            <w:pPr>
+              <w:spacing w:after="40"/>
+              <w:jc w:val="center"/>
+            </w:pPr>
+            <w:r>
+              <w:rPr>
+                <w:rFonts w:ascii="Calibri" w:cs="Calibri" w:eastAsia="Calibri" w:hAnsi="Calibri"/>
+                <w:i/>
+                <w:iCs/>
+                <w:color w:val="7A7974"/>
+                <w:sz w:val="18"/>
+                <w:szCs w:val="18"/>
+              </w:rPr>
+              <w:t xml:space="preserve">Name(s) of Signer(s)</w:t>
+            </w:r>
+          </w:p>
+        </w:tc>
+      </w:tr>
+    </w:tbl>
+    <w:p>
+      <w:pPr>
+        <w:spacing w:after="240"/>
+      </w:pPr>
+      <w:r>
+        <w:rPr>
+          <w:rFonts w:ascii="Calibri" w:cs="Calibri" w:eastAsia="Calibri" w:hAnsi="Calibri"/>
+          <w:sz w:val="22"/>
+          <w:szCs w:val="22"/>
+          <w:u w:val="single" w:color="28251D"/>
+        </w:rPr>
+        <w:t xml:space="preserve">                                                                                                    </w:t>
+      </w:r>
+    </w:p>
+    <w:p>
+      <w:pPr>
+        <w:spacing w:after="240"/>
+      </w:pPr>
+      <w:r>
+        <w:rPr>
+          <w:rFonts w:ascii="Calibri" w:cs="Calibri" w:eastAsia="Calibri" w:hAnsi="Calibri"/>
+          <w:sz w:val="22"/>
+          <w:szCs w:val="22"/>
+        </w:rPr>
+        <w:t xml:space="preserve">who proved to me on the basis of satisfactory evidence to be the person(s) whose name(s) is/are subscribed to the within instrument, and acknowledged to me that he/she/they executed the same in his/her/their authorized capacity(ies), and that by his/her/their signature(s) on the instrument the person(s), or the entity upon behalf of which the person(s) acted, executed the instrument.</w:t>
+      </w:r>
+    </w:p>
+    <w:tbl>
+      <w:tblPr>
+        <w:tblW w:type="dxa" w:w="9360"/>
+        <w:tblBorders>
+          <w:top w:val="none" w:color="FFFFFF" w:sz="0"/>
+          <w:left w:val="none" w:color="FFFFFF" w:sz="0"/>
+          <w:bottom w:val="none" w:color="FFFFFF" w:sz="0"/>
+          <w:right w:val="none" w:color="FFFFFF" w:sz="0"/>
+          <w:insideH w:val="none" w:color="FFFFFF" w:sz="0"/>
+          <w:insideV w:val="none" w:color="FFFFFF" w:sz="0"/>
+        </w:tblBorders>
+      </w:tblPr>
+      <w:tblGrid>
+        <w:gridCol w:w="100"/>
+        <w:gridCol w:w="100"/>
+      </w:tblGrid>
+      <w:tr>
+        <w:trPr>
+          <w:cantSplit/>
+          <w:trHeight w:val="2400" w:hRule="atLeast"/>
+        </w:trPr>
+        <w:tc>
+          <w:tcPr>
+            <w:tcW w:type="dxa" w:w="4200"/>
+            <w:tcBorders>
+              <w:top w:val="none" w:color="FFFFFF" w:sz="0"/>
+              <w:left w:val="none" w:color="FFFFFF" w:sz="0"/>
+              <w:bottom w:val="none" w:color="FFFFFF" w:sz="0"/>
+              <w:right w:val="none" w:color="FFFFFF" w:sz="0"/>
             </w:tcBorders>
             <w:tcMar>
               <w:top w:type="dxa" w:w="40"/>
-              <w:left w:type="dxa" w:w="40"/>
+              <w:left w:type="dxa" w:w="0"/>
               <w:bottom w:type="dxa" w:w="40"/>
-              <w:right w:type="dxa" w:w="40"/>
+              <w:right w:type="dxa" w:w="200"/>
             </w:tcMar>
-            <w:vAlign w:val="center"/>
+            <w:vAlign w:val="bottom"/>
           </w:tcPr>
           <w:p>
             <w:pPr>
-              <w:spacing w:after="200" w:before="200"/>
-              <w:jc w:val="center"/>
+              <w:spacing w:after="0"/>
             </w:pPr>
             <w:r>
               <w:rPr>
@@ -2037,7 +2247,90 @@
                 <w:sz w:val="20"/>
                 <w:szCs w:val="20"/>
               </w:rPr>
-              <w:t xml:space="preserve">Place Notary Seal Here</w:t>
+              <w:t xml:space="preserve">Place Notary Seal Above</w:t>
+            </w:r>
+          </w:p>
+        </w:tc>
+        <w:tc>
+          <w:tcPr>
+            <w:tcW w:type="dxa" w:w="5160"/>
+            <w:tcBorders>
+              <w:top w:val="none" w:color="FFFFFF" w:sz="0"/>
+              <w:left w:val="none" w:color="FFFFFF" w:sz="0"/>
+              <w:bottom w:val="none" w:color="FFFFFF" w:sz="0"/>
+              <w:right w:val="none" w:color="FFFFFF" w:sz="0"/>
+            </w:tcBorders>
+            <w:tcMar>
+              <w:top w:type="dxa" w:w="40"/>
+              <w:left w:type="dxa" w:w="200"/>
+              <w:bottom w:type="dxa" w:w="40"/>
+              <w:right w:type="dxa" w:w="0"/>
+            </w:tcMar>
+          </w:tcPr>
+          <w:p>
+            <w:pPr>
+              <w:spacing w:after="160"/>
+            </w:pPr>
+            <w:r>
+              <w:rPr>
+                <w:rFonts w:ascii="Calibri" w:cs="Calibri" w:eastAsia="Calibri" w:hAnsi="Calibri"/>
+                <w:sz w:val="22"/>
+                <w:szCs w:val="22"/>
+              </w:rPr>
+              <w:t xml:space="preserve">I certify under PENALTY OF PERJURY under the laws of the State of California that the foregoing paragraph is true and correct.</w:t>
+            </w:r>
+          </w:p>
+          <w:p>
+            <w:pPr>
+              <w:spacing w:after="400"/>
+            </w:pPr>
+            <w:r>
+              <w:rPr>
+                <w:rFonts w:ascii="Calibri" w:cs="Calibri" w:eastAsia="Calibri" w:hAnsi="Calibri"/>
+                <w:sz w:val="22"/>
+                <w:szCs w:val="22"/>
+              </w:rPr>
+              <w:t xml:space="preserve">WITNESS my hand and official seal.</w:t>
+            </w:r>
+          </w:p>
+          <w:p>
+            <w:pPr>
+              <w:keepNext/>
+              <w:spacing w:after="20"/>
+            </w:pPr>
+            <w:r>
+              <w:rPr>
+                <w:rFonts w:ascii="Calibri" w:cs="Calibri" w:eastAsia="Calibri" w:hAnsi="Calibri"/>
+                <w:sz w:val="22"/>
+                <w:szCs w:val="22"/>
+              </w:rPr>
+              <w:t xml:space="preserve">Signature </w:t>
+            </w:r>
+            <w:r>
+              <w:rPr>
+                <w:rFonts w:ascii="Calibri" w:cs="Calibri" w:eastAsia="Calibri" w:hAnsi="Calibri"/>
+                <w:sz w:val="22"/>
+                <w:szCs w:val="22"/>
+                <w:u w:val="single" w:color="28251D"/>
+              </w:rPr>
+              <w:t xml:space="preserve">                                      </w:t>
+            </w:r>
+          </w:p>
+          <w:p>
+            <w:pPr>
+              <w:spacing w:after="40"/>
+              <w:jc w:val="center"/>
+            </w:pPr>
+            <w:r>
+              <w:rPr>
+                <w:rFonts w:ascii="Calibri" w:cs="Calibri" w:eastAsia="Calibri" w:hAnsi="Calibri"/>
+                <w:i/>
+                <w:iCs/>
+                <w:color w:val="7A7974"/>
+                <w:sz w:val="18"/>
+                <w:szCs w:val="18"/>
+              </w:rPr>
+              <w:t xml:space="preserve">Signature of Notary Public</w:t>
             </w:r>
           </w:p>
         </w:tc>

--- a/assets/forms/travel_consent_standard.docx
+++ b/assets/forms/travel_consent_standard.docx
@@ -714,6 +714,8 @@
       <w:pPr>
         <w:pStyle w:val="Heading2"/>
         <w:spacing w:after="120" w:before="240"/>
+        <w:keepLines/>
+        <w:keepNext/>
       </w:pPr>
       <w:r>
         <w:rPr>
@@ -730,6 +732,8 @@
     <w:p>
       <w:pPr>
         <w:spacing w:after="20"/>
+        <w:keepLines/>
+        <w:keepNext/>
       </w:pPr>
       <w:r>
         <w:rPr>
@@ -744,6 +748,8 @@
     <w:p>
       <w:pPr>
         <w:spacing w:after="160"/>
+        <w:keepLines/>
+        <w:keepNext/>
       </w:pPr>
       <w:r>
         <w:rPr>
@@ -758,6 +764,8 @@
     <w:p>
       <w:pPr>
         <w:spacing w:after="160"/>
+        <w:keepLines/>
+        <w:keepNext/>
       </w:pPr>
       <w:r>
         <w:rPr>
@@ -782,6 +790,7 @@
       <w:pPr>
         <w:keepNext/>
         <w:spacing w:after="20"/>
+        <w:keepLines/>
       </w:pPr>
       <w:r>
         <w:rPr>
@@ -805,6 +814,8 @@
     <w:p>
       <w:pPr>
         <w:spacing w:after="160"/>
+        <w:keepLines/>
+        <w:keepNext/>
       </w:pPr>
       <w:r>
         <w:rPr>
@@ -821,6 +832,8 @@
     <w:p>
       <w:pPr>
         <w:spacing w:after="160"/>
+        <w:keepLines/>
+        <w:keepNext/>
       </w:pPr>
       <w:r>
         <w:rPr>
@@ -844,6 +857,8 @@
     <w:p>
       <w:pPr>
         <w:spacing w:after="160"/>
+        <w:keepLines/>
+        <w:keepNext/>
       </w:pPr>
       <w:r>
         <w:rPr>
@@ -868,6 +883,7 @@
       <w:pPr>
         <w:keepNext/>
         <w:spacing w:after="20"/>
+        <w:keepLines/>
       </w:pPr>
       <w:r>
         <w:rPr>
@@ -891,6 +907,7 @@
     <w:p>
       <w:pPr>
         <w:spacing w:after="160"/>
+        <w:keepLines/>
       </w:pPr>
       <w:r>
         <w:rPr>
@@ -1420,6 +1437,8 @@
       <w:pPr>
         <w:pStyle w:val="Heading2"/>
         <w:spacing w:after="120" w:before="240"/>
+        <w:keepLines/>
+        <w:keepNext/>
       </w:pPr>
       <w:r>
         <w:rPr>
@@ -1441,6 +1460,8 @@
         <w:shd w:fill="E6F0F1" w:val="clear"/>
         <w:spacing w:after="200" w:before="120"/>
         <w:ind w:left="240" w:right="240"/>
+        <w:keepLines/>
+        <w:keepNext/>
       </w:pPr>
       <w:r>
         <w:rPr>
@@ -1468,6 +1489,8 @@
     <w:p>
       <w:pPr>
         <w:spacing w:after="300"/>
+        <w:keepLines/>
+        <w:keepNext/>
       </w:pPr>
       <w:r>
         <w:rPr>
@@ -1481,6 +1504,8 @@
     <w:p>
       <w:pPr>
         <w:spacing w:after="160"/>
+        <w:keepLines/>
+        <w:keepNext/>
       </w:pPr>
       <w:r>
         <w:rPr>
@@ -1504,6 +1529,8 @@
     <w:p>
       <w:pPr>
         <w:spacing w:after="20"/>
+        <w:keepLines/>
+        <w:keepNext/>
       </w:pPr>
       <w:r>
         <w:rPr>
@@ -1518,6 +1545,8 @@
     <w:p>
       <w:pPr>
         <w:spacing w:after="160"/>
+        <w:keepLines/>
+        <w:keepNext/>
       </w:pPr>
       <w:r>
         <w:rPr>
@@ -1532,6 +1561,8 @@
     <w:p>
       <w:pPr>
         <w:spacing w:after="160"/>
+        <w:keepLines/>
+        <w:keepNext/>
       </w:pPr>
       <w:r>
         <w:rPr>
@@ -1555,6 +1586,8 @@
     <w:p>
       <w:pPr>
         <w:spacing w:after="240"/>
+        <w:keepLines/>
+        <w:keepNext/>
       </w:pPr>
       <w:r>
         <w:rPr>
@@ -1569,6 +1602,7 @@
       <w:pPr>
         <w:keepNext/>
         <w:spacing w:after="20"/>
+        <w:keepLines/>
       </w:pPr>
       <w:r>
         <w:rPr>
@@ -1592,6 +1626,8 @@
     <w:p>
       <w:pPr>
         <w:spacing w:after="160"/>
+        <w:keepLines/>
+        <w:keepNext/>
       </w:pPr>
       <w:r>
         <w:rPr>
@@ -1608,6 +1644,8 @@
     <w:p>
       <w:pPr>
         <w:spacing w:after="20"/>
+        <w:keepLines/>
+        <w:keepNext/>
       </w:pPr>
       <w:r>
         <w:rPr>
@@ -1622,6 +1660,8 @@
     <w:p>
       <w:pPr>
         <w:spacing w:after="160"/>
+        <w:keepLines/>
+        <w:keepNext/>
       </w:pPr>
       <w:r>
         <w:rPr>
@@ -1636,6 +1676,7 @@
     <w:p>
       <w:pPr>
         <w:spacing w:after="160"/>
+        <w:keepLines/>
       </w:pPr>
       <w:r>
         <w:rPr>
@@ -2066,6 +2107,84 @@
         </w:tc>
       </w:tr>
     </w:tbl>
+    <w:p>
+      <w:pPr>
+        <w:keepNext/>
+        <w:spacing w:after="20"/>
+      </w:pPr>
+      <w:r>
+        <w:rPr>
+          <w:rFonts w:ascii="Calibri" w:cs="Calibri" w:eastAsia="Calibri" w:hAnsi="Calibri"/>
+          <w:sz w:val="22"/>
+          <w:szCs w:val="22"/>
+        </w:rPr>
+        <w:t xml:space="preserve">personally appeared </w:t>
+      </w:r>
+      <w:r>
+        <w:rPr>
+          <w:rFonts w:ascii="Calibri" w:cs="Calibri" w:eastAsia="Calibri" w:hAnsi="Calibri"/>
+          <w:sz w:val="22"/>
+          <w:szCs w:val="22"/>
+          <w:u w:val="single" w:color="28251D"/>
+        </w:rPr>
+        <w:t xml:space="preserve">                                                                                                                                                                </w:t>
+      </w:r>
+    </w:p>
+    <w:p>
+      <w:pPr>
+        <w:keepNext/>
+        <w:spacing w:after="40"/>
+        <w:ind w:left="2400"/>
+        <w:jc w:val="center"/>
+      </w:pPr>
+      <w:r>
+        <w:rPr>
+          <w:rFonts w:ascii="Calibri" w:cs="Calibri" w:eastAsia="Calibri" w:hAnsi="Calibri"/>
+          <w:i/>
+          <w:iCs/>
+          <w:color w:val="7A7974"/>
+          <w:sz w:val="18"/>
+          <w:szCs w:val="18"/>
+        </w:rPr>
+        <w:t xml:space="preserve">Name(s) of Signer(s)</w:t>
+      </w:r>
+    </w:p>
+    <w:p>
+      <w:pPr>
+        <w:keepNext/>
+        <w:spacing w:after="40"/>
+      </w:pPr>
+      <w:r>
+        <w:rPr>
+          <w:rFonts w:ascii="Calibri" w:cs="Calibri" w:eastAsia="Calibri" w:hAnsi="Calibri"/>
+          <w:sz w:val="22"/>
+          <w:szCs w:val="22"/>
+          <w:u w:val="single" w:color="28251D"/>
+        </w:rPr>
+        <w:t xml:space="preserve">                                                                                                                                                                                                             </w:t>
+      </w:r>
+      <w:r>
+        <w:rPr>
+          <w:rFonts w:ascii="Calibri" w:cs="Calibri" w:eastAsia="Calibri" w:hAnsi="Calibri"/>
+          <w:sz w:val="22"/>
+          <w:szCs w:val="22"/>
+        </w:rPr>
+        <w:t xml:space="preserve">,</w:t>
+      </w:r>
+    </w:p>
+    <w:p>
+      <w:pPr>
+        <w:spacing w:after="240"/>
+      </w:pPr>
+      <w:r>
+        <w:rPr>
+          <w:rFonts w:ascii="Calibri" w:cs="Calibri" w:eastAsia="Calibri" w:hAnsi="Calibri"/>
+          <w:sz w:val="22"/>
+          <w:szCs w:val="22"/>
+        </w:rPr>
+        <w:t xml:space="preserve">who proved to me on the basis of satisfactory evidence to be the person(s) whose name(s) is/are subscribed to the within instrument, and acknowledged to me that he/she/they executed the same in his/her/their authorized capacity(ies), and that by his/her/their signature(s) on the instrument the person(s), or the entity upon behalf of which the person(s) acted, executed the instrument.</w:t>
+      </w:r>
+    </w:p>
     <w:tbl>
       <w:tblPr>
         <w:tblW w:type="dxa" w:w="9360"/>
@@ -2085,137 +2204,7 @@
       <w:tr>
         <w:trPr>
           <w:cantSplit/>
-        </w:trPr>
-        <w:tc>
-          <w:tcPr>
-            <w:tcW w:type="dxa" w:w="2400"/>
-            <w:tcBorders>
-              <w:top w:val="none" w:color="FFFFFF" w:sz="0"/>
-              <w:left w:val="none" w:color="FFFFFF" w:sz="0"/>
-              <w:bottom w:val="none" w:color="FFFFFF" w:sz="0"/>
-              <w:right w:val="none" w:color="FFFFFF" w:sz="0"/>
-            </w:tcBorders>
-            <w:tcMar>
-              <w:top w:type="dxa" w:w="0"/>
-              <w:left w:type="dxa" w:w="0"/>
-              <w:bottom w:type="dxa" w:w="0"/>
-              <w:right w:type="dxa" w:w="120"/>
-            </w:tcMar>
-            <w:vAlign w:val="bottom"/>
-          </w:tcPr>
-          <w:p>
-            <w:pPr>
-              <w:keepNext/>
-              <w:spacing w:after="20"/>
-            </w:pPr>
-            <w:r>
-              <w:rPr>
-                <w:rFonts w:ascii="Calibri" w:cs="Calibri" w:eastAsia="Calibri" w:hAnsi="Calibri"/>
-                <w:sz w:val="22"/>
-                <w:szCs w:val="22"/>
-              </w:rPr>
-              <w:t xml:space="preserve">Personally appeared</w:t>
-            </w:r>
-          </w:p>
-        </w:tc>
-        <w:tc>
-          <w:tcPr>
-            <w:tcW w:type="dxa" w:w="6960"/>
-            <w:tcBorders>
-              <w:top w:val="none" w:color="FFFFFF" w:sz="0"/>
-              <w:left w:val="none" w:color="FFFFFF" w:sz="0"/>
-              <w:bottom w:val="none" w:color="FFFFFF" w:sz="0"/>
-              <w:right w:val="none" w:color="FFFFFF" w:sz="0"/>
-            </w:tcBorders>
-            <w:tcMar>
-              <w:top w:type="dxa" w:w="0"/>
-              <w:left w:type="dxa" w:w="120"/>
-              <w:bottom w:type="dxa" w:w="0"/>
-              <w:right w:type="dxa" w:w="0"/>
-            </w:tcMar>
-          </w:tcPr>
-          <w:p>
-            <w:pPr>
-              <w:keepNext/>
-              <w:spacing w:after="20"/>
-            </w:pPr>
-            <w:r>
-              <w:rPr>
-                <w:rFonts w:ascii="Calibri" w:cs="Calibri" w:eastAsia="Calibri" w:hAnsi="Calibri"/>
-                <w:sz w:val="22"/>
-                <w:szCs w:val="22"/>
-                <w:u w:val="single" w:color="28251D"/>
-              </w:rPr>
-              <w:t xml:space="preserve">                                                                </w:t>
-            </w:r>
-          </w:p>
-          <w:p>
-            <w:pPr>
-              <w:spacing w:after="40"/>
-              <w:jc w:val="center"/>
-            </w:pPr>
-            <w:r>
-              <w:rPr>
-                <w:rFonts w:ascii="Calibri" w:cs="Calibri" w:eastAsia="Calibri" w:hAnsi="Calibri"/>
-                <w:i/>
-                <w:iCs/>
-                <w:color w:val="7A7974"/>
-                <w:sz w:val="18"/>
-                <w:szCs w:val="18"/>
-              </w:rPr>
-              <w:t xml:space="preserve">Name(s) of Signer(s)</w:t>
-            </w:r>
-          </w:p>
-        </w:tc>
-      </w:tr>
-    </w:tbl>
-    <w:p>
-      <w:pPr>
-        <w:spacing w:after="240"/>
-      </w:pPr>
-      <w:r>
-        <w:rPr>
-          <w:rFonts w:ascii="Calibri" w:cs="Calibri" w:eastAsia="Calibri" w:hAnsi="Calibri"/>
-          <w:sz w:val="22"/>
-          <w:szCs w:val="22"/>
-          <w:u w:val="single" w:color="28251D"/>
-        </w:rPr>
-        <w:t xml:space="preserve">                                                                                                    </w:t>
-      </w:r>
-    </w:p>
-    <w:p>
-      <w:pPr>
-        <w:spacing w:after="240"/>
-      </w:pPr>
-      <w:r>
-        <w:rPr>
-          <w:rFonts w:ascii="Calibri" w:cs="Calibri" w:eastAsia="Calibri" w:hAnsi="Calibri"/>
-          <w:sz w:val="22"/>
-          <w:szCs w:val="22"/>
-        </w:rPr>
-        <w:t xml:space="preserve">who proved to me on the basis of satisfactory evidence to be the person(s) whose name(s) is/are subscribed to the within instrument, and acknowledged to me that he/she/they executed the same in his/her/their authorized capacity(ies), and that by his/her/their signature(s) on the instrument the person(s), or the entity upon behalf of which the person(s) acted, executed the instrument.</w:t>
-      </w:r>
-    </w:p>
-    <w:tbl>
-      <w:tblPr>
-        <w:tblW w:type="dxa" w:w="9360"/>
-        <w:tblBorders>
-          <w:top w:val="none" w:color="FFFFFF" w:sz="0"/>
-          <w:left w:val="none" w:color="FFFFFF" w:sz="0"/>
-          <w:bottom w:val="none" w:color="FFFFFF" w:sz="0"/>
-          <w:right w:val="none" w:color="FFFFFF" w:sz="0"/>
-          <w:insideH w:val="none" w:color="FFFFFF" w:sz="0"/>
-          <w:insideV w:val="none" w:color="FFFFFF" w:sz="0"/>
-        </w:tblBorders>
-      </w:tblPr>
-      <w:tblGrid>
-        <w:gridCol w:w="100"/>
-        <w:gridCol w:w="100"/>
-      </w:tblGrid>
-      <w:tr>
-        <w:trPr>
-          <w:cantSplit/>
-          <w:trHeight w:val="2400" w:hRule="atLeast"/>
+          <w:trHeight w:val="2200" w:hRule="atLeast"/>
         </w:trPr>
         <w:tc>
           <w:tcPr>
@@ -2223,16 +2212,15 @@
             <w:tcBorders>
               <w:top w:val="none" w:color="FFFFFF" w:sz="0"/>
               <w:left w:val="none" w:color="FFFFFF" w:sz="0"/>
-              <w:bottom w:val="none" w:color="FFFFFF" w:sz="0"/>
+              <w:bottom w:val="single" w:color="28251D" w:sz="6" w:space="0"/>
               <w:right w:val="none" w:color="FFFFFF" w:sz="0"/>
             </w:tcBorders>
             <w:tcMar>
-              <w:top w:type="dxa" w:w="40"/>
+              <w:top w:type="dxa" w:w="0"/>
               <w:left w:type="dxa" w:w="0"/>
-              <w:bottom w:type="dxa" w:w="40"/>
+              <w:bottom w:type="dxa" w:w="0"/>
               <w:right w:type="dxa" w:w="200"/>
             </w:tcMar>
-            <w:vAlign w:val="bottom"/>
           </w:tcPr>
           <w:p>
             <w:pPr>
@@ -2241,13 +2229,10 @@
             <w:r>
               <w:rPr>
                 <w:rFonts w:ascii="Calibri" w:cs="Calibri" w:eastAsia="Calibri" w:hAnsi="Calibri"/>
-                <w:i/>
-                <w:iCs/>
-                <w:color w:val="7A7974"/>
-                <w:sz w:val="20"/>
-                <w:szCs w:val="20"/>
+                <w:sz w:val="22"/>
+                <w:szCs w:val="22"/>
               </w:rPr>
-              <w:t xml:space="preserve">Place Notary Seal Above</w:t>
+              <w:t xml:space="preserve"/>
             </w:r>
           </w:p>
         </w:tc>
@@ -2261,9 +2246,9 @@
               <w:right w:val="none" w:color="FFFFFF" w:sz="0"/>
             </w:tcBorders>
             <w:tcMar>
-              <w:top w:type="dxa" w:w="40"/>
+              <w:top w:type="dxa" w:w="0"/>
               <w:left w:type="dxa" w:w="200"/>
-              <w:bottom w:type="dxa" w:w="40"/>
+              <w:bottom w:type="dxa" w:w="0"/>
               <w:right w:type="dxa" w:w="0"/>
             </w:tcMar>
           </w:tcPr>
@@ -2336,6 +2321,23 @@
         </w:tc>
       </w:tr>
     </w:tbl>
+    <w:p>
+      <w:pPr>
+        <w:spacing w:after="0" w:before="40"/>
+        <w:ind w:left="720"/>
+      </w:pPr>
+      <w:r>
+        <w:rPr>
+          <w:rFonts w:ascii="Calibri" w:cs="Calibri" w:eastAsia="Calibri" w:hAnsi="Calibri"/>
+          <w:i/>
+          <w:iCs/>
+          <w:color w:val="7A7974"/>
+          <w:sz w:val="20"/>
+          <w:szCs w:val="20"/>
+        </w:rPr>
+        <w:t xml:space="preserve">Place Notary Seal Above</w:t>
+      </w:r>
+    </w:p>
     <w:sectPr>
       <w:footerReference w:type="default" r:id="rId7"/>
       <w:pgSz w:w="11906" w:h="16838" w:orient="portrait"/>

--- a/assets/forms/travel_consent_standard.docx
+++ b/assets/forms/travel_consent_standard.docx
@@ -1793,6 +1793,12 @@
     </w:tbl>
     <w:p>
       <w:pPr>
+        <w:pBdr>
+          <w:top w:val="single" w:color="28251D" w:sz="6" w:space="8"/>
+          <w:bottom w:val="single" w:color="28251D" w:sz="6" w:space="8"/>
+          <w:left w:val="single" w:color="28251D" w:sz="6" w:space="8"/>
+          <w:right w:val="single" w:color="28251D" w:sz="6" w:space="8"/>
+        </w:pBdr>
         <w:spacing w:after="240" w:before="60"/>
       </w:pPr>
       <w:r>
@@ -1807,162 +1813,41 @@
         <w:t xml:space="preserve">A notary public or other officer completing this certificate verifies only the identity of the individual who signed the document to which this certificate is attached, and not the truthfulness, accuracy, or validity of that document.</w:t>
       </w:r>
     </w:p>
-    <w:tbl>
-      <w:tblPr>
-        <w:tblW w:type="dxa" w:w="9360"/>
-        <w:tblBorders>
-          <w:top w:val="none" w:color="FFFFFF" w:sz="0"/>
-          <w:left w:val="none" w:color="FFFFFF" w:sz="0"/>
-          <w:bottom w:val="none" w:color="FFFFFF" w:sz="0"/>
-          <w:right w:val="none" w:color="FFFFFF" w:sz="0"/>
-          <w:insideH w:val="none" w:color="FFFFFF" w:sz="0"/>
-          <w:insideV w:val="none" w:color="FFFFFF" w:sz="0"/>
-        </w:tblBorders>
-      </w:tblPr>
-      <w:tblGrid>
-        <w:gridCol w:w="100"/>
-        <w:gridCol w:w="100"/>
-      </w:tblGrid>
-      <w:tr>
-        <w:trPr>
-          <w:cantSplit/>
-        </w:trPr>
-        <w:tc>
-          <w:tcPr>
-            <w:tcW w:type="dxa" w:w="4680"/>
-            <w:tcBorders>
-              <w:top w:val="none" w:color="FFFFFF" w:sz="0"/>
-              <w:left w:val="none" w:color="FFFFFF" w:sz="0"/>
-              <w:bottom w:val="none" w:color="FFFFFF" w:sz="0"/>
-              <w:right w:val="none" w:color="FFFFFF" w:sz="0"/>
-            </w:tcBorders>
-            <w:tcMar>
-              <w:top w:type="dxa" w:w="0"/>
-              <w:left w:type="dxa" w:w="0"/>
-              <w:bottom w:type="dxa" w:w="0"/>
-              <w:right w:type="dxa" w:w="0"/>
-            </w:tcMar>
-          </w:tcPr>
-          <w:p>
-            <w:pPr>
-              <w:spacing w:after="160"/>
-            </w:pPr>
-            <w:r>
-              <w:rPr>
-                <w:rFonts w:ascii="Calibri" w:cs="Calibri" w:eastAsia="Calibri" w:hAnsi="Calibri"/>
-                <w:sz w:val="22"/>
-                <w:szCs w:val="22"/>
-              </w:rPr>
-              <w:t xml:space="preserve">State of California</w:t>
-            </w:r>
-          </w:p>
-        </w:tc>
-        <w:tc>
-          <w:tcPr>
-            <w:tcW w:type="dxa" w:w="4680"/>
-            <w:tcBorders>
-              <w:top w:val="none" w:color="FFFFFF" w:sz="0"/>
-              <w:left w:val="none" w:color="FFFFFF" w:sz="0"/>
-              <w:bottom w:val="none" w:color="FFFFFF" w:sz="0"/>
-              <w:right w:val="none" w:color="FFFFFF" w:sz="0"/>
-            </w:tcBorders>
-            <w:tcMar>
-              <w:top w:type="dxa" w:w="0"/>
-              <w:left w:type="dxa" w:w="0"/>
-              <w:bottom w:type="dxa" w:w="0"/>
-              <w:right w:type="dxa" w:w="0"/>
-            </w:tcMar>
-          </w:tcPr>
-          <w:p>
-            <w:pPr>
-              <w:spacing w:after="160"/>
-            </w:pPr>
-            <w:r>
-              <w:rPr>
-                <w:rFonts w:ascii="Calibri" w:cs="Calibri" w:eastAsia="Calibri" w:hAnsi="Calibri"/>
-                <w:sz w:val="22"/>
-                <w:szCs w:val="22"/>
-              </w:rPr>
-              <w:t xml:space="preserve">)</w:t>
-            </w:r>
-          </w:p>
-        </w:tc>
-      </w:tr>
-      <w:tr>
-        <w:trPr>
-          <w:cantSplit/>
-        </w:trPr>
-        <w:tc>
-          <w:tcPr>
-            <w:tcW w:type="dxa" w:w="4680"/>
-            <w:tcBorders>
-              <w:top w:val="none" w:color="FFFFFF" w:sz="0"/>
-              <w:left w:val="none" w:color="FFFFFF" w:sz="0"/>
-              <w:bottom w:val="none" w:color="FFFFFF" w:sz="0"/>
-              <w:right w:val="none" w:color="FFFFFF" w:sz="0"/>
-            </w:tcBorders>
-            <w:tcMar>
-              <w:top w:type="dxa" w:w="0"/>
-              <w:left w:type="dxa" w:w="0"/>
-              <w:bottom w:type="dxa" w:w="0"/>
-              <w:right w:type="dxa" w:w="0"/>
-            </w:tcMar>
-          </w:tcPr>
-          <w:p>
-            <w:pPr>
-              <w:spacing w:after="200"/>
-            </w:pPr>
-            <w:r>
-              <w:rPr>
-                <w:rFonts w:ascii="Calibri" w:cs="Calibri" w:eastAsia="Calibri" w:hAnsi="Calibri"/>
-                <w:sz w:val="22"/>
-                <w:szCs w:val="22"/>
-              </w:rPr>
-              <w:t xml:space="preserve">County of </w:t>
-            </w:r>
-            <w:r>
-              <w:rPr>
-                <w:rFonts w:ascii="Calibri" w:cs="Calibri" w:eastAsia="Calibri" w:hAnsi="Calibri"/>
-                <w:sz w:val="22"/>
-                <w:szCs w:val="22"/>
-                <w:u w:val="single" w:color="28251D"/>
-              </w:rPr>
-              <w:t xml:space="preserve">                                        </w:t>
-            </w:r>
-          </w:p>
-        </w:tc>
-        <w:tc>
-          <w:tcPr>
-            <w:tcW w:type="dxa" w:w="4680"/>
-            <w:tcBorders>
-              <w:top w:val="none" w:color="FFFFFF" w:sz="0"/>
-              <w:left w:val="none" w:color="FFFFFF" w:sz="0"/>
-              <w:bottom w:val="none" w:color="FFFFFF" w:sz="0"/>
-              <w:right w:val="none" w:color="FFFFFF" w:sz="0"/>
-            </w:tcBorders>
-            <w:tcMar>
-              <w:top w:type="dxa" w:w="0"/>
-              <w:left w:type="dxa" w:w="0"/>
-              <w:bottom w:type="dxa" w:w="0"/>
-              <w:right w:type="dxa" w:w="0"/>
-            </w:tcMar>
-          </w:tcPr>
-          <w:p>
-            <w:pPr>
-              <w:spacing w:after="200"/>
-            </w:pPr>
-            <w:r>
-              <w:rPr>
-                <w:rFonts w:ascii="Calibri" w:cs="Calibri" w:eastAsia="Calibri" w:hAnsi="Calibri"/>
-                <w:sz w:val="22"/>
-                <w:szCs w:val="22"/>
-              </w:rPr>
-              <w:t xml:space="preserve">)</w:t>
-            </w:r>
-          </w:p>
-        </w:tc>
-      </w:tr>
-    </w:tbl>
+    <w:p>
+      <w:pPr>
+        <w:spacing w:after="160"/>
+      </w:pPr>
+      <w:r>
+        <w:rPr>
+          <w:rFonts w:ascii="Calibri" w:cs="Calibri" w:eastAsia="Calibri" w:hAnsi="Calibri"/>
+          <w:sz w:val="22"/>
+          <w:szCs w:val="22"/>
+        </w:rPr>
+        <w:t xml:space="preserve">State of California</w:t>
+      </w:r>
+    </w:p>
+    <w:p>
+      <w:pPr>
+        <w:spacing w:after="200"/>
+      </w:pPr>
+      <w:r>
+        <w:rPr>
+          <w:rFonts w:ascii="Calibri" w:cs="Calibri" w:eastAsia="Calibri" w:hAnsi="Calibri"/>
+          <w:sz w:val="22"/>
+          <w:szCs w:val="22"/>
+        </w:rPr>
+        <w:t xml:space="preserve">County of </w:t>
+      </w:r>
+      <w:r>
+        <w:rPr>
+          <w:rFonts w:ascii="Calibri" w:cs="Calibri" w:eastAsia="Calibri" w:hAnsi="Calibri"/>
+          <w:sz w:val="22"/>
+          <w:szCs w:val="22"/>
+          <w:u w:val="single" w:color="28251D"/>
+        </w:rPr>
+        <w:t xml:space="preserve">                                        </w:t>
+      </w:r>
+    </w:p>
     <w:tbl>
       <w:tblPr>
         <w:tblW w:type="dxa" w:w="9360"/>
@@ -2019,7 +1904,7 @@
                 <w:szCs w:val="22"/>
                 <w:u w:val="single" w:color="28251D"/>
               </w:rPr>
-              <w:t xml:space="preserve">                      </w:t>
+              <w:t xml:space="preserve">                                  </w:t>
             </w:r>
             <w:r>
               <w:rPr>
@@ -2076,7 +1961,7 @@
                 <w:szCs w:val="22"/>
                 <w:u w:val="single" w:color="28251D"/>
               </w:rPr>
-              <w:t xml:space="preserve">                                                          </w:t>
+              <w:t xml:space="preserve">                                                                                        </w:t>
             </w:r>
             <w:r>
               <w:rPr>

--- a/assets/forms/travel_consent_standard.docx
+++ b/assets/forms/travel_consent_standard.docx
@@ -1848,6 +1848,54 @@
         <w:t xml:space="preserve">                                        </w:t>
       </w:r>
     </w:p>
+    <w:p>
+      <w:pPr>
+        <w:keepNext/>
+        <w:spacing w:after="20"/>
+      </w:pPr>
+      <w:r>
+        <w:rPr>
+          <w:rFonts w:ascii="Calibri" w:cs="Calibri" w:eastAsia="Calibri" w:hAnsi="Calibri"/>
+          <w:sz w:val="22"/>
+          <w:szCs w:val="22"/>
+        </w:rPr>
+        <w:t xml:space="preserve">On </w:t>
+      </w:r>
+      <w:r>
+        <w:rPr>
+          <w:rFonts w:ascii="Calibri" w:cs="Calibri" w:eastAsia="Calibri" w:hAnsi="Calibri"/>
+          <w:sz w:val="22"/>
+          <w:szCs w:val="22"/>
+          <w:u w:val="single" w:color="28251D"/>
+        </w:rPr>
+        <w:t xml:space="preserve">                              </w:t>
+      </w:r>
+      <w:r>
+        <w:rPr>
+          <w:rFonts w:ascii="Calibri" w:cs="Calibri" w:eastAsia="Calibri" w:hAnsi="Calibri"/>
+          <w:sz w:val="22"/>
+          <w:szCs w:val="22"/>
+        </w:rPr>
+        <w:t xml:space="preserve"> before me, </w:t>
+      </w:r>
+      <w:r>
+        <w:rPr>
+          <w:rFonts w:ascii="Calibri" w:cs="Calibri" w:eastAsia="Calibri" w:hAnsi="Calibri"/>
+          <w:sz w:val="22"/>
+          <w:szCs w:val="22"/>
+          <w:u w:val="single" w:color="28251D"/>
+        </w:rPr>
+        <w:t xml:space="preserve">                                                                                                    </w:t>
+      </w:r>
+      <w:r>
+        <w:rPr>
+          <w:rFonts w:ascii="Calibri" w:cs="Calibri" w:eastAsia="Calibri" w:hAnsi="Calibri"/>
+          <w:sz w:val="22"/>
+          <w:szCs w:val="22"/>
+        </w:rPr>
+        <w:t xml:space="preserve">,</w:t>
+      </w:r>
+    </w:p>
     <w:tbl>
       <w:tblPr>
         <w:tblW w:type="dxa" w:w="9360"/>
@@ -1870,7 +1918,7 @@
         </w:trPr>
         <w:tc>
           <w:tcPr>
-            <w:tcW w:type="dxa" w:w="3200"/>
+            <w:tcW w:type="dxa" w:w="2200"/>
             <w:tcBorders>
               <w:top w:val="none" w:color="FFFFFF" w:sz="0"/>
               <w:left w:val="none" w:color="FFFFFF" w:sz="0"/>
@@ -1881,44 +1929,13 @@
               <w:top w:type="dxa" w:w="0"/>
               <w:left w:type="dxa" w:w="0"/>
               <w:bottom w:type="dxa" w:w="0"/>
-              <w:right w:type="dxa" w:w="120"/>
+              <w:right w:type="dxa" w:w="0"/>
             </w:tcMar>
           </w:tcPr>
           <w:p>
             <w:pPr>
-              <w:keepNext/>
-              <w:spacing w:after="20"/>
-            </w:pPr>
-            <w:r>
-              <w:rPr>
-                <w:rFonts w:ascii="Calibri" w:cs="Calibri" w:eastAsia="Calibri" w:hAnsi="Calibri"/>
-                <w:sz w:val="22"/>
-                <w:szCs w:val="22"/>
-              </w:rPr>
-              <w:t xml:space="preserve">On </w:t>
-            </w:r>
-            <w:r>
-              <w:rPr>
-                <w:rFonts w:ascii="Calibri" w:cs="Calibri" w:eastAsia="Calibri" w:hAnsi="Calibri"/>
-                <w:sz w:val="22"/>
-                <w:szCs w:val="22"/>
-                <w:u w:val="single" w:color="28251D"/>
-              </w:rPr>
-              <w:t xml:space="preserve">                                  </w:t>
-            </w:r>
-            <w:r>
-              <w:rPr>
-                <w:rFonts w:ascii="Calibri" w:cs="Calibri" w:eastAsia="Calibri" w:hAnsi="Calibri"/>
-                <w:sz w:val="22"/>
-                <w:szCs w:val="22"/>
-              </w:rPr>
-              <w:t xml:space="preserve"> before me,</w:t>
-            </w:r>
-          </w:p>
-          <w:p>
-            <w:pPr>
               <w:spacing w:after="40"/>
-              <w:ind w:left="240"/>
+              <w:ind w:left="360"/>
             </w:pPr>
             <w:r>
               <w:rPr>
@@ -1935,7 +1952,7 @@
         </w:tc>
         <w:tc>
           <w:tcPr>
-            <w:tcW w:type="dxa" w:w="6160"/>
+            <w:tcW w:type="dxa" w:w="7160"/>
             <w:tcBorders>
               <w:top w:val="none" w:color="FFFFFF" w:sz="0"/>
               <w:left w:val="none" w:color="FFFFFF" w:sz="0"/>
@@ -1944,34 +1961,11 @@
             </w:tcBorders>
             <w:tcMar>
               <w:top w:type="dxa" w:w="0"/>
-              <w:left w:type="dxa" w:w="120"/>
+              <w:left w:type="dxa" w:w="0"/>
               <w:bottom w:type="dxa" w:w="0"/>
               <w:right w:type="dxa" w:w="0"/>
             </w:tcMar>
           </w:tcPr>
-          <w:p>
-            <w:pPr>
-              <w:keepNext/>
-              <w:spacing w:after="20"/>
-            </w:pPr>
-            <w:r>
-              <w:rPr>
-                <w:rFonts w:ascii="Calibri" w:cs="Calibri" w:eastAsia="Calibri" w:hAnsi="Calibri"/>
-                <w:sz w:val="22"/>
-                <w:szCs w:val="22"/>
-                <w:u w:val="single" w:color="28251D"/>
-              </w:rPr>
-              <w:t xml:space="preserve">                                                                                        </w:t>
-            </w:r>
-            <w:r>
-              <w:rPr>
-                <w:rFonts w:ascii="Calibri" w:cs="Calibri" w:eastAsia="Calibri" w:hAnsi="Calibri"/>
-                <w:sz w:val="22"/>
-                <w:szCs w:val="22"/>
-              </w:rPr>
-              <w:t xml:space="preserve">,</w:t>
-            </w:r>
-          </w:p>
           <w:p>
             <w:pPr>
               <w:spacing w:after="40"/>

--- a/assets/forms/travel_consent_standard.docx
+++ b/assets/forms/travel_consent_standard.docx
@@ -1704,7 +1704,7 @@
     </w:p>
     <w:tbl>
       <w:tblPr>
-        <w:tblW w:type="dxa" w:w="9360"/>
+        <w:tblW w:type="dxa" w:w="10800"/>
         <w:tblBorders>
           <w:top w:val="none" w:color="FFFFFF" w:sz="0"/>
           <w:left w:val="none" w:color="FFFFFF" w:sz="0"/>
@@ -1724,7 +1724,7 @@
         </w:trPr>
         <w:tc>
           <w:tcPr>
-            <w:tcW w:type="dxa" w:w="7000"/>
+            <w:tcW w:type="dxa" w:w="8440"/>
             <w:tcBorders>
               <w:top w:val="none" w:color="FFFFFF" w:sz="0"/>
               <w:left w:val="none" w:color="FFFFFF" w:sz="0"/>
@@ -1885,7 +1885,7 @@
           <w:szCs w:val="22"/>
           <w:u w:val="single" w:color="28251D"/>
         </w:rPr>
-        <w:t xml:space="preserve">                                                                                                    </w:t>
+        <w:t xml:space="preserve">                                                                                                                                                              </w:t>
       </w:r>
       <w:r>
         <w:rPr>
@@ -1898,7 +1898,7 @@
     </w:p>
     <w:tbl>
       <w:tblPr>
-        <w:tblW w:type="dxa" w:w="9360"/>
+        <w:tblW w:type="dxa" w:w="10800"/>
         <w:tblBorders>
           <w:top w:val="none" w:color="FFFFFF" w:sz="0"/>
           <w:left w:val="none" w:color="FFFFFF" w:sz="0"/>
@@ -1952,7 +1952,7 @@
         </w:tc>
         <w:tc>
           <w:tcPr>
-            <w:tcW w:type="dxa" w:w="7160"/>
+            <w:tcW w:type="dxa" w:w="8600"/>
             <w:tcBorders>
               <w:top w:val="none" w:color="FFFFFF" w:sz="0"/>
               <w:left w:val="none" w:color="FFFFFF" w:sz="0"/>
@@ -2006,7 +2006,7 @@
           <w:szCs w:val="22"/>
           <w:u w:val="single" w:color="28251D"/>
         </w:rPr>
-        <w:t xml:space="preserve">                                                                                                                                                                </w:t>
+        <w:t xml:space="preserve">                                                                                                                                                                                    </w:t>
       </w:r>
     </w:p>
     <w:p>
@@ -2040,7 +2040,7 @@
           <w:szCs w:val="22"/>
           <w:u w:val="single" w:color="28251D"/>
         </w:rPr>
-        <w:t xml:space="preserve">                                                                                                                                                                                                             </w:t>
+        <w:t xml:space="preserve">                                                                                                                                                                                                                          </w:t>
       </w:r>
       <w:r>
         <w:rPr>
@@ -2066,7 +2066,7 @@
     </w:p>
     <w:tbl>
       <w:tblPr>
-        <w:tblW w:type="dxa" w:w="9360"/>
+        <w:tblW w:type="dxa" w:w="10800"/>
         <w:tblBorders>
           <w:top w:val="none" w:color="FFFFFF" w:sz="0"/>
           <w:left w:val="none" w:color="FFFFFF" w:sz="0"/>
@@ -2117,7 +2117,7 @@
         </w:tc>
         <w:tc>
           <w:tcPr>
-            <w:tcW w:type="dxa" w:w="5160"/>
+            <w:tcW w:type="dxa" w:w="6600"/>
             <w:tcBorders>
               <w:top w:val="none" w:color="FFFFFF" w:sz="0"/>
               <w:left w:val="none" w:color="FFFFFF" w:sz="0"/>
@@ -2177,7 +2177,7 @@
                 <w:szCs w:val="22"/>
                 <w:u w:val="single" w:color="28251D"/>
               </w:rPr>
-              <w:t xml:space="preserve">                                      </w:t>
+              <w:t xml:space="preserve">                                                                      </w:t>
             </w:r>
           </w:p>
           <w:p>
@@ -2219,7 +2219,7 @@
     </w:p>
     <w:sectPr>
       <w:footerReference w:type="default" r:id="rId7"/>
-      <w:pgSz w:w="11906" w:h="16838" w:orient="portrait"/>
+      <w:pgSz w:w="12240" w:h="15840" w:orient="portrait"/>
       <w:pgMar w:top="720" w:right="720" w:bottom="720" w:left="720" w:header="708" w:footer="708" w:gutter="0"/>
       <w:pgNumType/>
       <w:docGrid w:linePitch="360"/>

--- a/assets/forms/travel_consent_standard.docx
+++ b/assets/forms/travel_consent_standard.docx
@@ -1292,6 +1292,8 @@
       <w:pPr>
         <w:pStyle w:val="Heading2"/>
         <w:spacing w:after="120" w:before="240"/>
+        <w:keepLines/>
+        <w:keepNext/>
       </w:pPr>
       <w:r>
         <w:rPr>
@@ -1308,6 +1310,8 @@
     <w:p>
       <w:pPr>
         <w:spacing w:after="120"/>
+        <w:keepLines/>
+        <w:keepNext/>
       </w:pPr>
       <w:r>
         <w:rPr>
@@ -1327,6 +1331,8 @@
           <w:numId w:val="1"/>
         </w:numPr>
         <w:spacing w:after="80"/>
+        <w:keepLines/>
+        <w:keepNext/>
       </w:pPr>
       <w:r>
         <w:rPr>
@@ -1345,6 +1351,8 @@
           <w:numId w:val="1"/>
         </w:numPr>
         <w:spacing w:after="80"/>
+        <w:keepLines/>
+        <w:keepNext/>
       </w:pPr>
       <w:r>
         <w:rPr>
@@ -1363,6 +1371,8 @@
           <w:numId w:val="1"/>
         </w:numPr>
         <w:spacing w:after="200"/>
+        <w:keepLines/>
+        <w:keepNext/>
       </w:pPr>
       <w:r>
         <w:rPr>
@@ -1376,6 +1386,8 @@
     <w:p>
       <w:pPr>
         <w:spacing w:after="120"/>
+        <w:keepLines/>
+        <w:keepNext/>
       </w:pPr>
       <w:r>
         <w:rPr>
@@ -1390,6 +1402,8 @@
     <w:p>
       <w:pPr>
         <w:spacing w:after="160"/>
+        <w:keepLines/>
+        <w:keepNext/>
       </w:pPr>
       <w:r>
         <w:rPr>
@@ -1413,6 +1427,7 @@
     <w:p>
       <w:pPr>
         <w:spacing w:after="160"/>
+        <w:keepLines/>
       </w:pPr>
       <w:r>
         <w:rPr>
@@ -2177,7 +2192,7 @@
                 <w:szCs w:val="22"/>
                 <w:u w:val="single" w:color="28251D"/>
               </w:rPr>
-              <w:t xml:space="preserve">                                                                      </w:t>
+              <w:t xml:space="preserve">                                                                                    </w:t>
             </w:r>
           </w:p>
           <w:p>

--- a/assets/forms/travel_consent_standard.docx
+++ b/assets/forms/travel_consent_standard.docx
@@ -118,7 +118,7 @@
           <w:sz w:val="20"/>
           <w:szCs w:val="20"/>
         </w:rPr>
-        <w:t xml:space="preserve">This is the "Standard Round-Trip" version — one minor, one accompanying adult, one destination country, one return-by date. If travel involves multiple countries, multiple accompanying adults on different legs, or split custody arrangements, use the "Complex Multi-Leg" version instead.</w:t>
+        <w:t xml:space="preserve">This is the "Standard Round-Trip" version — one minor, one accompanying adult, one destination country, one return-by date. If travel involves multiple countries, multiple accompanying adults on different legs, or split custody arrangements, use the "Extended Consent" version instead.</w:t>
       </w:r>
     </w:p>
     <w:p>
@@ -1720,18 +1720,25 @@
     <w:tbl>
       <w:tblPr>
         <w:tblW w:type="dxa" w:w="10800"/>
+        <w:tblLayout w:type="fixed"/>
         <w:tblBorders>
-          <w:top w:val="none" w:color="FFFFFF" w:sz="0"/>
-          <w:left w:val="none" w:color="FFFFFF" w:sz="0"/>
-          <w:bottom w:val="none" w:color="FFFFFF" w:sz="0"/>
-          <w:right w:val="none" w:color="FFFFFF" w:sz="0"/>
-          <w:insideH w:val="none" w:color="FFFFFF" w:sz="0"/>
-          <w:insideV w:val="none" w:color="FFFFFF" w:sz="0"/>
+          <w:top w:val="none" w:sz="0" w:color="FFFFFF"/>
+          <w:left w:val="none" w:sz="0" w:color="FFFFFF"/>
+          <w:bottom w:val="none" w:sz="0" w:color="FFFFFF"/>
+          <w:right w:val="none" w:sz="0" w:color="FFFFFF"/>
+          <w:insideH w:val="none" w:sz="0" w:color="FFFFFF"/>
+          <w:insideV w:val="none" w:sz="0" w:color="FFFFFF"/>
         </w:tblBorders>
+        <w:tblCellMar>
+          <w:top w:w="0" w:type="dxa"/>
+          <w:left w:w="0" w:type="dxa"/>
+          <w:bottom w:w="0" w:type="dxa"/>
+          <w:right w:w="0" w:type="dxa"/>
+        </w:tblCellMar>
       </w:tblPr>
       <w:tblGrid>
-        <w:gridCol w:w="100"/>
-        <w:gridCol w:w="100"/>
+        <w:gridCol w:w="7200"/>
+        <w:gridCol w:w="3600"/>
       </w:tblGrid>
       <w:tr>
         <w:trPr>
@@ -1739,19 +1746,14 @@
         </w:trPr>
         <w:tc>
           <w:tcPr>
-            <w:tcW w:type="dxa" w:w="8440"/>
+            <w:tcW w:type="dxa" w:w="7200"/>
             <w:tcBorders>
-              <w:top w:val="none" w:color="FFFFFF" w:sz="0"/>
-              <w:left w:val="none" w:color="FFFFFF" w:sz="0"/>
-              <w:bottom w:val="none" w:color="FFFFFF" w:sz="0"/>
-              <w:right w:val="none" w:color="FFFFFF" w:sz="0"/>
+              <w:top w:val="none" w:sz="0" w:color="FFFFFF"/>
+              <w:left w:val="none" w:sz="0" w:color="FFFFFF"/>
+              <w:bottom w:val="none" w:sz="0" w:color="FFFFFF"/>
+              <w:right w:val="none" w:sz="0" w:color="FFFFFF"/>
             </w:tcBorders>
-            <w:tcMar>
-              <w:top w:type="dxa" w:w="0"/>
-              <w:left w:type="dxa" w:w="0"/>
-              <w:bottom w:type="dxa" w:w="0"/>
-              <w:right w:type="dxa" w:w="0"/>
-            </w:tcMar>
+            <w:vAlign w:val="bottom"/>
           </w:tcPr>
           <w:p>
             <w:pPr>
@@ -1772,31 +1774,25 @@
         </w:tc>
         <w:tc>
           <w:tcPr>
-            <w:tcW w:type="dxa" w:w="2360"/>
+            <w:tcW w:type="dxa" w:w="3600"/>
             <w:tcBorders>
-              <w:top w:val="none" w:color="FFFFFF" w:sz="0"/>
-              <w:left w:val="none" w:color="FFFFFF" w:sz="0"/>
-              <w:bottom w:val="none" w:color="FFFFFF" w:sz="0"/>
-              <w:right w:val="none" w:color="FFFFFF" w:sz="0"/>
+              <w:top w:val="none" w:sz="0" w:color="FFFFFF"/>
+              <w:left w:val="none" w:sz="0" w:color="FFFFFF"/>
+              <w:bottom w:val="none" w:sz="0" w:color="FFFFFF"/>
+              <w:right w:val="none" w:sz="0" w:color="FFFFFF"/>
             </w:tcBorders>
-            <w:tcMar>
-              <w:top w:type="dxa" w:w="0"/>
-              <w:left w:type="dxa" w:w="0"/>
-              <w:bottom w:type="dxa" w:w="0"/>
-              <w:right w:type="dxa" w:w="0"/>
-            </w:tcMar>
+            <w:vAlign w:val="bottom"/>
           </w:tcPr>
           <w:p>
             <w:pPr>
+              <w:jc w:val="right"/>
               <w:spacing w:after="0"/>
-              <w:jc w:val="right"/>
             </w:pPr>
             <w:r>
               <w:rPr>
                 <w:rFonts w:ascii="Calibri" w:cs="Calibri" w:eastAsia="Calibri" w:hAnsi="Calibri"/>
                 <w:b/>
                 <w:bCs/>
-                <w:color w:val="28251D"/>
                 <w:sz w:val="22"/>
                 <w:szCs w:val="22"/>
               </w:rPr>
@@ -1806,126 +1802,27 @@
         </w:tc>
       </w:tr>
     </w:tbl>
-    <w:p>
-      <w:pPr>
-        <w:pBdr>
-          <w:top w:val="single" w:color="28251D" w:sz="6" w:space="8"/>
-          <w:bottom w:val="single" w:color="28251D" w:sz="6" w:space="8"/>
-          <w:left w:val="single" w:color="28251D" w:sz="6" w:space="8"/>
-          <w:right w:val="single" w:color="28251D" w:sz="6" w:space="8"/>
-        </w:pBdr>
-        <w:spacing w:after="240" w:before="60"/>
-      </w:pPr>
-      <w:r>
-        <w:rPr>
-          <w:rFonts w:ascii="Calibri" w:cs="Calibri" w:eastAsia="Calibri" w:hAnsi="Calibri"/>
-          <w:i/>
-          <w:iCs/>
-          <w:color w:val="28251D"/>
-          <w:sz w:val="20"/>
-          <w:szCs w:val="20"/>
-        </w:rPr>
-        <w:t xml:space="preserve">A notary public or other officer completing this certificate verifies only the identity of the individual who signed the document to which this certificate is attached, and not the truthfulness, accuracy, or validity of that document.</w:t>
-      </w:r>
-    </w:p>
-    <w:p>
-      <w:pPr>
-        <w:spacing w:after="160"/>
-      </w:pPr>
-      <w:r>
-        <w:rPr>
-          <w:rFonts w:ascii="Calibri" w:cs="Calibri" w:eastAsia="Calibri" w:hAnsi="Calibri"/>
-          <w:sz w:val="22"/>
-          <w:szCs w:val="22"/>
-        </w:rPr>
-        <w:t xml:space="preserve">State of California</w:t>
-      </w:r>
-    </w:p>
-    <w:p>
-      <w:pPr>
-        <w:spacing w:after="200"/>
-      </w:pPr>
-      <w:r>
-        <w:rPr>
-          <w:rFonts w:ascii="Calibri" w:cs="Calibri" w:eastAsia="Calibri" w:hAnsi="Calibri"/>
-          <w:sz w:val="22"/>
-          <w:szCs w:val="22"/>
-        </w:rPr>
-        <w:t xml:space="preserve">County of </w:t>
-      </w:r>
-      <w:r>
-        <w:rPr>
-          <w:rFonts w:ascii="Calibri" w:cs="Calibri" w:eastAsia="Calibri" w:hAnsi="Calibri"/>
-          <w:sz w:val="22"/>
-          <w:szCs w:val="22"/>
-          <w:u w:val="single" w:color="28251D"/>
-        </w:rPr>
-        <w:t xml:space="preserve">                                        </w:t>
-      </w:r>
-    </w:p>
-    <w:p>
-      <w:pPr>
-        <w:keepNext/>
-        <w:spacing w:after="20"/>
-      </w:pPr>
-      <w:r>
-        <w:rPr>
-          <w:rFonts w:ascii="Calibri" w:cs="Calibri" w:eastAsia="Calibri" w:hAnsi="Calibri"/>
-          <w:sz w:val="22"/>
-          <w:szCs w:val="22"/>
-        </w:rPr>
-        <w:t xml:space="preserve">On </w:t>
-      </w:r>
-      <w:r>
-        <w:rPr>
-          <w:rFonts w:ascii="Calibri" w:cs="Calibri" w:eastAsia="Calibri" w:hAnsi="Calibri"/>
-          <w:sz w:val="22"/>
-          <w:szCs w:val="22"/>
-          <w:u w:val="single" w:color="28251D"/>
-        </w:rPr>
-        <w:t xml:space="preserve">                              </w:t>
-      </w:r>
-      <w:r>
-        <w:rPr>
-          <w:rFonts w:ascii="Calibri" w:cs="Calibri" w:eastAsia="Calibri" w:hAnsi="Calibri"/>
-          <w:sz w:val="22"/>
-          <w:szCs w:val="22"/>
-        </w:rPr>
-        <w:t xml:space="preserve"> before me, </w:t>
-      </w:r>
-      <w:r>
-        <w:rPr>
-          <w:rFonts w:ascii="Calibri" w:cs="Calibri" w:eastAsia="Calibri" w:hAnsi="Calibri"/>
-          <w:sz w:val="22"/>
-          <w:szCs w:val="22"/>
-          <w:u w:val="single" w:color="28251D"/>
-        </w:rPr>
-        <w:t xml:space="preserve">                                                                                                                                                              </w:t>
-      </w:r>
-      <w:r>
-        <w:rPr>
-          <w:rFonts w:ascii="Calibri" w:cs="Calibri" w:eastAsia="Calibri" w:hAnsi="Calibri"/>
-          <w:sz w:val="22"/>
-          <w:szCs w:val="22"/>
-        </w:rPr>
-        <w:t xml:space="preserve">,</w:t>
-      </w:r>
-    </w:p>
     <w:tbl>
       <w:tblPr>
         <w:tblW w:type="dxa" w:w="10800"/>
+        <w:tblLayout w:type="fixed"/>
         <w:tblBorders>
-          <w:top w:val="none" w:color="FFFFFF" w:sz="0"/>
-          <w:left w:val="none" w:color="FFFFFF" w:sz="0"/>
-          <w:bottom w:val="none" w:color="FFFFFF" w:sz="0"/>
-          <w:right w:val="none" w:color="FFFFFF" w:sz="0"/>
-          <w:insideH w:val="none" w:color="FFFFFF" w:sz="0"/>
-          <w:insideV w:val="none" w:color="FFFFFF" w:sz="0"/>
+          <w:top w:val="none" w:sz="0" w:color="FFFFFF"/>
+          <w:left w:val="none" w:sz="0" w:color="FFFFFF"/>
+          <w:bottom w:val="none" w:sz="0" w:color="FFFFFF"/>
+          <w:right w:val="none" w:sz="0" w:color="FFFFFF"/>
+          <w:insideH w:val="none" w:sz="0" w:color="FFFFFF"/>
+          <w:insideV w:val="none" w:sz="0" w:color="FFFFFF"/>
         </w:tblBorders>
+        <w:tblCellMar>
+          <w:top w:w="0" w:type="dxa"/>
+          <w:left w:w="0" w:type="dxa"/>
+          <w:bottom w:w="0" w:type="dxa"/>
+          <w:right w:w="0" w:type="dxa"/>
+        </w:tblCellMar>
       </w:tblPr>
       <w:tblGrid>
-        <w:gridCol w:w="100"/>
-        <w:gridCol w:w="100"/>
+        <w:gridCol w:w="10800"/>
       </w:tblGrid>
       <w:tr>
         <w:trPr>
@@ -1933,69 +1830,28 @@
         </w:trPr>
         <w:tc>
           <w:tcPr>
-            <w:tcW w:type="dxa" w:w="2200"/>
+            <w:tcW w:type="dxa" w:w="10800"/>
             <w:tcBorders>
-              <w:top w:val="none" w:color="FFFFFF" w:sz="0"/>
-              <w:left w:val="none" w:color="FFFFFF" w:sz="0"/>
-              <w:bottom w:val="none" w:color="FFFFFF" w:sz="0"/>
-              <w:right w:val="none" w:color="FFFFFF" w:sz="0"/>
+              <w:top w:val="single" w:sz="6" w:color="28251D"/>
+              <w:left w:val="single" w:sz="6" w:color="28251D"/>
+              <w:bottom w:val="single" w:sz="6" w:color="28251D"/>
+              <w:right w:val="single" w:sz="6" w:color="28251D"/>
             </w:tcBorders>
-            <w:tcMar>
-              <w:top w:type="dxa" w:w="0"/>
-              <w:left w:type="dxa" w:w="0"/>
-              <w:bottom w:type="dxa" w:w="0"/>
-              <w:right w:type="dxa" w:w="0"/>
-            </w:tcMar>
+            <w:vAlign w:val="bottom"/>
           </w:tcPr>
           <w:p>
             <w:pPr>
-              <w:spacing w:after="40"/>
-              <w:ind w:left="360"/>
+              <w:spacing w:after="0"/>
             </w:pPr>
             <w:r>
               <w:rPr>
                 <w:rFonts w:ascii="Calibri" w:cs="Calibri" w:eastAsia="Calibri" w:hAnsi="Calibri"/>
                 <w:i/>
                 <w:iCs/>
-                <w:color w:val="7A7974"/>
-                <w:sz w:val="18"/>
-                <w:szCs w:val="18"/>
+                <w:sz w:val="22"/>
+                <w:szCs w:val="22"/>
               </w:rPr>
-              <w:t xml:space="preserve">Date</w:t>
-            </w:r>
-          </w:p>
-        </w:tc>
-        <w:tc>
-          <w:tcPr>
-            <w:tcW w:type="dxa" w:w="8600"/>
-            <w:tcBorders>
-              <w:top w:val="none" w:color="FFFFFF" w:sz="0"/>
-              <w:left w:val="none" w:color="FFFFFF" w:sz="0"/>
-              <w:bottom w:val="none" w:color="FFFFFF" w:sz="0"/>
-              <w:right w:val="none" w:color="FFFFFF" w:sz="0"/>
-            </w:tcBorders>
-            <w:tcMar>
-              <w:top w:type="dxa" w:w="0"/>
-              <w:left w:type="dxa" w:w="0"/>
-              <w:bottom w:type="dxa" w:w="0"/>
-              <w:right w:type="dxa" w:w="0"/>
-            </w:tcMar>
-          </w:tcPr>
-          <w:p>
-            <w:pPr>
-              <w:spacing w:after="40"/>
-              <w:jc w:val="center"/>
-            </w:pPr>
-            <w:r>
-              <w:rPr>
-                <w:rFonts w:ascii="Calibri" w:cs="Calibri" w:eastAsia="Calibri" w:hAnsi="Calibri"/>
-                <w:i/>
-                <w:iCs/>
-                <w:color w:val="7A7974"/>
-                <w:sz w:val="18"/>
-                <w:szCs w:val="18"/>
-              </w:rPr>
-              <w:t xml:space="preserve">Here Insert Name and Title of the Officer</w:t>
+              <w:t xml:space="preserve">A notary public or other officer completing this certificate verifies only the identity of the individual who signed the document to which this certificate is attached, and not the truthfulness, accuracy, or validity of that document.</w:t>
             </w:r>
           </w:p>
         </w:tc>
@@ -2003,118 +1859,60 @@
     </w:tbl>
     <w:p>
       <w:pPr>
-        <w:keepNext/>
-        <w:spacing w:after="20"/>
-      </w:pPr>
-      <w:r>
-        <w:rPr>
-          <w:rFonts w:ascii="Calibri" w:cs="Calibri" w:eastAsia="Calibri" w:hAnsi="Calibri"/>
-          <w:sz w:val="22"/>
-          <w:szCs w:val="22"/>
-        </w:rPr>
-        <w:t xml:space="preserve">personally appeared </w:t>
-      </w:r>
-      <w:r>
-        <w:rPr>
-          <w:rFonts w:ascii="Calibri" w:cs="Calibri" w:eastAsia="Calibri" w:hAnsi="Calibri"/>
-          <w:sz w:val="22"/>
-          <w:szCs w:val="22"/>
-          <w:u w:val="single" w:color="28251D"/>
-        </w:rPr>
-        <w:t xml:space="preserve">                                                                                                                                                                                    </w:t>
-      </w:r>
-    </w:p>
-    <w:p>
-      <w:pPr>
-        <w:keepNext/>
-        <w:spacing w:after="40"/>
-        <w:ind w:left="2400"/>
-        <w:jc w:val="center"/>
-      </w:pPr>
-      <w:r>
-        <w:rPr>
-          <w:rFonts w:ascii="Calibri" w:cs="Calibri" w:eastAsia="Calibri" w:hAnsi="Calibri"/>
-          <w:i/>
-          <w:iCs/>
-          <w:color w:val="7A7974"/>
-          <w:sz w:val="18"/>
-          <w:szCs w:val="18"/>
-        </w:rPr>
-        <w:t xml:space="preserve">Name(s) of Signer(s)</w:t>
-      </w:r>
-    </w:p>
-    <w:p>
-      <w:pPr>
-        <w:keepNext/>
-        <w:spacing w:after="40"/>
-      </w:pPr>
-      <w:r>
-        <w:rPr>
-          <w:rFonts w:ascii="Calibri" w:cs="Calibri" w:eastAsia="Calibri" w:hAnsi="Calibri"/>
-          <w:sz w:val="22"/>
-          <w:szCs w:val="22"/>
-          <w:u w:val="single" w:color="28251D"/>
-        </w:rPr>
-        <w:t xml:space="preserve">                                                                                                                                                                                                                          </w:t>
-      </w:r>
-      <w:r>
-        <w:rPr>
-          <w:rFonts w:ascii="Calibri" w:cs="Calibri" w:eastAsia="Calibri" w:hAnsi="Calibri"/>
-          <w:sz w:val="22"/>
-          <w:szCs w:val="22"/>
-        </w:rPr>
-        <w:t xml:space="preserve">,</w:t>
-      </w:r>
-    </w:p>
-    <w:p>
-      <w:pPr>
-        <w:spacing w:after="240"/>
-      </w:pPr>
-      <w:r>
-        <w:rPr>
-          <w:rFonts w:ascii="Calibri" w:cs="Calibri" w:eastAsia="Calibri" w:hAnsi="Calibri"/>
-          <w:sz w:val="22"/>
-          <w:szCs w:val="22"/>
-        </w:rPr>
-        <w:t xml:space="preserve">who proved to me on the basis of satisfactory evidence to be the person(s) whose name(s) is/are subscribed to the within instrument, and acknowledged to me that he/she/they executed the same in his/her/their authorized capacity(ies), and that by his/her/their signature(s) on the instrument the person(s), or the entity upon behalf of which the person(s) acted, executed the instrument.</w:t>
+        <w:spacing w:after="120"/>
+      </w:pPr>
+    </w:p>
+    <w:p>
+      <w:pPr>
+        <w:spacing w:after="80"/>
+      </w:pPr>
+      <w:r>
+        <w:rPr>
+          <w:rFonts w:ascii="Calibri" w:cs="Calibri" w:eastAsia="Calibri" w:hAnsi="Calibri"/>
+          <w:sz w:val="22"/>
+          <w:szCs w:val="22"/>
+        </w:rPr>
+        <w:t xml:space="preserve">State of California</w:t>
       </w:r>
     </w:p>
     <w:tbl>
       <w:tblPr>
         <w:tblW w:type="dxa" w:w="10800"/>
+        <w:tblLayout w:type="fixed"/>
         <w:tblBorders>
-          <w:top w:val="none" w:color="FFFFFF" w:sz="0"/>
-          <w:left w:val="none" w:color="FFFFFF" w:sz="0"/>
-          <w:bottom w:val="none" w:color="FFFFFF" w:sz="0"/>
-          <w:right w:val="none" w:color="FFFFFF" w:sz="0"/>
-          <w:insideH w:val="none" w:color="FFFFFF" w:sz="0"/>
-          <w:insideV w:val="none" w:color="FFFFFF" w:sz="0"/>
+          <w:top w:val="none" w:sz="0" w:color="FFFFFF"/>
+          <w:left w:val="none" w:sz="0" w:color="FFFFFF"/>
+          <w:bottom w:val="none" w:sz="0" w:color="FFFFFF"/>
+          <w:right w:val="none" w:sz="0" w:color="FFFFFF"/>
+          <w:insideH w:val="none" w:sz="0" w:color="FFFFFF"/>
+          <w:insideV w:val="none" w:sz="0" w:color="FFFFFF"/>
         </w:tblBorders>
+        <w:tblCellMar>
+          <w:top w:w="0" w:type="dxa"/>
+          <w:left w:w="0" w:type="dxa"/>
+          <w:bottom w:w="0" w:type="dxa"/>
+          <w:right w:w="0" w:type="dxa"/>
+        </w:tblCellMar>
       </w:tblPr>
       <w:tblGrid>
-        <w:gridCol w:w="100"/>
-        <w:gridCol w:w="100"/>
+        <w:gridCol w:w="1150"/>
+        <w:gridCol w:w="3000"/>
+        <w:gridCol w:w="6650"/>
       </w:tblGrid>
       <w:tr>
         <w:trPr>
           <w:cantSplit/>
-          <w:trHeight w:val="2200" w:hRule="atLeast"/>
         </w:trPr>
         <w:tc>
           <w:tcPr>
-            <w:tcW w:type="dxa" w:w="4200"/>
+            <w:tcW w:type="dxa" w:w="1150"/>
             <w:tcBorders>
-              <w:top w:val="none" w:color="FFFFFF" w:sz="0"/>
-              <w:left w:val="none" w:color="FFFFFF" w:sz="0"/>
-              <w:bottom w:val="single" w:color="28251D" w:sz="6" w:space="0"/>
-              <w:right w:val="none" w:color="FFFFFF" w:sz="0"/>
+              <w:top w:val="none" w:sz="0" w:color="FFFFFF"/>
+              <w:left w:val="none" w:sz="0" w:color="FFFFFF"/>
+              <w:bottom w:val="none" w:sz="0" w:color="FFFFFF"/>
+              <w:right w:val="none" w:sz="0" w:color="FFFFFF"/>
             </w:tcBorders>
-            <w:tcMar>
-              <w:top w:type="dxa" w:w="0"/>
-              <w:left w:type="dxa" w:w="0"/>
-              <w:bottom w:type="dxa" w:w="0"/>
-              <w:right w:type="dxa" w:w="200"/>
-            </w:tcMar>
+            <w:vAlign w:val="bottom"/>
           </w:tcPr>
           <w:p>
             <w:pPr>
@@ -2126,25 +1924,609 @@
                 <w:sz w:val="22"/>
                 <w:szCs w:val="22"/>
               </w:rPr>
-              <w:t xml:space="preserve"/>
+              <w:t xml:space="preserve">County of </w:t>
             </w:r>
           </w:p>
         </w:tc>
         <w:tc>
           <w:tcPr>
-            <w:tcW w:type="dxa" w:w="6600"/>
+            <w:tcW w:type="dxa" w:w="3000"/>
             <w:tcBorders>
-              <w:top w:val="none" w:color="FFFFFF" w:sz="0"/>
-              <w:left w:val="none" w:color="FFFFFF" w:sz="0"/>
-              <w:bottom w:val="none" w:color="FFFFFF" w:sz="0"/>
-              <w:right w:val="none" w:color="FFFFFF" w:sz="0"/>
+              <w:top w:val="none" w:sz="0" w:color="FFFFFF"/>
+              <w:left w:val="none" w:sz="0" w:color="FFFFFF"/>
+              <w:bottom w:val="single" w:sz="6" w:color="28251D"/>
+              <w:right w:val="none" w:sz="0" w:color="FFFFFF"/>
             </w:tcBorders>
-            <w:tcMar>
-              <w:top w:type="dxa" w:w="0"/>
-              <w:left w:type="dxa" w:w="200"/>
-              <w:bottom w:type="dxa" w:w="0"/>
-              <w:right w:type="dxa" w:w="0"/>
-            </w:tcMar>
+            <w:vAlign w:val="bottom"/>
+          </w:tcPr>
+          <w:p>
+            <w:pPr>
+              <w:spacing w:after="0"/>
+            </w:pPr>
+          </w:p>
+        </w:tc>
+        <w:tc>
+          <w:tcPr>
+            <w:tcW w:type="dxa" w:w="6650"/>
+            <w:tcBorders>
+              <w:top w:val="none" w:sz="0" w:color="FFFFFF"/>
+              <w:left w:val="none" w:sz="0" w:color="FFFFFF"/>
+              <w:bottom w:val="none" w:sz="0" w:color="FFFFFF"/>
+              <w:right w:val="none" w:sz="0" w:color="FFFFFF"/>
+            </w:tcBorders>
+            <w:vAlign w:val="bottom"/>
+          </w:tcPr>
+          <w:p>
+            <w:pPr>
+              <w:spacing w:after="0"/>
+            </w:pPr>
+          </w:p>
+        </w:tc>
+      </w:tr>
+    </w:tbl>
+    <w:p>
+      <w:pPr>
+        <w:spacing w:after="80"/>
+      </w:pPr>
+    </w:p>
+    <w:tbl>
+      <w:tblPr>
+        <w:tblW w:type="dxa" w:w="10800"/>
+        <w:tblLayout w:type="fixed"/>
+        <w:tblBorders>
+          <w:top w:val="none" w:sz="0" w:color="FFFFFF"/>
+          <w:left w:val="none" w:sz="0" w:color="FFFFFF"/>
+          <w:bottom w:val="none" w:sz="0" w:color="FFFFFF"/>
+          <w:right w:val="none" w:sz="0" w:color="FFFFFF"/>
+          <w:insideH w:val="none" w:sz="0" w:color="FFFFFF"/>
+          <w:insideV w:val="none" w:sz="0" w:color="FFFFFF"/>
+        </w:tblBorders>
+        <w:tblCellMar>
+          <w:top w:w="0" w:type="dxa"/>
+          <w:left w:w="0" w:type="dxa"/>
+          <w:bottom w:w="0" w:type="dxa"/>
+          <w:right w:w="0" w:type="dxa"/>
+        </w:tblCellMar>
+      </w:tblPr>
+      <w:tblGrid>
+        <w:gridCol w:w="400"/>
+        <w:gridCol w:w="1600"/>
+        <w:gridCol w:w="1300"/>
+        <w:gridCol w:w="7400"/>
+        <w:gridCol w:w="100"/>
+      </w:tblGrid>
+      <w:tr>
+        <w:trPr>
+          <w:cantSplit/>
+        </w:trPr>
+        <w:tc>
+          <w:tcPr>
+            <w:tcW w:type="dxa" w:w="400"/>
+            <w:tcBorders>
+              <w:top w:val="none" w:sz="0" w:color="FFFFFF"/>
+              <w:left w:val="none" w:sz="0" w:color="FFFFFF"/>
+              <w:bottom w:val="none" w:sz="0" w:color="FFFFFF"/>
+              <w:right w:val="none" w:sz="0" w:color="FFFFFF"/>
+            </w:tcBorders>
+            <w:vAlign w:val="bottom"/>
+          </w:tcPr>
+          <w:p>
+            <w:pPr>
+              <w:spacing w:after="0"/>
+            </w:pPr>
+            <w:r>
+              <w:rPr>
+                <w:rFonts w:ascii="Calibri" w:cs="Calibri" w:eastAsia="Calibri" w:hAnsi="Calibri"/>
+                <w:sz w:val="22"/>
+                <w:szCs w:val="22"/>
+              </w:rPr>
+              <w:t xml:space="preserve">On </w:t>
+            </w:r>
+          </w:p>
+        </w:tc>
+        <w:tc>
+          <w:tcPr>
+            <w:tcW w:type="dxa" w:w="1600"/>
+            <w:tcBorders>
+              <w:top w:val="none" w:sz="0" w:color="FFFFFF"/>
+              <w:left w:val="none" w:sz="0" w:color="FFFFFF"/>
+              <w:bottom w:val="single" w:sz="6" w:color="28251D"/>
+              <w:right w:val="none" w:sz="0" w:color="FFFFFF"/>
+            </w:tcBorders>
+            <w:vAlign w:val="bottom"/>
+          </w:tcPr>
+          <w:p>
+            <w:pPr>
+              <w:spacing w:after="0"/>
+            </w:pPr>
+          </w:p>
+        </w:tc>
+        <w:tc>
+          <w:tcPr>
+            <w:tcW w:type="dxa" w:w="1300"/>
+            <w:tcBorders>
+              <w:top w:val="none" w:sz="0" w:color="FFFFFF"/>
+              <w:left w:val="none" w:sz="0" w:color="FFFFFF"/>
+              <w:bottom w:val="none" w:sz="0" w:color="FFFFFF"/>
+              <w:right w:val="none" w:sz="0" w:color="FFFFFF"/>
+            </w:tcBorders>
+            <w:vAlign w:val="bottom"/>
+          </w:tcPr>
+          <w:p>
+            <w:pPr>
+              <w:spacing w:after="0"/>
+            </w:pPr>
+            <w:r>
+              <w:rPr>
+                <w:rFonts w:ascii="Calibri" w:cs="Calibri" w:eastAsia="Calibri" w:hAnsi="Calibri"/>
+                <w:sz w:val="22"/>
+                <w:szCs w:val="22"/>
+              </w:rPr>
+              <w:t xml:space="preserve"> before me, </w:t>
+            </w:r>
+          </w:p>
+        </w:tc>
+        <w:tc>
+          <w:tcPr>
+            <w:tcW w:type="dxa" w:w="7400"/>
+            <w:tcBorders>
+              <w:top w:val="none" w:sz="0" w:color="FFFFFF"/>
+              <w:left w:val="none" w:sz="0" w:color="FFFFFF"/>
+              <w:bottom w:val="single" w:sz="6" w:color="28251D"/>
+              <w:right w:val="none" w:sz="0" w:color="FFFFFF"/>
+            </w:tcBorders>
+            <w:vAlign w:val="bottom"/>
+          </w:tcPr>
+          <w:p>
+            <w:pPr>
+              <w:spacing w:after="0"/>
+            </w:pPr>
+          </w:p>
+        </w:tc>
+        <w:tc>
+          <w:tcPr>
+            <w:tcW w:type="dxa" w:w="100"/>
+            <w:tcBorders>
+              <w:top w:val="none" w:sz="0" w:color="FFFFFF"/>
+              <w:left w:val="none" w:sz="0" w:color="FFFFFF"/>
+              <w:bottom w:val="none" w:sz="0" w:color="FFFFFF"/>
+              <w:right w:val="none" w:sz="0" w:color="FFFFFF"/>
+            </w:tcBorders>
+            <w:vAlign w:val="bottom"/>
+          </w:tcPr>
+          <w:p>
+            <w:pPr>
+              <w:spacing w:after="0"/>
+            </w:pPr>
+            <w:r>
+              <w:rPr>
+                <w:rFonts w:ascii="Calibri" w:cs="Calibri" w:eastAsia="Calibri" w:hAnsi="Calibri"/>
+                <w:sz w:val="22"/>
+                <w:szCs w:val="22"/>
+              </w:rPr>
+              <w:t xml:space="preserve">,</w:t>
+            </w:r>
+          </w:p>
+        </w:tc>
+      </w:tr>
+      <w:tr>
+        <w:trPr>
+          <w:cantSplit/>
+        </w:trPr>
+        <w:tc>
+          <w:tcPr>
+            <w:tcW w:type="dxa" w:w="400"/>
+            <w:tcBorders>
+              <w:top w:val="none" w:sz="0" w:color="FFFFFF"/>
+              <w:left w:val="none" w:sz="0" w:color="FFFFFF"/>
+              <w:bottom w:val="none" w:sz="0" w:color="FFFFFF"/>
+              <w:right w:val="none" w:sz="0" w:color="FFFFFF"/>
+            </w:tcBorders>
+            <w:vAlign w:val="bottom"/>
+          </w:tcPr>
+          <w:p>
+            <w:pPr>
+              <w:spacing w:after="0"/>
+            </w:pPr>
+          </w:p>
+        </w:tc>
+        <w:tc>
+          <w:tcPr>
+            <w:tcW w:type="dxa" w:w="1600"/>
+            <w:tcBorders>
+              <w:top w:val="none" w:sz="0" w:color="FFFFFF"/>
+              <w:left w:val="none" w:sz="0" w:color="FFFFFF"/>
+              <w:bottom w:val="none" w:sz="0" w:color="FFFFFF"/>
+              <w:right w:val="none" w:sz="0" w:color="FFFFFF"/>
+            </w:tcBorders>
+            <w:vAlign w:val="bottom"/>
+          </w:tcPr>
+          <w:p>
+            <w:pPr>
+              <w:jc w:val="center"/>
+              <w:spacing w:after="0"/>
+            </w:pPr>
+            <w:r>
+              <w:rPr>
+                <w:rFonts w:ascii="Calibri" w:cs="Calibri" w:eastAsia="Calibri" w:hAnsi="Calibri"/>
+                <w:i/>
+                <w:iCs/>
+                <w:sz w:val="18"/>
+                <w:szCs w:val="18"/>
+              </w:rPr>
+              <w:t xml:space="preserve">Date</w:t>
+            </w:r>
+          </w:p>
+        </w:tc>
+        <w:tc>
+          <w:tcPr>
+            <w:tcW w:type="dxa" w:w="1300"/>
+            <w:tcBorders>
+              <w:top w:val="none" w:sz="0" w:color="FFFFFF"/>
+              <w:left w:val="none" w:sz="0" w:color="FFFFFF"/>
+              <w:bottom w:val="none" w:sz="0" w:color="FFFFFF"/>
+              <w:right w:val="none" w:sz="0" w:color="FFFFFF"/>
+            </w:tcBorders>
+            <w:vAlign w:val="bottom"/>
+          </w:tcPr>
+          <w:p>
+            <w:pPr>
+              <w:spacing w:after="0"/>
+            </w:pPr>
+          </w:p>
+        </w:tc>
+        <w:tc>
+          <w:tcPr>
+            <w:tcW w:type="dxa" w:w="7400"/>
+            <w:tcBorders>
+              <w:top w:val="none" w:sz="0" w:color="FFFFFF"/>
+              <w:left w:val="none" w:sz="0" w:color="FFFFFF"/>
+              <w:bottom w:val="none" w:sz="0" w:color="FFFFFF"/>
+              <w:right w:val="none" w:sz="0" w:color="FFFFFF"/>
+            </w:tcBorders>
+            <w:vAlign w:val="bottom"/>
+          </w:tcPr>
+          <w:p>
+            <w:pPr>
+              <w:jc w:val="center"/>
+              <w:spacing w:after="0"/>
+            </w:pPr>
+            <w:r>
+              <w:rPr>
+                <w:rFonts w:ascii="Calibri" w:cs="Calibri" w:eastAsia="Calibri" w:hAnsi="Calibri"/>
+                <w:i/>
+                <w:iCs/>
+                <w:sz w:val="18"/>
+                <w:szCs w:val="18"/>
+              </w:rPr>
+              <w:t xml:space="preserve">Here Insert Name and Title of the Officer</w:t>
+            </w:r>
+          </w:p>
+        </w:tc>
+        <w:tc>
+          <w:tcPr>
+            <w:tcW w:type="dxa" w:w="100"/>
+            <w:tcBorders>
+              <w:top w:val="none" w:sz="0" w:color="FFFFFF"/>
+              <w:left w:val="none" w:sz="0" w:color="FFFFFF"/>
+              <w:bottom w:val="none" w:sz="0" w:color="FFFFFF"/>
+              <w:right w:val="none" w:sz="0" w:color="FFFFFF"/>
+            </w:tcBorders>
+            <w:vAlign w:val="bottom"/>
+          </w:tcPr>
+          <w:p>
+            <w:pPr>
+              <w:spacing w:after="0"/>
+            </w:pPr>
+          </w:p>
+        </w:tc>
+      </w:tr>
+    </w:tbl>
+    <w:p>
+      <w:pPr>
+        <w:spacing w:after="80"/>
+      </w:pPr>
+    </w:p>
+    <w:tbl>
+      <w:tblPr>
+        <w:tblW w:type="dxa" w:w="10800"/>
+        <w:tblLayout w:type="fixed"/>
+        <w:tblBorders>
+          <w:top w:val="none" w:sz="0" w:color="FFFFFF"/>
+          <w:left w:val="none" w:sz="0" w:color="FFFFFF"/>
+          <w:bottom w:val="none" w:sz="0" w:color="FFFFFF"/>
+          <w:right w:val="none" w:sz="0" w:color="FFFFFF"/>
+          <w:insideH w:val="none" w:sz="0" w:color="FFFFFF"/>
+          <w:insideV w:val="none" w:sz="0" w:color="FFFFFF"/>
+        </w:tblBorders>
+        <w:tblCellMar>
+          <w:top w:w="0" w:type="dxa"/>
+          <w:left w:w="0" w:type="dxa"/>
+          <w:bottom w:w="0" w:type="dxa"/>
+          <w:right w:w="0" w:type="dxa"/>
+        </w:tblCellMar>
+      </w:tblPr>
+      <w:tblGrid>
+        <w:gridCol w:w="2400"/>
+        <w:gridCol w:w="8400"/>
+      </w:tblGrid>
+      <w:tr>
+        <w:trPr>
+          <w:cantSplit/>
+        </w:trPr>
+        <w:tc>
+          <w:tcPr>
+            <w:tcW w:type="dxa" w:w="2400"/>
+            <w:tcBorders>
+              <w:top w:val="none" w:sz="0" w:color="FFFFFF"/>
+              <w:left w:val="none" w:sz="0" w:color="FFFFFF"/>
+              <w:bottom w:val="none" w:sz="0" w:color="FFFFFF"/>
+              <w:right w:val="none" w:sz="0" w:color="FFFFFF"/>
+            </w:tcBorders>
+            <w:vAlign w:val="bottom"/>
+          </w:tcPr>
+          <w:p>
+            <w:pPr>
+              <w:spacing w:after="0"/>
+            </w:pPr>
+            <w:r>
+              <w:rPr>
+                <w:rFonts w:ascii="Calibri" w:cs="Calibri" w:eastAsia="Calibri" w:hAnsi="Calibri"/>
+                <w:sz w:val="22"/>
+                <w:szCs w:val="22"/>
+              </w:rPr>
+              <w:t xml:space="preserve">personally appeared </w:t>
+            </w:r>
+          </w:p>
+        </w:tc>
+        <w:tc>
+          <w:tcPr>
+            <w:tcW w:type="dxa" w:w="8400"/>
+            <w:tcBorders>
+              <w:top w:val="none" w:sz="0" w:color="FFFFFF"/>
+              <w:left w:val="none" w:sz="0" w:color="FFFFFF"/>
+              <w:bottom w:val="single" w:sz="6" w:color="28251D"/>
+              <w:right w:val="none" w:sz="0" w:color="FFFFFF"/>
+            </w:tcBorders>
+            <w:vAlign w:val="bottom"/>
+          </w:tcPr>
+          <w:p>
+            <w:pPr>
+              <w:spacing w:after="0"/>
+            </w:pPr>
+          </w:p>
+        </w:tc>
+      </w:tr>
+      <w:tr>
+        <w:trPr>
+          <w:cantSplit/>
+        </w:trPr>
+        <w:tc>
+          <w:tcPr>
+            <w:tcW w:type="dxa" w:w="2400"/>
+            <w:tcBorders>
+              <w:top w:val="none" w:sz="0" w:color="FFFFFF"/>
+              <w:left w:val="none" w:sz="0" w:color="FFFFFF"/>
+              <w:bottom w:val="none" w:sz="0" w:color="FFFFFF"/>
+              <w:right w:val="none" w:sz="0" w:color="FFFFFF"/>
+            </w:tcBorders>
+            <w:vAlign w:val="bottom"/>
+          </w:tcPr>
+          <w:p>
+            <w:pPr>
+              <w:spacing w:after="0"/>
+            </w:pPr>
+          </w:p>
+        </w:tc>
+        <w:tc>
+          <w:tcPr>
+            <w:tcW w:type="dxa" w:w="8400"/>
+            <w:tcBorders>
+              <w:top w:val="none" w:sz="0" w:color="FFFFFF"/>
+              <w:left w:val="none" w:sz="0" w:color="FFFFFF"/>
+              <w:bottom w:val="none" w:sz="0" w:color="FFFFFF"/>
+              <w:right w:val="none" w:sz="0" w:color="FFFFFF"/>
+            </w:tcBorders>
+            <w:vAlign w:val="bottom"/>
+          </w:tcPr>
+          <w:p>
+            <w:pPr>
+              <w:jc w:val="center"/>
+              <w:spacing w:after="0"/>
+            </w:pPr>
+            <w:r>
+              <w:rPr>
+                <w:rFonts w:ascii="Calibri" w:cs="Calibri" w:eastAsia="Calibri" w:hAnsi="Calibri"/>
+                <w:i/>
+                <w:iCs/>
+                <w:sz w:val="18"/>
+                <w:szCs w:val="18"/>
+              </w:rPr>
+              <w:t xml:space="preserve">Name(s) of Signer</w:t>
+            </w:r>
+          </w:p>
+        </w:tc>
+      </w:tr>
+    </w:tbl>
+    <w:p>
+      <w:pPr>
+        <w:spacing w:after="0"/>
+      </w:pPr>
+    </w:p>
+    <w:tbl>
+      <w:tblPr>
+        <w:tblW w:type="dxa" w:w="10800"/>
+        <w:tblLayout w:type="fixed"/>
+        <w:tblBorders>
+          <w:top w:val="none" w:sz="0" w:color="FFFFFF"/>
+          <w:left w:val="none" w:sz="0" w:color="FFFFFF"/>
+          <w:bottom w:val="none" w:sz="0" w:color="FFFFFF"/>
+          <w:right w:val="none" w:sz="0" w:color="FFFFFF"/>
+          <w:insideH w:val="none" w:sz="0" w:color="FFFFFF"/>
+          <w:insideV w:val="none" w:sz="0" w:color="FFFFFF"/>
+        </w:tblBorders>
+        <w:tblCellMar>
+          <w:top w:w="0" w:type="dxa"/>
+          <w:left w:w="0" w:type="dxa"/>
+          <w:bottom w:w="0" w:type="dxa"/>
+          <w:right w:w="0" w:type="dxa"/>
+        </w:tblCellMar>
+      </w:tblPr>
+      <w:tblGrid>
+        <w:gridCol w:w="10700"/>
+        <w:gridCol w:w="100"/>
+      </w:tblGrid>
+      <w:tr>
+        <w:trPr>
+          <w:cantSplit/>
+        </w:trPr>
+        <w:tc>
+          <w:tcPr>
+            <w:tcW w:type="dxa" w:w="10700"/>
+            <w:tcBorders>
+              <w:top w:val="none" w:sz="0" w:color="FFFFFF"/>
+              <w:left w:val="none" w:sz="0" w:color="FFFFFF"/>
+              <w:bottom w:val="single" w:sz="6" w:color="28251D"/>
+              <w:right w:val="none" w:sz="0" w:color="FFFFFF"/>
+            </w:tcBorders>
+            <w:vAlign w:val="bottom"/>
+          </w:tcPr>
+          <w:p>
+            <w:pPr>
+              <w:spacing w:after="0"/>
+            </w:pPr>
+          </w:p>
+        </w:tc>
+        <w:tc>
+          <w:tcPr>
+            <w:tcW w:type="dxa" w:w="100"/>
+            <w:tcBorders>
+              <w:top w:val="none" w:sz="0" w:color="FFFFFF"/>
+              <w:left w:val="none" w:sz="0" w:color="FFFFFF"/>
+              <w:bottom w:val="none" w:sz="0" w:color="FFFFFF"/>
+              <w:right w:val="none" w:sz="0" w:color="FFFFFF"/>
+            </w:tcBorders>
+            <w:vAlign w:val="bottom"/>
+          </w:tcPr>
+          <w:p>
+            <w:pPr>
+              <w:spacing w:after="0"/>
+            </w:pPr>
+            <w:r>
+              <w:rPr>
+                <w:rFonts w:ascii="Calibri" w:cs="Calibri" w:eastAsia="Calibri" w:hAnsi="Calibri"/>
+                <w:sz w:val="22"/>
+                <w:szCs w:val="22"/>
+              </w:rPr>
+              <w:t xml:space="preserve">,</w:t>
+            </w:r>
+          </w:p>
+        </w:tc>
+      </w:tr>
+    </w:tbl>
+    <w:p>
+      <w:pPr>
+        <w:spacing w:after="80"/>
+      </w:pPr>
+    </w:p>
+    <w:p>
+      <w:pPr>
+        <w:spacing w:after="200"/>
+      </w:pPr>
+      <w:r>
+        <w:rPr>
+          <w:rFonts w:ascii="Calibri" w:cs="Calibri" w:eastAsia="Calibri" w:hAnsi="Calibri"/>
+          <w:sz w:val="22"/>
+          <w:szCs w:val="22"/>
+        </w:rPr>
+        <w:t xml:space="preserve">who proved to me on the basis of satisfactory evidence to be the person(s) whose name(s) is/are subscribed to the within instrument, and acknowledged to me that he/she/they executed the same in his/her/their authorized capacity(ies), and that by his/her/their signature(s) on the instrument the person(s), or the entity upon behalf of which the person(s) acted, executed the instrument.</w:t>
+      </w:r>
+    </w:p>
+    <w:tbl>
+      <w:tblPr>
+        <w:tblW w:type="dxa" w:w="10800"/>
+        <w:tblLayout w:type="fixed"/>
+        <w:tblBorders>
+          <w:top w:val="none" w:sz="0" w:color="FFFFFF"/>
+          <w:left w:val="none" w:sz="0" w:color="FFFFFF"/>
+          <w:bottom w:val="none" w:sz="0" w:color="FFFFFF"/>
+          <w:right w:val="none" w:sz="0" w:color="FFFFFF"/>
+          <w:insideH w:val="none" w:sz="0" w:color="FFFFFF"/>
+          <w:insideV w:val="none" w:sz="0" w:color="FFFFFF"/>
+        </w:tblBorders>
+        <w:tblCellMar>
+          <w:top w:w="0" w:type="dxa"/>
+          <w:left w:w="0" w:type="dxa"/>
+          <w:bottom w:w="0" w:type="dxa"/>
+          <w:right w:w="0" w:type="dxa"/>
+        </w:tblCellMar>
+      </w:tblPr>
+      <w:tblGrid>
+        <w:gridCol w:w="4400"/>
+        <w:gridCol w:w="6400"/>
+      </w:tblGrid>
+      <w:tr>
+        <w:trPr>
+          <w:cantSplit/>
+        </w:trPr>
+        <w:tc>
+          <w:tcPr>
+            <w:tcW w:type="dxa" w:w="4400"/>
+            <w:tcBorders>
+              <w:top w:val="single" w:sz="6" w:color="28251D"/>
+              <w:left w:val="none" w:sz="0" w:color="FFFFFF"/>
+              <w:bottom w:val="none" w:sz="0" w:color="FFFFFF"/>
+              <w:right w:val="none" w:sz="0" w:color="FFFFFF"/>
+            </w:tcBorders>
+            <w:vAlign w:val="top"/>
+          </w:tcPr>
+          <w:p>
+            <w:pPr>
+              <w:spacing w:after="200"/>
+            </w:pPr>
+          </w:p>
+          <w:p>
+            <w:pPr>
+              <w:spacing w:after="200"/>
+            </w:pPr>
+          </w:p>
+          <w:p>
+            <w:pPr>
+              <w:spacing w:after="200"/>
+            </w:pPr>
+          </w:p>
+          <w:p>
+            <w:pPr>
+              <w:spacing w:after="200"/>
+            </w:pPr>
+          </w:p>
+          <w:p>
+            <w:pPr>
+              <w:jc w:val="center"/>
+              <w:spacing w:after="0"/>
+            </w:pPr>
+            <w:r>
+              <w:rPr>
+                <w:rFonts w:ascii="Calibri" w:cs="Calibri" w:eastAsia="Calibri" w:hAnsi="Calibri"/>
+                <w:i/>
+                <w:iCs/>
+                <w:sz w:val="18"/>
+                <w:szCs w:val="18"/>
+              </w:rPr>
+              <w:t xml:space="preserve">Place Notary Seal Above</w:t>
+            </w:r>
+          </w:p>
+        </w:tc>
+        <w:tc>
+          <w:tcPr>
+            <w:tcW w:type="dxa" w:w="6400"/>
+            <w:tcBorders>
+              <w:top w:val="none" w:sz="0" w:color="FFFFFF"/>
+              <w:left w:val="none" w:sz="0" w:color="FFFFFF"/>
+              <w:bottom w:val="none" w:sz="0" w:color="FFFFFF"/>
+              <w:right w:val="none" w:sz="0" w:color="FFFFFF"/>
+            </w:tcBorders>
+            <w:vAlign w:val="top"/>
           </w:tcPr>
           <w:p>
             <w:pPr>
@@ -2161,7 +2543,7 @@
           </w:p>
           <w:p>
             <w:pPr>
-              <w:spacing w:after="400"/>
+              <w:spacing w:after="200"/>
             </w:pPr>
             <w:r>
               <w:rPr>
@@ -2172,66 +2554,135 @@
               <w:t xml:space="preserve">WITNESS my hand and official seal.</w:t>
             </w:r>
           </w:p>
+          <w:tbl>
+            <w:tblPr>
+              <w:tblW w:type="dxa" w:w="6200"/>
+              <w:tblLayout w:type="fixed"/>
+              <w:tblBorders>
+                <w:top w:val="none" w:sz="0" w:color="FFFFFF"/>
+                <w:left w:val="none" w:sz="0" w:color="FFFFFF"/>
+                <w:bottom w:val="none" w:sz="0" w:color="FFFFFF"/>
+                <w:right w:val="none" w:sz="0" w:color="FFFFFF"/>
+                <w:insideH w:val="none" w:sz="0" w:color="FFFFFF"/>
+                <w:insideV w:val="none" w:sz="0" w:color="FFFFFF"/>
+              </w:tblBorders>
+              <w:tblCellMar>
+                <w:top w:w="0" w:type="dxa"/>
+                <w:left w:w="0" w:type="dxa"/>
+                <w:bottom w:w="0" w:type="dxa"/>
+                <w:right w:w="0" w:type="dxa"/>
+              </w:tblCellMar>
+            </w:tblPr>
+            <w:tblGrid>
+              <w:gridCol w:w="1000"/>
+              <w:gridCol w:w="5200"/>
+            </w:tblGrid>
+            <w:tr>
+              <w:trPr>
+                <w:cantSplit/>
+              </w:trPr>
+              <w:tc>
+                <w:tcPr>
+                  <w:tcW w:type="dxa" w:w="1000"/>
+                  <w:tcBorders>
+                    <w:top w:val="none" w:sz="0" w:color="FFFFFF"/>
+                    <w:left w:val="none" w:sz="0" w:color="FFFFFF"/>
+                    <w:bottom w:val="none" w:sz="0" w:color="FFFFFF"/>
+                    <w:right w:val="none" w:sz="0" w:color="FFFFFF"/>
+                  </w:tcBorders>
+                  <w:vAlign w:val="bottom"/>
+                </w:tcPr>
+                <w:p>
+                  <w:pPr>
+                    <w:spacing w:after="0"/>
+                  </w:pPr>
+                  <w:r>
+                    <w:rPr>
+                      <w:rFonts w:ascii="Calibri" w:cs="Calibri" w:eastAsia="Calibri" w:hAnsi="Calibri"/>
+                      <w:sz w:val="22"/>
+                      <w:szCs w:val="22"/>
+                    </w:rPr>
+                    <w:t xml:space="preserve">Signature </w:t>
+                  </w:r>
+                </w:p>
+              </w:tc>
+              <w:tc>
+                <w:tcPr>
+                  <w:tcW w:type="dxa" w:w="5200"/>
+                  <w:tcBorders>
+                    <w:top w:val="none" w:sz="0" w:color="FFFFFF"/>
+                    <w:left w:val="none" w:sz="0" w:color="FFFFFF"/>
+                    <w:bottom w:val="single" w:sz="6" w:color="28251D"/>
+                    <w:right w:val="none" w:sz="0" w:color="FFFFFF"/>
+                  </w:tcBorders>
+                  <w:vAlign w:val="bottom"/>
+                </w:tcPr>
+                <w:p>
+                  <w:pPr>
+                    <w:spacing w:after="0"/>
+                  </w:pPr>
+                </w:p>
+              </w:tc>
+            </w:tr>
+            <w:tr>
+              <w:trPr>
+                <w:cantSplit/>
+              </w:trPr>
+              <w:tc>
+                <w:tcPr>
+                  <w:tcW w:type="dxa" w:w="1000"/>
+                  <w:tcBorders>
+                    <w:top w:val="none" w:sz="0" w:color="FFFFFF"/>
+                    <w:left w:val="none" w:sz="0" w:color="FFFFFF"/>
+                    <w:bottom w:val="none" w:sz="0" w:color="FFFFFF"/>
+                    <w:right w:val="none" w:sz="0" w:color="FFFFFF"/>
+                  </w:tcBorders>
+                  <w:vAlign w:val="bottom"/>
+                </w:tcPr>
+                <w:p>
+                  <w:pPr>
+                    <w:spacing w:after="0"/>
+                  </w:pPr>
+                </w:p>
+              </w:tc>
+              <w:tc>
+                <w:tcPr>
+                  <w:tcW w:type="dxa" w:w="5200"/>
+                  <w:tcBorders>
+                    <w:top w:val="none" w:sz="0" w:color="FFFFFF"/>
+                    <w:left w:val="none" w:sz="0" w:color="FFFFFF"/>
+                    <w:bottom w:val="none" w:sz="0" w:color="FFFFFF"/>
+                    <w:right w:val="none" w:sz="0" w:color="FFFFFF"/>
+                  </w:tcBorders>
+                  <w:vAlign w:val="bottom"/>
+                </w:tcPr>
+                <w:p>
+                  <w:pPr>
+                    <w:jc w:val="center"/>
+                    <w:spacing w:after="0"/>
+                  </w:pPr>
+                  <w:r>
+                    <w:rPr>
+                      <w:rFonts w:ascii="Calibri" w:cs="Calibri" w:eastAsia="Calibri" w:hAnsi="Calibri"/>
+                      <w:i/>
+                      <w:iCs/>
+                      <w:sz w:val="18"/>
+                      <w:szCs w:val="18"/>
+                    </w:rPr>
+                    <w:t xml:space="preserve">Signature of Notary Public</w:t>
+                  </w:r>
+                </w:p>
+              </w:tc>
+            </w:tr>
+          </w:tbl>
           <w:p>
             <w:pPr>
-              <w:keepNext/>
-              <w:spacing w:after="20"/>
+              <w:spacing w:after="0"/>
             </w:pPr>
-            <w:r>
-              <w:rPr>
-                <w:rFonts w:ascii="Calibri" w:cs="Calibri" w:eastAsia="Calibri" w:hAnsi="Calibri"/>
-                <w:sz w:val="22"/>
-                <w:szCs w:val="22"/>
-              </w:rPr>
-              <w:t xml:space="preserve">Signature </w:t>
-            </w:r>
-            <w:r>
-              <w:rPr>
-                <w:rFonts w:ascii="Calibri" w:cs="Calibri" w:eastAsia="Calibri" w:hAnsi="Calibri"/>
-                <w:sz w:val="22"/>
-                <w:szCs w:val="22"/>
-                <w:u w:val="single" w:color="28251D"/>
-              </w:rPr>
-              <w:t xml:space="preserve">                                                                                    </w:t>
-            </w:r>
-          </w:p>
-          <w:p>
-            <w:pPr>
-              <w:spacing w:after="40"/>
-              <w:jc w:val="center"/>
-            </w:pPr>
-            <w:r>
-              <w:rPr>
-                <w:rFonts w:ascii="Calibri" w:cs="Calibri" w:eastAsia="Calibri" w:hAnsi="Calibri"/>
-                <w:i/>
-                <w:iCs/>
-                <w:color w:val="7A7974"/>
-                <w:sz w:val="18"/>
-                <w:szCs w:val="18"/>
-              </w:rPr>
-              <w:t xml:space="preserve">Signature of Notary Public</w:t>
-            </w:r>
           </w:p>
         </w:tc>
       </w:tr>
     </w:tbl>
-    <w:p>
-      <w:pPr>
-        <w:spacing w:after="0" w:before="40"/>
-        <w:ind w:left="720"/>
-      </w:pPr>
-      <w:r>
-        <w:rPr>
-          <w:rFonts w:ascii="Calibri" w:cs="Calibri" w:eastAsia="Calibri" w:hAnsi="Calibri"/>
-          <w:i/>
-          <w:iCs/>
-          <w:color w:val="7A7974"/>
-          <w:sz w:val="20"/>
-          <w:szCs w:val="20"/>
-        </w:rPr>
-        <w:t xml:space="preserve">Place Notary Seal Above</w:t>
-      </w:r>
-    </w:p>
     <w:sectPr>
       <w:footerReference w:type="default" r:id="rId7"/>
       <w:pgSz w:w="12240" w:h="15840" w:orient="portrait"/>

--- a/assets/forms/travel_consent_standard.docx
+++ b/assets/forms/travel_consent_standard.docx
@@ -221,6 +221,16 @@
       <w:r>
         <w:br w:type="page"/>
       </w:r>
+    </w:p>
+    <w:p>
+      <w:pPr>
+        <w:sectPr>
+          <w:footerReference w:type="default" r:id="rId20"/>
+          <w:pgSz w:w="12240" w:h="15840" w:orient="portrait"/>
+          <w:pgMar w:top="720" w:right="720" w:bottom="720" w:left="720" w:header="708" w:footer="708" w:gutter="0"/>
+          <w:docGrid w:linePitch="360"/>
+        </w:sectPr>
+      </w:pPr>
     </w:p>
     <w:p>
       <w:pPr>
@@ -2574,8 +2584,8 @@
               </w:tblCellMar>
             </w:tblPr>
             <w:tblGrid>
-              <w:gridCol w:w="1000"/>
-              <w:gridCol w:w="5200"/>
+              <w:gridCol w:w="1300"/>
+              <w:gridCol w:w="4900"/>
             </w:tblGrid>
             <w:tr>
               <w:trPr>
@@ -2583,7 +2593,7 @@
               </w:trPr>
               <w:tc>
                 <w:tcPr>
-                  <w:tcW w:type="dxa" w:w="1000"/>
+                  <w:tcW w:type="dxa" w:w="1300"/>
                   <w:tcBorders>
                     <w:top w:val="none" w:sz="0" w:color="FFFFFF"/>
                     <w:left w:val="none" w:sz="0" w:color="FFFFFF"/>
@@ -2608,7 +2618,7 @@
               </w:tc>
               <w:tc>
                 <w:tcPr>
-                  <w:tcW w:type="dxa" w:w="5200"/>
+                  <w:tcW w:type="dxa" w:w="4900"/>
                   <w:tcBorders>
                     <w:top w:val="none" w:sz="0" w:color="FFFFFF"/>
                     <w:left w:val="none" w:sz="0" w:color="FFFFFF"/>
@@ -2630,7 +2640,7 @@
               </w:trPr>
               <w:tc>
                 <w:tcPr>
-                  <w:tcW w:type="dxa" w:w="1000"/>
+                  <w:tcW w:type="dxa" w:w="1300"/>
                   <w:tcBorders>
                     <w:top w:val="none" w:sz="0" w:color="FFFFFF"/>
                     <w:left w:val="none" w:sz="0" w:color="FFFFFF"/>
@@ -2647,7 +2657,7 @@
               </w:tc>
               <w:tc>
                 <w:tcPr>
-                  <w:tcW w:type="dxa" w:w="5200"/>
+                  <w:tcW w:type="dxa" w:w="4900"/>
                   <w:tcBorders>
                     <w:top w:val="none" w:sz="0" w:color="FFFFFF"/>
                     <w:left w:val="none" w:sz="0" w:color="FFFFFF"/>
@@ -2687,7 +2697,7 @@
       <w:footerReference w:type="default" r:id="rId7"/>
       <w:pgSz w:w="12240" w:h="15840" w:orient="portrait"/>
       <w:pgMar w:top="720" w:right="720" w:bottom="720" w:left="720" w:header="708" w:footer="708" w:gutter="0"/>
-      <w:pgNumType/>
+      <w:pgNumType w:start="1"/>
       <w:docGrid w:linePitch="360"/>
     </w:sectPr>
   </w:body>
@@ -2736,14 +2746,22 @@
 </file>
 
 <file path=word/footer1.xml><?xml version="1.0" encoding="utf-8"?>
-<w:ftr xmlns:wpc="http://schemas.microsoft.com/office/word/2010/wordprocessingCanvas" xmlns:mc="http://schemas.openxmlformats.org/markup-compatibility/2006" xmlns:o="urn:schemas-microsoft-com:office:office" xmlns:r="http://schemas.openxmlformats.org/officeDocument/2006/relationships" xmlns:m="http://schemas.openxmlformats.org/officeDocument/2006/math" xmlns:v="urn:schemas-microsoft-com:vml" xmlns:wp14="http://schemas.microsoft.com/office/word/2010/wordprocessingDrawing" xmlns:wp="http://schemas.openxmlformats.org/drawingml/2006/wordprocessingDrawing" xmlns:w10="urn:schemas-microsoft-com:office:word" xmlns:w="http://schemas.openxmlformats.org/wordprocessingml/2006/main" xmlns:w14="http://schemas.microsoft.com/office/word/2010/wordml" xmlns:w15="http://schemas.microsoft.com/office/word/2012/wordml" xmlns:wpg="http://schemas.microsoft.com/office/word/2010/wordprocessingGroup" xmlns:wpi="http://schemas.microsoft.com/office/word/2010/wordprocessingInk" xmlns:wne="http://schemas.microsoft.com/office/word/2006/wordml" xmlns:wps="http://schemas.microsoft.com/office/word/2010/wordprocessingShape">
+<w:ftr xmlns:w="http://schemas.openxmlformats.org/wordprocessingml/2006/main" xmlns:r="http://schemas.openxmlformats.org/officeDocument/2006/relationships">
   <w:p>
     <w:pPr>
       <w:jc w:val="center"/>
+      <w:rPr>
+        <w:rFonts w:ascii="Calibri" w:hAnsi="Calibri"/>
+        <w:i/>
+        <w:iCs/>
+        <w:color w:val="7A7974"/>
+        <w:sz w:val="16"/>
+        <w:szCs w:val="16"/>
+      </w:rPr>
     </w:pPr>
     <w:r>
       <w:rPr>
-        <w:rFonts w:ascii="Calibri" w:cs="Calibri" w:eastAsia="Calibri" w:hAnsi="Calibri"/>
+        <w:rFonts w:ascii="Calibri" w:hAnsi="Calibri"/>
         <w:i/>
         <w:iCs/>
         <w:color w:val="7A7974"/>
@@ -2754,7 +2772,7 @@
     </w:r>
     <w:r>
       <w:rPr>
-        <w:rFonts w:ascii="Calibri" w:cs="Calibri" w:eastAsia="Calibri" w:hAnsi="Calibri"/>
+        <w:rFonts w:ascii="Calibri" w:hAnsi="Calibri"/>
         <w:i/>
         <w:iCs/>
         <w:color w:val="7A7974"/>
@@ -2764,32 +2782,37 @@
       <w:fldChar w:fldCharType="begin"/>
       <w:instrText xml:space="preserve">PAGE</w:instrText>
       <w:fldChar w:fldCharType="separate"/>
+      <w:t>1</w:t>
       <w:fldChar w:fldCharType="end"/>
     </w:r>
+  </w:p>
+</w:ftr>
+</file>
+
+<file path=word/footer2.xml><?xml version="1.0" encoding="utf-8"?>
+<w:ftr xmlns:w="http://schemas.openxmlformats.org/wordprocessingml/2006/main" xmlns:r="http://schemas.openxmlformats.org/officeDocument/2006/relationships">
+  <w:p>
+    <w:pPr>
+      <w:jc w:val="center"/>
+      <w:rPr>
+        <w:rFonts w:ascii="Calibri" w:hAnsi="Calibri"/>
+        <w:i/>
+        <w:iCs/>
+        <w:color w:val="6B7280"/>
+        <w:sz w:val="17"/>
+        <w:szCs w:val="17"/>
+      </w:rPr>
+    </w:pPr>
     <w:r>
       <w:rPr>
-        <w:rFonts w:ascii="Calibri" w:cs="Calibri" w:eastAsia="Calibri" w:hAnsi="Calibri"/>
+        <w:rFonts w:ascii="Calibri" w:hAnsi="Calibri"/>
         <w:i/>
         <w:iCs/>
-        <w:color w:val="7A7974"/>
-        <w:sz w:val="16"/>
-        <w:szCs w:val="16"/>
+        <w:color w:val="6B7280"/>
+        <w:sz w:val="17"/>
+        <w:szCs w:val="17"/>
       </w:rPr>
-      <w:t xml:space="preserve"> of </w:t>
-    </w:r>
-    <w:r>
-      <w:rPr>
-        <w:rFonts w:ascii="Calibri" w:cs="Calibri" w:eastAsia="Calibri" w:hAnsi="Calibri"/>
-        <w:i/>
-        <w:iCs/>
-        <w:color w:val="7A7974"/>
-        <w:sz w:val="16"/>
-        <w:szCs w:val="16"/>
-      </w:rPr>
-      <w:fldChar w:fldCharType="begin"/>
-      <w:instrText xml:space="preserve">NUMPAGES</w:instrText>
-      <w:fldChar w:fldCharType="separate"/>
-      <w:fldChar w:fldCharType="end"/>
+      <w:t xml:space="preserve">Instructions — not part of the travel consent letter</w:t>
     </w:r>
   </w:p>
 </w:ftr>
